--- a/po_vibe_coding_assignment.docx
+++ b/po_vibe_coding_assignment.docx
@@ -15,40 +15,51 @@
         <w:tc>
           <w:tcPr>
             <w:tcW w:type="dxa" w:w="10512"/>
-            <w:shd w:fill="1E3A8A"/>
+            <w:shd w:fill="1B4D3E"/>
             <w:tcMar>
-              <w:top w:w="160" w:type="dxa"/>
-              <w:bottom w:w="160" w:type="dxa"/>
-              <w:left w:w="200" w:type="dxa"/>
-              <w:right w:w="200" w:type="dxa"/>
+              <w:top w:w="130" w:type="dxa"/>
+              <w:bottom w:w="130" w:type="dxa"/>
+              <w:left w:w="180" w:type="dxa"/>
+              <w:right w:w="180" w:type="dxa"/>
             </w:tcMar>
           </w:tcPr>
           <w:p>
             <w:pPr>
+              <w:spacing w:line="276" w:lineRule="auto"/>
               <w:jc w:val="center"/>
             </w:pPr>
             <w:r>
               <w:rPr>
+                <w:rFonts w:ascii="Thonburi" w:hAnsi="Thonburi"/>
                 <w:b/>
-                <w:color w:val="93C5FD"/>
-                <w:sz w:val="22"/>
+                <w:i w:val="0"/>
+                <w:color w:val="6EEEB4"/>
+                <w:sz w:val="19"/>
+                <w:rFonts w:ascii="Thonburi" w:hAnsi="Thonburi" w:cs="Thonburi"/>
               </w:rPr>
-              <w:t>โจทย์ที่ 1 : DATA FUSION &amp; ENTERPRISE AUDIT AI</w:t>
+              <w:t xml:space="preserve">  โจทย์ที่ 3 : DATA FUSION &amp; ENTERPRISE AUDIT AI  </w:t>
               <w:br/>
             </w:r>
             <w:r>
               <w:rPr>
+                <w:rFonts w:ascii="Arial" w:hAnsi="Arial"/>
                 <w:b/>
+                <w:i w:val="0"/>
                 <w:color w:val="FFFFFF"/>
-                <w:sz w:val="34"/>
+                <w:sz w:val="35"/>
+                <w:rFonts w:ascii="Arial" w:hAnsi="Arial" w:cs="Arial"/>
               </w:rPr>
-              <w:t>Smart PO &amp; Invoice Auditor (8 Enterprise Cases Edition)</w:t>
+              <w:t>Smart PO &amp; Invoice Auditor</w:t>
               <w:br/>
             </w:r>
             <w:r>
               <w:rPr>
-                <w:color w:val="BFDBFE"/>
-                <w:sz w:val="19"/>
+                <w:rFonts w:ascii="Thonburi" w:hAnsi="Thonburi"/>
+                <w:b w:val="0"/>
+                <w:i w:val="0"/>
+                <w:color w:val="D1FAE5"/>
+                <w:sz w:val="17"/>
+                <w:rFonts w:ascii="Thonburi" w:hAnsi="Thonburi" w:cs="Thonburi"/>
               </w:rPr>
               <w:t>สร้างเว็บแอปตรวจเช็คบิลคู่ค้าอัตโนมัติด้วย AI — ดึงข้อมูล PO ชนใบแจ้งหนี้ PDF เพื่อสกัดจับยอดงอก, ค่าปรับส่งช้า, ของขาด, เงินประกัน, และความเสี่ยงโอนเงินผิดบัญชี</w:t>
               <w:br/>
@@ -56,33 +67,39 @@
             </w:r>
             <w:r>
               <w:rPr>
+                <w:rFonts w:ascii="Thonburi" w:hAnsi="Thonburi"/>
                 <w:b/>
+                <w:i w:val="0"/>
                 <w:color w:val="FACC15"/>
-                <w:sz w:val="18"/>
+                <w:sz w:val="17"/>
+                <w:rFonts w:ascii="Thonburi" w:hAnsi="Thonburi" w:cs="Thonburi"/>
               </w:rPr>
-              <w:t>⏱️ เวลาโดยประมาณ: 90–120 นาที   |   🎯 เป้าหมาย: ผ่านครบ 6 requirement ขั้นต่ำ   |   💻 รูปแบบ: Vibe Coding</w:t>
+              <w:t>⏱ เวลาโดยประมาณ: 90–120 นาที   |   🎯 เป้าหมาย: ผ่านครบ 6 requirement ขั้นต่ำ   |   💻 รูปแบบ: Vibe Coding</w:t>
             </w:r>
           </w:p>
         </w:tc>
       </w:tr>
     </w:tbl>
-    <w:p/>
     <w:p>
-      <w:r>
-        <w:rPr>
-          <w:b/>
-          <w:color w:val="1E3A8A"/>
-          <w:sz w:val="25"/>
-        </w:rPr>
-        <w:t>เข้าใจภาพใน 30 วินาที</w:t>
-      </w:r>
+      <w:pPr>
+        <w:spacing w:after="40"/>
+      </w:pPr>
     </w:p>
     <w:p>
       <w:pPr>
-        <w:spacing w:line="276" w:lineRule="auto"/>
+        <w:keepNext/>
+        <w:spacing w:before="220" w:after="60"/>
       </w:pPr>
       <w:r>
-        <w:t>นี่คือสิ่งที่เกิดขึ้นตั้งแต่ฝ่ายบัญชีเปิดระบบ เลือกเลขที่ PO จากฐานข้อมูล อัปโหลดไฟล์บิล PDF ของคู่ค้า และให้ AI วิเคราะห์เปรียบเทียบความถูกต้อง จนถึงการออกคำแนะนำว่า 'ควรจ่ายเต็มจำนวน, ปรับลดตามยอดตรวจรับจริง, หักเงินประกันผลงาน, หรือสั่งระงับการจ่ายเงินทันทีเพราะเสี่ยงทุจริต' — ทุกอย่างเกิดขึ้นแบบ Data-Driven และอัตโนมัติ</w:t>
+        <w:rPr>
+          <w:rFonts w:ascii="Thonburi" w:hAnsi="Thonburi"/>
+          <w:b/>
+          <w:i w:val="0"/>
+          <w:color w:val="1B4D3E"/>
+          <w:sz w:val="25"/>
+          <w:rFonts w:ascii="Thonburi" w:hAnsi="Thonburi" w:cs="Thonburi"/>
+        </w:rPr>
+        <w:t>เข้าใจภาพใน 30 วินาที</w:t>
       </w:r>
     </w:p>
     <w:tbl>
@@ -92,21 +109,141 @@
         <w:tblLook w:firstColumn="1" w:firstRow="1" w:lastColumn="0" w:lastRow="0" w:noHBand="0" w:noVBand="1" w:val="04A0"/>
       </w:tblPr>
       <w:tblGrid>
+        <w:gridCol w:w="10512"/>
+      </w:tblGrid>
+      <w:tr>
+        <w:tc>
+          <w:tcPr>
+            <w:tcW w:type="dxa" w:w="10512"/>
+            <w:shd w:fill="F4F9F6"/>
+            <w:tcMar>
+              <w:top w:w="70" w:type="dxa"/>
+              <w:bottom w:w="70" w:type="dxa"/>
+              <w:left w:w="140" w:type="dxa"/>
+              <w:right w:w="140" w:type="dxa"/>
+            </w:tcMar>
+            <w:tcBorders>
+              <w:top w:val="nil"/>
+              <w:bottom w:val="nil"/>
+              <w:left w:val="single" w:sz="24" w:space="0" w:color="1B4D3E"/>
+              <w:right w:val="nil"/>
+            </w:tcBorders>
+          </w:tcPr>
+          <w:p>
+            <w:pPr>
+              <w:spacing w:line="276" w:lineRule="auto"/>
+            </w:pPr>
+            <w:r>
+              <w:rPr>
+                <w:rFonts w:ascii="Thonburi" w:hAnsi="Thonburi"/>
+                <w:b w:val="0"/>
+                <w:i w:val="0"/>
+                <w:color w:val="1F2937"/>
+                <w:sz w:val="16"/>
+                <w:rFonts w:ascii="Thonburi" w:hAnsi="Thonburi" w:cs="Thonburi"/>
+              </w:rPr>
+              <w:t>นี่คือสิ่งที่เกิดขึ้นตั้งแต่ฝ่ายบัญชีเปิดระบบ เลือกเลขที่ PO จากฐานข้อมูล อัปโหลดไฟล์บิล PDF ของคู่ค้า และให้ AI วิเคราะห์เปรียบเทียบความถูกต้อง จนถึงการออกคำแนะนำว่า 'ควรจ่ายเต็มจำนวน, ปรับลดตามยอดตรวจรับจริง, หักเงินประกันผลงาน, หรือสั่งระงับการจ่ายเงินทันทีเพราะเสี่ยงทุจริต' — ทุกอย่างเกิดขึ้นแบบ Data-Driven และอัตโนมัติ</w:t>
+            </w:r>
+          </w:p>
+        </w:tc>
+      </w:tr>
+    </w:tbl>
+    <w:p>
+      <w:pPr>
+        <w:spacing w:after="40"/>
+      </w:pPr>
+    </w:p>
+    <w:p>
+      <w:pPr>
+        <w:spacing w:after="20"/>
+        <w:jc w:val="center"/>
+      </w:pPr>
+      <w:r>
+        <w:drawing>
+          <wp:inline xmlns:a="http://schemas.openxmlformats.org/drawingml/2006/main" xmlns:pic="http://schemas.openxmlformats.org/drawingml/2006/picture">
+            <wp:extent cx="5943600" cy="4086225"/>
+            <wp:docPr id="1" name="Picture 1"/>
+            <wp:cNvGraphicFramePr>
+              <a:graphicFrameLocks noChangeAspect="1"/>
+            </wp:cNvGraphicFramePr>
+            <a:graphic>
+              <a:graphicData uri="http://schemas.openxmlformats.org/drawingml/2006/picture">
+                <pic:pic>
+                  <pic:nvPicPr>
+                    <pic:cNvPr id="0" name="diagram_30s.png"/>
+                    <pic:cNvPicPr/>
+                  </pic:nvPicPr>
+                  <pic:blipFill>
+                    <a:blip r:embed="rId11"/>
+                    <a:stretch>
+                      <a:fillRect/>
+                    </a:stretch>
+                  </pic:blipFill>
+                  <pic:spPr>
+                    <a:xfrm>
+                      <a:off x="0" y="0"/>
+                      <a:ext cx="5943600" cy="4086225"/>
+                    </a:xfrm>
+                    <a:prstGeom prst="rect"/>
+                  </pic:spPr>
+                </pic:pic>
+              </a:graphicData>
+            </a:graphic>
+          </wp:inline>
+        </w:drawing>
+      </w:r>
+    </w:p>
+    <w:p>
+      <w:pPr>
+        <w:spacing w:after="60"/>
+        <w:jc w:val="center"/>
+      </w:pPr>
+      <w:r>
+        <w:rPr>
+          <w:rFonts w:ascii="Thonburi" w:hAnsi="Thonburi"/>
+          <w:b w:val="0"/>
+          <w:i/>
+          <w:color w:val="64748B"/>
+          <w:sz w:val="14"/>
+          <w:rFonts w:ascii="Thonburi" w:hAnsi="Thonburi" w:cs="Thonburi"/>
+        </w:rPr>
+        <w:t>Figure 1: ตัวอย่างจริง แสดงขั้นตอนการดึง PO จาก Database, สกัดบิล PDF, AI ตรวจจับ 8 มิติ และหน้าแจ้งเตือน Action</w:t>
+      </w:r>
+    </w:p>
+    <w:tbl>
+      <w:tblPr>
+        <w:tblW w:type="auto" w:w="0"/>
+        <w:jc w:val="center"/>
+        <w:tblLook w:firstColumn="1" w:firstRow="1" w:lastColumn="0" w:lastRow="0" w:noHBand="0" w:noVBand="1" w:val="04A0"/>
+        <w:tblBorders>
+          <w:top w:val="single" w:sz="4" w:space="0" w:color="CBD5E1"/>
+          <w:left w:val="none"/>
+          <w:bottom w:val="single" w:sz="4" w:space="0" w:color="CBD5E1"/>
+          <w:right w:val="none"/>
+          <w:insideH w:val="single" w:sz="4" w:space="0" w:color="CBD5E1"/>
+          <w:insideV w:val="none"/>
+        </w:tblBorders>
+      </w:tblPr>
+      <w:tblGrid>
         <w:gridCol w:w="2628"/>
         <w:gridCol w:w="2628"/>
         <w:gridCol w:w="2628"/>
         <w:gridCol w:w="2628"/>
       </w:tblGrid>
       <w:tr>
+        <w:trPr>
+          <w:cantSplit/>
+          <w:tblHeader/>
+        </w:trPr>
         <w:tc>
           <w:tcPr>
-            <w:tcW w:type="dxa" w:w="2628"/>
-            <w:shd w:fill="2563EB"/>
+            <w:tcW w:type="dxa" w:w="2376"/>
+            <w:shd w:fill="1B4D3E"/>
             <w:tcMar>
-              <w:top w:w="80" w:type="dxa"/>
-              <w:bottom w:w="80" w:type="dxa"/>
-              <w:left w:w="100" w:type="dxa"/>
-              <w:right w:w="100" w:type="dxa"/>
+              <w:top w:w="50" w:type="dxa"/>
+              <w:bottom w:w="50" w:type="dxa"/>
+              <w:left w:w="55" w:type="dxa"/>
+              <w:right w:w="55" w:type="dxa"/>
             </w:tcMar>
           </w:tcPr>
           <w:p>
@@ -115,9 +252,12 @@
             </w:pPr>
             <w:r>
               <w:rPr>
+                <w:rFonts w:ascii="Thonburi" w:hAnsi="Thonburi"/>
                 <w:b/>
+                <w:i w:val="0"/>
                 <w:color w:val="FFFFFF"/>
-                <w:sz w:val="18"/>
+                <w:sz w:val="16"/>
+                <w:rFonts w:ascii="Thonburi" w:hAnsi="Thonburi" w:cs="Thonburi"/>
               </w:rPr>
               <w:t>❶ ดึงข้อมูล PO จาก DB</w:t>
             </w:r>
@@ -125,13 +265,13 @@
         </w:tc>
         <w:tc>
           <w:tcPr>
-            <w:tcW w:type="dxa" w:w="2628"/>
-            <w:shd w:fill="2563EB"/>
+            <w:tcW w:type="dxa" w:w="2376"/>
+            <w:shd w:fill="1B4D3E"/>
             <w:tcMar>
-              <w:top w:w="80" w:type="dxa"/>
-              <w:bottom w:w="80" w:type="dxa"/>
-              <w:left w:w="100" w:type="dxa"/>
-              <w:right w:w="100" w:type="dxa"/>
+              <w:top w:w="50" w:type="dxa"/>
+              <w:bottom w:w="50" w:type="dxa"/>
+              <w:left w:w="55" w:type="dxa"/>
+              <w:right w:w="55" w:type="dxa"/>
             </w:tcMar>
           </w:tcPr>
           <w:p>
@@ -140,23 +280,26 @@
             </w:pPr>
             <w:r>
               <w:rPr>
+                <w:rFonts w:ascii="Thonburi" w:hAnsi="Thonburi"/>
                 <w:b/>
+                <w:i w:val="0"/>
                 <w:color w:val="FFFFFF"/>
-                <w:sz w:val="18"/>
+                <w:sz w:val="16"/>
+                <w:rFonts w:ascii="Thonburi" w:hAnsi="Thonburi" w:cs="Thonburi"/>
               </w:rPr>
-              <w:t>❷ อัปโหลดบิล PDF</w:t>
+              <w:t>❷ สกัดข้อความบิล PDF</w:t>
             </w:r>
           </w:p>
         </w:tc>
         <w:tc>
           <w:tcPr>
-            <w:tcW w:type="dxa" w:w="2628"/>
-            <w:shd w:fill="2563EB"/>
+            <w:tcW w:type="dxa" w:w="2376"/>
+            <w:shd w:fill="1B4D3E"/>
             <w:tcMar>
-              <w:top w:w="80" w:type="dxa"/>
-              <w:bottom w:w="80" w:type="dxa"/>
-              <w:left w:w="100" w:type="dxa"/>
-              <w:right w:w="100" w:type="dxa"/>
+              <w:top w:w="50" w:type="dxa"/>
+              <w:bottom w:w="50" w:type="dxa"/>
+              <w:left w:w="55" w:type="dxa"/>
+              <w:right w:w="55" w:type="dxa"/>
             </w:tcMar>
           </w:tcPr>
           <w:p>
@@ -165,9 +308,12 @@
             </w:pPr>
             <w:r>
               <w:rPr>
+                <w:rFonts w:ascii="Thonburi" w:hAnsi="Thonburi"/>
                 <w:b/>
+                <w:i w:val="0"/>
                 <w:color w:val="FFFFFF"/>
-                <w:sz w:val="18"/>
+                <w:sz w:val="16"/>
+                <w:rFonts w:ascii="Thonburi" w:hAnsi="Thonburi" w:cs="Thonburi"/>
               </w:rPr>
               <w:t>❸ AI วินิจฉัย 8 มิติ</w:t>
             </w:r>
@@ -175,13 +321,13 @@
         </w:tc>
         <w:tc>
           <w:tcPr>
-            <w:tcW w:type="dxa" w:w="2628"/>
-            <w:shd w:fill="2563EB"/>
+            <w:tcW w:type="dxa" w:w="2376"/>
+            <w:shd w:fill="1B4D3E"/>
             <w:tcMar>
-              <w:top w:w="80" w:type="dxa"/>
-              <w:bottom w:w="80" w:type="dxa"/>
-              <w:left w:w="100" w:type="dxa"/>
-              <w:right w:w="100" w:type="dxa"/>
+              <w:top w:w="50" w:type="dxa"/>
+              <w:bottom w:w="50" w:type="dxa"/>
+              <w:left w:w="55" w:type="dxa"/>
+              <w:right w:w="55" w:type="dxa"/>
             </w:tcMar>
           </w:tcPr>
           <w:p>
@@ -190,9 +336,12 @@
             </w:pPr>
             <w:r>
               <w:rPr>
+                <w:rFonts w:ascii="Thonburi" w:hAnsi="Thonburi"/>
                 <w:b/>
+                <w:i w:val="0"/>
                 <w:color w:val="FFFFFF"/>
-                <w:sz w:val="18"/>
+                <w:sz w:val="16"/>
+                <w:rFonts w:ascii="Thonburi" w:hAnsi="Thonburi" w:cs="Thonburi"/>
               </w:rPr>
               <w:t>❹ ออกคำสั่ง &amp; Action</w:t>
             </w:r>
@@ -200,15 +349,18 @@
         </w:tc>
       </w:tr>
       <w:tr>
+        <w:trPr>
+          <w:cantSplit/>
+        </w:trPr>
         <w:tc>
           <w:tcPr>
-            <w:tcW w:type="dxa" w:w="2628"/>
+            <w:tcW w:type="dxa" w:w="2376"/>
             <w:shd w:fill="F8FAFC"/>
             <w:tcMar>
-              <w:top w:w="80" w:type="dxa"/>
-              <w:bottom w:w="80" w:type="dxa"/>
-              <w:left w:w="100" w:type="dxa"/>
-              <w:right w:w="100" w:type="dxa"/>
+              <w:top w:w="45" w:type="dxa"/>
+              <w:bottom w:w="45" w:type="dxa"/>
+              <w:left w:w="55" w:type="dxa"/>
+              <w:right w:w="55" w:type="dxa"/>
             </w:tcMar>
           </w:tcPr>
           <w:p>
@@ -217,22 +369,26 @@
             </w:pPr>
             <w:r>
               <w:rPr>
+                <w:rFonts w:ascii="Thonburi" w:hAnsi="Thonburi"/>
+                <w:b w:val="0"/>
+                <w:i w:val="0"/>
                 <w:color w:val="334155"/>
-                <w:sz w:val="16"/>
+                <w:sz w:val="14"/>
+                <w:rFonts w:ascii="Thonburi" w:hAnsi="Thonburi" w:cs="Thonburi"/>
               </w:rPr>
-              <w:t>เชื่อมต่อ SQLite ดึงข้อมูล PO, Vendor Master, วงเงิน และเครดิตเทอม</w:t>
+              <w:t>เชื่อมต่อ SQLite ดึงข้อมูล PO, Vendor Master, วงเงินอนุมัติ, เครดิตเทอม</w:t>
             </w:r>
           </w:p>
         </w:tc>
         <w:tc>
           <w:tcPr>
-            <w:tcW w:type="dxa" w:w="2628"/>
+            <w:tcW w:type="dxa" w:w="2376"/>
             <w:shd w:fill="F8FAFC"/>
             <w:tcMar>
-              <w:top w:w="80" w:type="dxa"/>
-              <w:bottom w:w="80" w:type="dxa"/>
-              <w:left w:w="100" w:type="dxa"/>
-              <w:right w:w="100" w:type="dxa"/>
+              <w:top w:w="45" w:type="dxa"/>
+              <w:bottom w:w="45" w:type="dxa"/>
+              <w:left w:w="55" w:type="dxa"/>
+              <w:right w:w="55" w:type="dxa"/>
             </w:tcMar>
           </w:tcPr>
           <w:p>
@@ -241,22 +397,26 @@
             </w:pPr>
             <w:r>
               <w:rPr>
+                <w:rFonts w:ascii="Thonburi" w:hAnsi="Thonburi"/>
+                <w:b w:val="0"/>
+                <w:i w:val="0"/>
                 <w:color w:val="334155"/>
-                <w:sz w:val="16"/>
+                <w:sz w:val="14"/>
+                <w:rFonts w:ascii="Thonburi" w:hAnsi="Thonburi" w:cs="Thonburi"/>
               </w:rPr>
-              <w:t>รับ Invoice &amp; Contract PDF แล้วสกัดข้อความ (Unstructured Text) ออกมาอัตโนมัติ</w:t>
+              <w:t>รับ Invoice &amp; Contract PDF สกัดข้อความภาษาไทย/อังกฤษออกมาอัตโนมัติ</w:t>
             </w:r>
           </w:p>
         </w:tc>
         <w:tc>
           <w:tcPr>
-            <w:tcW w:type="dxa" w:w="2628"/>
+            <w:tcW w:type="dxa" w:w="2376"/>
             <w:shd w:fill="F8FAFC"/>
             <w:tcMar>
-              <w:top w:w="80" w:type="dxa"/>
-              <w:bottom w:w="80" w:type="dxa"/>
-              <w:left w:w="100" w:type="dxa"/>
-              <w:right w:w="100" w:type="dxa"/>
+              <w:top w:w="45" w:type="dxa"/>
+              <w:bottom w:w="45" w:type="dxa"/>
+              <w:left w:w="55" w:type="dxa"/>
+              <w:right w:w="55" w:type="dxa"/>
             </w:tcMar>
           </w:tcPr>
           <w:p>
@@ -265,22 +425,26 @@
             </w:pPr>
             <w:r>
               <w:rPr>
+                <w:rFonts w:ascii="Thonburi" w:hAnsi="Thonburi"/>
+                <w:b w:val="0"/>
+                <w:i w:val="0"/>
                 <w:color w:val="334155"/>
-                <w:sz w:val="16"/>
+                <w:sz w:val="14"/>
+                <w:rFonts w:ascii="Thonburi" w:hAnsi="Thonburi" w:cs="Thonburi"/>
               </w:rPr>
-              <w:t>ตรวจยอดงอก, ค่าปรับช้า, บัญชีปลอม, งวดงาน, ส่งของขาด, Retention, วันหมดอายุ, คิดเลขผิด</w:t>
+              <w:t>ตรวจยอดงอก, ค่าปรับส่งช้า, บัญชีปลอม, งวดงาน, ส่งของขาด, Retention, วันหมดอายุ, เลขผิด</w:t>
             </w:r>
           </w:p>
         </w:tc>
         <w:tc>
           <w:tcPr>
-            <w:tcW w:type="dxa" w:w="2628"/>
+            <w:tcW w:type="dxa" w:w="2376"/>
             <w:shd w:fill="F8FAFC"/>
             <w:tcMar>
-              <w:top w:w="80" w:type="dxa"/>
-              <w:bottom w:w="80" w:type="dxa"/>
-              <w:left w:w="100" w:type="dxa"/>
-              <w:right w:w="100" w:type="dxa"/>
+              <w:top w:w="45" w:type="dxa"/>
+              <w:bottom w:w="45" w:type="dxa"/>
+              <w:left w:w="55" w:type="dxa"/>
+              <w:right w:w="55" w:type="dxa"/>
             </w:tcMar>
           </w:tcPr>
           <w:p>
@@ -289,22 +453,37 @@
             </w:pPr>
             <w:r>
               <w:rPr>
+                <w:rFonts w:ascii="Thonburi" w:hAnsi="Thonburi"/>
+                <w:b w:val="0"/>
+                <w:i w:val="0"/>
                 <w:color w:val="334155"/>
-                <w:sz w:val="16"/>
+                <w:sz w:val="14"/>
+                <w:rFonts w:ascii="Thonburi" w:hAnsi="Thonburi" w:cs="Thonburi"/>
               </w:rPr>
-              <w:t>แสดงแถบสี 🟢 อนุมัติ / 🟡 เฝ้าระวัง / 🔴 ระงับจ่าย พร้อมปุ่ม Copy สรุปส่งอีเมล</w:t>
+              <w:t>แสดงสถานะ [APPROVED] / [WARNING] / [HOLD] / [FRAUD ALERT] พร้อมปุ่ม Copy สรุปส่งอีเมล</w:t>
             </w:r>
           </w:p>
         </w:tc>
       </w:tr>
     </w:tbl>
-    <w:p/>
     <w:p>
       <w:r>
+        <w:br w:type="page"/>
+      </w:r>
+    </w:p>
+    <w:p>
+      <w:pPr>
+        <w:keepNext/>
+        <w:spacing w:before="220" w:after="60"/>
+      </w:pPr>
+      <w:r>
         <w:rPr>
+          <w:rFonts w:ascii="Thonburi" w:hAnsi="Thonburi"/>
           <w:b/>
-          <w:color w:val="1E3A8A"/>
+          <w:i w:val="0"/>
+          <w:color w:val="1B4D3E"/>
           <w:sz w:val="25"/>
+          <w:rFonts w:ascii="Thonburi" w:hAnsi="Thonburi" w:cs="Thonburi"/>
         </w:rPr>
         <w:t>1. โจทย์นี้ต้องการอะไร (Business Problem &amp; Context)</w:t>
       </w:r>
@@ -319,193 +498,399 @@
     </w:p>
     <w:p>
       <w:pPr>
-        <w:spacing w:line="276" w:lineRule="auto"/>
+        <w:spacing w:line="276" w:lineRule="auto" w:before="60"/>
       </w:pPr>
       <w:r>
-        <w:t>กระบวนการตรวจสอบด้วยสายตาของมนุษย์ (Manual Cross-checking) ทั้งล่าช้า ก่อให้เกิดภาวะคอขวด และมีความเสี่ยงสูงที่จะเกิดข้อผิดพลาดที่สร้างความเสียหายระดับหลายแสนถึงหลายล้านบาทต่อปี:</w:t>
+        <w:rPr>
+          <w:rFonts w:ascii="Thonburi" w:hAnsi="Thonburi"/>
+          <w:b/>
+          <w:i w:val="0"/>
+          <w:color w:val="1B4D3E"/>
+          <w:sz w:val="17"/>
+          <w:rFonts w:ascii="Thonburi" w:hAnsi="Thonburi" w:cs="Thonburi"/>
+        </w:rPr>
+        <w:t>ทำไมเรื่องนี้ถึงต้องใช้ระบบ AI ช่วยตัดสินใจ?</w:t>
+      </w:r>
+    </w:p>
+    <w:p>
+      <w:pPr>
+        <w:spacing w:line="276" w:lineRule="auto"/>
+        <w:ind w:left="288"/>
+      </w:pPr>
+      <w:r>
+        <w:rPr>
+          <w:rFonts w:ascii="Thonburi" w:hAnsi="Thonburi"/>
+          <w:b/>
+          <w:i w:val="0"/>
+          <w:color w:val="991B1B"/>
+          <w:sz w:val="16"/>
+          <w:rFonts w:ascii="Thonburi" w:hAnsi="Thonburi" w:cs="Thonburi"/>
+        </w:rPr>
+        <w:t xml:space="preserve">1. ลืมคิดค่าปรับ / ไม่ตรวจยอดงอก = ขาดทุนทันที: </w:t>
+      </w:r>
+      <w:r>
+        <w:rPr>
+          <w:rFonts w:ascii="Thonburi" w:hAnsi="Thonburi"/>
+          <w:b w:val="0"/>
+          <w:i w:val="0"/>
+          <w:color w:val="1F2937"/>
+          <w:sz w:val="16"/>
+          <w:rFonts w:ascii="Thonburi" w:hAnsi="Thonburi" w:cs="Thonburi"/>
+        </w:rPr>
+        <w:t>คู่ค้าส่งมอบงานล่าช้า หรือแอบสอดไส้ค่าบริการฉุกเฉินนอกสัญญาหลัก หากพนักงานตรวจผ่านไปโดยไม่ทักท้วง องค์กรจะสูญเงินฟรีหลักหมื่นถึงหลักแสนบาท</w:t>
+      </w:r>
+    </w:p>
+    <w:p>
+      <w:pPr>
+        <w:spacing w:line="276" w:lineRule="auto"/>
+        <w:ind w:left="288"/>
+      </w:pPr>
+      <w:r>
+        <w:rPr>
+          <w:rFonts w:ascii="Thonburi" w:hAnsi="Thonburi"/>
+          <w:b/>
+          <w:i w:val="0"/>
+          <w:color w:val="991B1B"/>
+          <w:sz w:val="16"/>
+          <w:rFonts w:ascii="Thonburi" w:hAnsi="Thonburi" w:cs="Thonburi"/>
+        </w:rPr>
+        <w:t xml:space="preserve">2. สวมรอยบิล / เลขบัญชีไม่ตรง = เสียหายหนัก: </w:t>
+      </w:r>
+      <w:r>
+        <w:rPr>
+          <w:rFonts w:ascii="Thonburi" w:hAnsi="Thonburi"/>
+          <w:b w:val="0"/>
+          <w:i w:val="0"/>
+          <w:color w:val="1F2937"/>
+          <w:sz w:val="16"/>
+          <w:rFonts w:ascii="Thonburi" w:hAnsi="Thonburi" w:cs="Thonburi"/>
+        </w:rPr>
+        <w:t>มิจฉาชีพสร้างบิลปลอมโดยใช้ชื่อบริษัทคล้ายกัน แต่เปลี่ยนเลขประจำตัวผู้เสียภาษีและเลขบัญชีธนาคาร หากไม่มีระบบ Cross-check อัตโนมัติ อาจเกิดความเสียหายระดับหลายล้านบาท</w:t>
+      </w:r>
+    </w:p>
+    <w:p>
+      <w:pPr>
+        <w:spacing w:line="276" w:lineRule="auto"/>
+        <w:ind w:left="288"/>
+      </w:pPr>
+      <w:r>
+        <w:rPr>
+          <w:rFonts w:ascii="Thonburi" w:hAnsi="Thonburi"/>
+          <w:b/>
+          <w:i w:val="0"/>
+          <w:color w:val="991B1B"/>
+          <w:sz w:val="16"/>
+          <w:rFonts w:ascii="Thonburi" w:hAnsi="Thonburi" w:cs="Thonburi"/>
+        </w:rPr>
+        <w:t xml:space="preserve">3. เอกสารหนา ตรวจสอบด้วยคนช้ามาก: </w:t>
+      </w:r>
+      <w:r>
+        <w:rPr>
+          <w:rFonts w:ascii="Thonburi" w:hAnsi="Thonburi"/>
+          <w:b w:val="0"/>
+          <w:i w:val="0"/>
+          <w:color w:val="1F2937"/>
+          <w:sz w:val="16"/>
+          <w:rFonts w:ascii="Thonburi" w:hAnsi="Thonburi" w:cs="Thonburi"/>
+        </w:rPr>
+        <w:t>แต่ละโครงการมีสัญญาแนบท้ายหลายหน้า พนักงานมนุษย์ต้องใช้เวลาเปิดอ่านทีละข้อ ทำให้เกิดคอขวดในกระบวนการเบิกจ่ายสิ้นเดือน</w:t>
+      </w:r>
+    </w:p>
+    <w:p>
+      <w:pPr>
+        <w:spacing w:before="60" w:after="40"/>
+      </w:pPr>
+      <w:r>
+        <w:rPr>
+          <w:rFonts w:ascii="Thonburi" w:hAnsi="Thonburi"/>
+          <w:b/>
+          <w:i w:val="0"/>
+          <w:color w:val="1E3A8A"/>
+          <w:sz w:val="17"/>
+          <w:rFonts w:ascii="Thonburi" w:hAnsi="Thonburi" w:cs="Thonburi"/>
+        </w:rPr>
+        <w:t>8 จุดดักในชีวิตจริงที่ระบบต้องสกัดจับ (The 8 Real-World Enterprise Traps):</w:t>
       </w:r>
     </w:p>
     <w:p>
       <w:pPr>
         <w:pStyle w:val="ListBullet"/>
-        <w:spacing w:line="276" w:lineRule="auto"/>
+        <w:spacing w:line="269" w:lineRule="auto"/>
+        <w:ind w:left="288"/>
       </w:pPr>
       <w:r>
         <w:rPr>
+          <w:rFonts w:ascii="Thonburi" w:hAnsi="Thonburi"/>
           <w:b/>
-          <w:color w:val="991B1B"/>
+          <w:i w:val="0"/>
+          <w:color w:val="1B4D3E"/>
+          <w:sz w:val="15"/>
+          <w:rFonts w:ascii="Thonburi" w:hAnsi="Thonburi" w:cs="Thonburi"/>
         </w:rPr>
-        <w:t xml:space="preserve">1. คู่ค้าแอบใส่ค่าบริการงอกนอกใบ PO (Unapproved Scope Charges): </w:t>
+        <w:t xml:space="preserve">1. ยอดงอกนอกใบ PO (Unapproved Scope Charges): </w:t>
       </w:r>
       <w:r>
         <w:rPr>
-          <w:color w:val="1F2937"/>
+          <w:rFonts w:ascii="Thonburi" w:hAnsi="Thonburi"/>
+          <w:b w:val="0"/>
+          <w:i w:val="0"/>
+          <w:color w:val="334155"/>
+          <w:sz w:val="15"/>
+          <w:rFonts w:ascii="Thonburi" w:hAnsi="Thonburi" w:cs="Thonburi"/>
         </w:rPr>
-        <w:t>สอดไส้ค่าบริการฉุกเฉิน ค่าเดินทาง หรือค่าวัสดุที่ไม่ได้ตกลงไว้ในสัญญาหลัก</w:t>
+        <w:t>คู่ค้าสอดไส้ค่าบริการฉุกเฉิน ค่าเดินทาง หรือค่าวัสดุที่ไม่ได้ตกลงไว้ในสัญญาหลัก</w:t>
       </w:r>
     </w:p>
     <w:p>
       <w:pPr>
         <w:pStyle w:val="ListBullet"/>
-        <w:spacing w:line="276" w:lineRule="auto"/>
+        <w:spacing w:line="269" w:lineRule="auto"/>
+        <w:ind w:left="288"/>
       </w:pPr>
       <w:r>
         <w:rPr>
+          <w:rFonts w:ascii="Thonburi" w:hAnsi="Thonburi"/>
           <w:b/>
-          <w:color w:val="991B1B"/>
+          <w:i w:val="0"/>
+          <w:color w:val="1B4D3E"/>
+          <w:sz w:val="15"/>
+          <w:rFonts w:ascii="Thonburi" w:hAnsi="Thonburi" w:cs="Thonburi"/>
         </w:rPr>
-        <w:t xml:space="preserve">2. ส่งงานล่าช้ากว่ากำหนด แต่ไม่มีใครเปิดเช็คเงื่อนไขสัญญาเพื่อคิดค่าปรับ (Late Penalty): </w:t>
+        <w:t xml:space="preserve">2. ส่งงานล่าช้ากว่ากำหนด (Late Delivery Penalty): </w:t>
       </w:r>
       <w:r>
         <w:rPr>
-          <w:color w:val="1F2937"/>
+          <w:rFonts w:ascii="Thonburi" w:hAnsi="Thonburi"/>
+          <w:b w:val="0"/>
+          <w:i w:val="0"/>
+          <w:color w:val="334155"/>
+          <w:sz w:val="15"/>
+          <w:rFonts w:ascii="Thonburi" w:hAnsi="Thonburi" w:cs="Thonburi"/>
         </w:rPr>
-        <w:t>คู่ค้าส่งมอบงานช้า แต่ฝ่ายตรวจรับไม่ได้คำนวณหักค่าเสียหายจากการล่าช้า (Liquidated Damages)</w:t>
+        <w:t>คู่ค้าส่งมอบงานช้า แต่ไม่มีการคำนวณหักค่าเสียหายจากการล่าช้า (Liquidated Damages 0.1%/วัน)</w:t>
       </w:r>
     </w:p>
     <w:p>
       <w:pPr>
         <w:pStyle w:val="ListBullet"/>
-        <w:spacing w:line="276" w:lineRule="auto"/>
+        <w:spacing w:line="269" w:lineRule="auto"/>
+        <w:ind w:left="288"/>
       </w:pPr>
       <w:r>
         <w:rPr>
+          <w:rFonts w:ascii="Thonburi" w:hAnsi="Thonburi"/>
           <w:b/>
-          <w:color w:val="991B1B"/>
+          <w:i w:val="0"/>
+          <w:color w:val="1B4D3E"/>
+          <w:sz w:val="15"/>
+          <w:rFonts w:ascii="Thonburi" w:hAnsi="Thonburi" w:cs="Thonburi"/>
         </w:rPr>
-        <w:t xml:space="preserve">3. ชื่อบริษัทคล้ายกัน แต่เลขประจำตัวผู้เสียภาษีหรือเลขบัญชีไม่ตรง (Mismatched Tax ID &amp; Bank Account): </w:t>
+        <w:t xml:space="preserve">3. ความเสี่ยงทุจริต/สวมรอยบิล (Fraud &amp; Diversion Risk): </w:t>
       </w:r>
       <w:r>
         <w:rPr>
-          <w:color w:val="1F2937"/>
+          <w:rFonts w:ascii="Thonburi" w:hAnsi="Thonburi"/>
+          <w:b w:val="0"/>
+          <w:i w:val="0"/>
+          <w:color w:val="334155"/>
+          <w:sz w:val="15"/>
+          <w:rFonts w:ascii="Thonburi" w:hAnsi="Thonburi" w:cs="Thonburi"/>
         </w:rPr>
-        <w:t>เสี่ยงต่อการถูกสวมรอยบิล (Invoice Fraud) โอนเงินเข้าบัญชีมิจฉาชีพ</w:t>
+        <w:t>เลขประจำตัวผู้เสียภาษี 13 หลัก หรือเลขบัญชีธนาคารไม่ตรงกับ Vendor Master</w:t>
       </w:r>
     </w:p>
     <w:p>
       <w:pPr>
         <w:pStyle w:val="ListBullet"/>
-        <w:spacing w:line="276" w:lineRule="auto"/>
+        <w:spacing w:line="269" w:lineRule="auto"/>
+        <w:ind w:left="288"/>
       </w:pPr>
       <w:r>
         <w:rPr>
+          <w:rFonts w:ascii="Thonburi" w:hAnsi="Thonburi"/>
           <w:b/>
-          <w:color w:val="991B1B"/>
+          <w:i w:val="0"/>
+          <w:color w:val="1B4D3E"/>
+          <w:sz w:val="15"/>
+          <w:rFonts w:ascii="Thonburi" w:hAnsi="Thonburi" w:cs="Thonburi"/>
         </w:rPr>
         <w:t xml:space="preserve">4. เบิกเงินเกินงวดงาน (Over-milestone Billing): </w:t>
       </w:r>
       <w:r>
         <w:rPr>
-          <w:color w:val="1F2937"/>
+          <w:rFonts w:ascii="Thonburi" w:hAnsi="Thonburi"/>
+          <w:b w:val="0"/>
+          <w:i w:val="0"/>
+          <w:color w:val="334155"/>
+          <w:sz w:val="15"/>
+          <w:rFonts w:ascii="Thonburi" w:hAnsi="Thonburi" w:cs="Thonburi"/>
         </w:rPr>
-        <w:t>สัญญาระบุงวดที่ 1 ให้เบิกได้ 30% แต่วางบิลขอเบิก 50% เกินสิทธิ์ที่ตกลงไว้</w:t>
+        <w:t>สัญญากำหนดแคปงวดที่ 1 ไว้ 30% แต่วางบิลขอเบิก 50% เกินสิทธิ์</w:t>
       </w:r>
     </w:p>
     <w:p>
       <w:pPr>
         <w:pStyle w:val="ListBullet"/>
-        <w:spacing w:line="276" w:lineRule="auto"/>
+        <w:spacing w:line="269" w:lineRule="auto"/>
+        <w:ind w:left="288"/>
       </w:pPr>
       <w:r>
         <w:rPr>
+          <w:rFonts w:ascii="Thonburi" w:hAnsi="Thonburi"/>
           <w:b/>
-          <w:color w:val="991B1B"/>
+          <w:i w:val="0"/>
+          <w:color w:val="1B4D3E"/>
+          <w:sz w:val="15"/>
+          <w:rFonts w:ascii="Thonburi" w:hAnsi="Thonburi" w:cs="Thonburi"/>
         </w:rPr>
-        <w:t xml:space="preserve">5. ส่งมอบของไม่ครบตามจำนวน (Partial Delivery / Short Shipment): </w:t>
+        <w:t xml:space="preserve">5. ตรวจรับของไม่ครบ (Partial Delivery &amp; Backorder): </w:t>
       </w:r>
       <w:r>
         <w:rPr>
-          <w:color w:val="1F2937"/>
+          <w:rFonts w:ascii="Thonburi" w:hAnsi="Thonburi"/>
+          <w:b w:val="0"/>
+          <w:i w:val="0"/>
+          <w:color w:val="334155"/>
+          <w:sz w:val="15"/>
+          <w:rFonts w:ascii="Thonburi" w:hAnsi="Thonburi" w:cs="Thonburi"/>
         </w:rPr>
-        <w:t>สั่ง 10 ชุด ได้รับจริงแค่ 7 ชุด แต่บิลเรียกเก็บเงินเต็ม 10 ชุด</w:t>
+        <w:t>สั่ง 10 ชุด ได้รับจริง 7 ชุด ของขาด 3 ชุด แต่วางบิลเรียกเก็บเงินเต็ม 10 ชุด</w:t>
       </w:r>
     </w:p>
     <w:p>
       <w:pPr>
         <w:pStyle w:val="ListBullet"/>
-        <w:spacing w:line="276" w:lineRule="auto"/>
+        <w:spacing w:line="269" w:lineRule="auto"/>
+        <w:ind w:left="288"/>
       </w:pPr>
       <w:r>
         <w:rPr>
+          <w:rFonts w:ascii="Thonburi" w:hAnsi="Thonburi"/>
           <w:b/>
-          <w:color w:val="991B1B"/>
+          <w:i w:val="0"/>
+          <w:color w:val="1B4D3E"/>
+          <w:sz w:val="15"/>
+          <w:rFonts w:ascii="Thonburi" w:hAnsi="Thonburi" w:cs="Thonburi"/>
         </w:rPr>
-        <w:t xml:space="preserve">6. ลืมหักเงินค้ำประกันผลงาน 5% ตามสัญญา (Missing Warranty Retention): </w:t>
+        <w:t xml:space="preserve">6. การหักเงินค้ำประกันผลงาน (Warranty Retention 5%): </w:t>
       </w:r>
       <w:r>
         <w:rPr>
-          <w:color w:val="1F2937"/>
+          <w:rFonts w:ascii="Thonburi" w:hAnsi="Thonburi"/>
+          <w:b w:val="0"/>
+          <w:i w:val="0"/>
+          <w:color w:val="334155"/>
+          <w:sz w:val="15"/>
+          <w:rFonts w:ascii="Thonburi" w:hAnsi="Thonburi" w:cs="Thonburi"/>
         </w:rPr>
-        <w:t>สัญญาระบุงวดสุดท้ายต้องหักเงิน Retention 5% ไว้นาน 1 ปี แต่วางบิลขอเบิกเต็ม 100%</w:t>
+        <w:t>สัญญาระบุงวดสุดท้ายต้องหัก Retention 5% ไว้นาน 1 ปี แต่วางบิลขอเบิกเต็ม 100%</w:t>
       </w:r>
     </w:p>
     <w:p>
       <w:pPr>
         <w:pStyle w:val="ListBullet"/>
-        <w:spacing w:line="276" w:lineRule="auto"/>
+        <w:spacing w:line="269" w:lineRule="auto"/>
+        <w:ind w:left="288"/>
       </w:pPr>
       <w:r>
         <w:rPr>
+          <w:rFonts w:ascii="Thonburi" w:hAnsi="Thonburi"/>
           <w:b/>
-          <w:color w:val="991B1B"/>
+          <w:i w:val="0"/>
+          <w:color w:val="1B4D3E"/>
+          <w:sz w:val="15"/>
+          <w:rFonts w:ascii="Thonburi" w:hAnsi="Thonburi" w:cs="Thonburi"/>
         </w:rPr>
-        <w:t xml:space="preserve">7. ส่งงานหลัง PO หมดอายุโดยไม่มีใบขยายเวลา (Expired PO / Missing Amendment): </w:t>
+        <w:t xml:space="preserve">7. PO หมดอายุสัญญา (Expired PO / Missing Amendment): </w:t>
       </w:r>
       <w:r>
         <w:rPr>
-          <w:color w:val="1F2937"/>
+          <w:rFonts w:ascii="Thonburi" w:hAnsi="Thonburi"/>
+          <w:b w:val="0"/>
+          <w:i w:val="0"/>
+          <w:color w:val="334155"/>
+          <w:sz w:val="15"/>
+          <w:rFonts w:ascii="Thonburi" w:hAnsi="Thonburi" w:cs="Thonburi"/>
         </w:rPr>
-        <w:t>PO หมดอายุไปแล้ว ต้องระงับจ่าย (Hold) เพื่อให้จัดซื้อทำ PO Amendment ก่อน</w:t>
+        <w:t>ส่งมอบงานหลังวันสิ้นสุดสัญญาโดยไม่มีใบขอขยายเวลา PO Amendment</w:t>
       </w:r>
     </w:p>
     <w:p>
       <w:pPr>
         <w:pStyle w:val="ListBullet"/>
-        <w:spacing w:line="276" w:lineRule="auto"/>
+        <w:spacing w:line="269" w:lineRule="auto"/>
+        <w:ind w:left="288"/>
       </w:pPr>
       <w:r>
         <w:rPr>
+          <w:rFonts w:ascii="Thonburi" w:hAnsi="Thonburi"/>
           <w:b/>
-          <w:color w:val="991B1B"/>
+          <w:i w:val="0"/>
+          <w:color w:val="1B4D3E"/>
+          <w:sz w:val="15"/>
+          <w:rFonts w:ascii="Thonburi" w:hAnsi="Thonburi" w:cs="Thonburi"/>
         </w:rPr>
-        <w:t xml:space="preserve">8. บิลคำนวณตัวเลขผิดพลาด (Invoice Math Calculation &amp; Tax Error): </w:t>
+        <w:t xml:space="preserve">8. ข้อผิดพลาดทางคณิตศาสตร์ (Line Items vs Subtotal Error): </w:t>
       </w:r>
       <w:r>
         <w:rPr>
-          <w:color w:val="1F2937"/>
+          <w:rFonts w:ascii="Thonburi" w:hAnsi="Thonburi"/>
+          <w:b w:val="0"/>
+          <w:i w:val="0"/>
+          <w:color w:val="334155"/>
+          <w:sz w:val="15"/>
+          <w:rFonts w:ascii="Thonburi" w:hAnsi="Thonburi" w:cs="Thonburi"/>
         </w:rPr>
-        <w:t>ผลรวมของรายการย่อย (Line Items) ไม่ตรงกับยอด Subtotal และภาษีท้ายบิล</w:t>
+        <w:t>ผลรวมของรายการย่อยไม่ตรงกับยอด Subtotal และภาษี VAT ท้ายบิล</w:t>
       </w:r>
     </w:p>
     <w:p>
       <w:pPr>
-        <w:spacing w:line="276" w:lineRule="auto"/>
+        <w:spacing w:line="276" w:lineRule="auto" w:before="60"/>
       </w:pPr>
       <w:r>
         <w:rPr>
+          <w:rFonts w:ascii="Thonburi" w:hAnsi="Thonburi"/>
           <w:b/>
-          <w:color w:val="1E3A8A"/>
+          <w:i w:val="0"/>
+          <w:color w:val="1B4D3E"/>
+          <w:sz w:val="17"/>
+          <w:rFonts w:ascii="Thonburi" w:hAnsi="Thonburi" w:cs="Thonburi"/>
         </w:rPr>
-        <w:t xml:space="preserve">สิ่งที่นักเรียนต้องสร้าง: </w:t>
+        <w:t xml:space="preserve">สิ่งที่ผู้เรียนต้องสร้าง: </w:t>
       </w:r>
       <w:r>
-        <w:t>เว็บแอปพลิเคชันแบบเบ็ดเสร็จ (Single-Port Monolith) บน Port 8000 ที่ให้ฝ่ายบัญชีเลือก PO จากฐานข้อมูล จากนั้นอัปโหลดไฟล์ PDF บิลและสัญญาของคู่ค้า แล้วให้ AI ช่วยสกัดข้อมูล เปรียบเทียบตารางต่อตาราง และวินิจฉัยจุดผิดปกติทั้ง 8 มิติออกมาให้เห็นชัดเจน พร้อมสรุปคำแนะนำในการอนุมัติจ่ายเงินได้ในคลิกเดียว</w:t>
-      </w:r>
-    </w:p>
-    <w:p/>
-    <w:p>
-      <w:r>
         <w:rPr>
-          <w:b/>
-          <w:color w:val="1E3A8A"/>
-          <w:sz w:val="25"/>
+          <w:rFonts w:ascii="Thonburi" w:hAnsi="Thonburi"/>
+          <w:b w:val="0"/>
+          <w:i w:val="0"/>
+          <w:color w:val="1F2937"/>
+          <w:sz w:val="16"/>
+          <w:rFonts w:ascii="Thonburi" w:hAnsi="Thonburi" w:cs="Thonburi"/>
         </w:rPr>
-        <w:t>4. กฎทางธุรกิจและตารางเฉลยเคสทดสอบ (Business Rules &amp; Ground Truth Matrix)</w:t>
+        <w:t>เว็บแอปพลิเคชัน Operations &amp; Audit Dashboard แบบ Single-Port บน Port 8000 ที่เชื่อมต่อกับ SQLite Database เพื่อดึงข้อมูล PO และอัปโหลดบิล Invoice &amp; Contract PDF พร้อมระบบ AI ที่ช่วยวิเคราะห์และแจ้งเตือนทันทีว่า: 'บิลใบนี้อนุมัติจ่ายได้หรือไม่? ต้องปรับลดยอดเท่าไหร่? หรือต้องสั่งระงับการจ่ายเงินทันทีเพราะเสี่ยงทุจริต?'</w:t>
       </w:r>
     </w:p>
     <w:p>
+      <w:pPr>
+        <w:spacing w:after="40"/>
+      </w:pPr>
+    </w:p>
+    <w:p>
+      <w:pPr>
+        <w:keepNext/>
+        <w:spacing w:before="220" w:after="60"/>
+      </w:pPr>
       <w:r>
-        <w:t>เพื่อให้ระบบทำงานได้อย่างสมบูรณ์ ระบบต้องตรวจจับจุดผิดปกติในเอกสารทดสอบทั้ง 8 ชุดใน sample_documents/ ได้อย่างแม่นยำ:</w:t>
+        <w:rPr>
+          <w:rFonts w:ascii="Thonburi" w:hAnsi="Thonburi"/>
+          <w:b/>
+          <w:i w:val="0"/>
+          <w:color w:val="1B4D3E"/>
+          <w:sz w:val="25"/>
+          <w:rFonts w:ascii="Thonburi" w:hAnsi="Thonburi" w:cs="Thonburi"/>
+        </w:rPr>
+        <w:t>2. สิ่งที่คุณได้รับ (Data Specifications &amp; Mock Documents)</w:t>
       </w:r>
     </w:p>
     <w:tbl>
@@ -515,19 +900,1619 @@
         <w:tblLook w:firstColumn="1" w:firstRow="1" w:lastColumn="0" w:lastRow="0" w:noHBand="0" w:noVBand="1" w:val="04A0"/>
       </w:tblPr>
       <w:tblGrid>
+        <w:gridCol w:w="10512"/>
+      </w:tblGrid>
+      <w:tr>
+        <w:tc>
+          <w:tcPr>
+            <w:tcW w:type="dxa" w:w="10512"/>
+            <w:shd w:fill="EFF6FF"/>
+            <w:tcMar>
+              <w:top w:w="50" w:type="dxa"/>
+              <w:bottom w:w="50" w:type="dxa"/>
+              <w:left w:w="100" w:type="dxa"/>
+              <w:right w:w="100" w:type="dxa"/>
+            </w:tcMar>
+            <w:tcBorders>
+              <w:top w:val="nil"/>
+              <w:bottom w:val="nil"/>
+              <w:left w:val="single" w:sz="18" w:space="0" w:color="1E3A8A"/>
+              <w:right w:val="nil"/>
+            </w:tcBorders>
+          </w:tcPr>
+          <w:p>
+            <w:r>
+              <w:rPr>
+                <w:rFonts w:ascii="Thonburi" w:hAnsi="Thonburi"/>
+                <w:b/>
+                <w:i w:val="0"/>
+                <w:color w:val="1E3A8A"/>
+                <w:sz w:val="16"/>
+                <w:rFonts w:ascii="Thonburi" w:hAnsi="Thonburi" w:cs="Thonburi"/>
+              </w:rPr>
+              <w:t xml:space="preserve">📌 ข้อความสำคัญ: </w:t>
+            </w:r>
+            <w:r>
+              <w:rPr>
+                <w:rFonts w:ascii="Thonburi" w:hAnsi="Thonburi"/>
+                <w:b w:val="0"/>
+                <w:i w:val="0"/>
+                <w:color w:val="1E293B"/>
+                <w:sz w:val="16"/>
+                <w:rFonts w:ascii="Thonburi" w:hAnsi="Thonburi" w:cs="Thonburi"/>
+              </w:rPr>
+              <w:t>ในโจทย์ข้อนี้ 'ไม่มี Endpoint สำเร็จรูปให้ใช้งาน' สิ่งที่ผู้เรียนจะได้รับคือ 1. ไฟล์เอกสารโจทย์ฉบับนี้ 2. ไฟล์ฐานข้อมูล SQLite enterprise.db และ 3. ไฟล์เอกสาร PDF จำลองใน sample_documents/ โดยผู้เรียนจะใช้การ Vibe Coding สร้างระบบ Backend, Frontend, และ Audit Engine ขึ้นมาเองทั้งหมด!</w:t>
+            </w:r>
+          </w:p>
+        </w:tc>
+      </w:tr>
+    </w:tbl>
+    <w:p>
+      <w:pPr>
+        <w:spacing w:after="40"/>
+      </w:pPr>
+    </w:p>
+    <w:p>
+      <w:pPr>
+        <w:keepNext/>
+        <w:spacing w:before="220" w:after="60"/>
+      </w:pPr>
+      <w:r>
+        <w:rPr>
+          <w:rFonts w:ascii="Thonburi" w:hAnsi="Thonburi"/>
+          <w:b/>
+          <w:i w:val="0"/>
+          <w:color w:val="1E3A8A"/>
+          <w:sz w:val="20"/>
+          <w:rFonts w:ascii="Thonburi" w:hAnsi="Thonburi" w:cs="Thonburi"/>
+        </w:rPr>
+        <w:t>2.1 ฐานข้อมูลจำลอง: enterprise.db (SQLite)</w:t>
+      </w:r>
+    </w:p>
+    <w:p>
+      <w:r>
+        <w:rPr>
+          <w:rFonts w:ascii="Thonburi" w:hAnsi="Thonburi"/>
+          <w:b/>
+          <w:i w:val="0"/>
+          <w:color w:val="1E3A8A"/>
+          <w:sz w:val="16"/>
+          <w:rFonts w:ascii="Thonburi" w:hAnsi="Thonburi" w:cs="Thonburi"/>
+        </w:rPr>
+        <w:t>ตารางที่ 1: vendor_master (ฐานข้อมูลคู่ค้าที่ผ่านการรับรอง):</w:t>
+      </w:r>
+    </w:p>
+    <w:tbl>
+      <w:tblPr>
+        <w:tblW w:type="auto" w:w="0"/>
+        <w:jc w:val="center"/>
+        <w:tblLook w:firstColumn="1" w:firstRow="1" w:lastColumn="0" w:lastRow="0" w:noHBand="0" w:noVBand="1" w:val="04A0"/>
+        <w:tblBorders>
+          <w:top w:val="single" w:sz="4" w:space="0" w:color="CBD5E1"/>
+          <w:left w:val="none"/>
+          <w:bottom w:val="single" w:sz="4" w:space="0" w:color="CBD5E1"/>
+          <w:right w:val="none"/>
+          <w:insideH w:val="single" w:sz="4" w:space="0" w:color="CBD5E1"/>
+          <w:insideV w:val="none"/>
+        </w:tblBorders>
+      </w:tblPr>
+      <w:tblGrid>
         <w:gridCol w:w="2628"/>
         <w:gridCol w:w="2628"/>
         <w:gridCol w:w="2628"/>
         <w:gridCol w:w="2628"/>
       </w:tblGrid>
       <w:tr>
+        <w:trPr>
+          <w:cantSplit/>
+          <w:tblHeader/>
+        </w:trPr>
         <w:tc>
           <w:tcPr>
-            <w:tcW w:type="dxa" w:w="2628"/>
-            <w:shd w:fill="1E3A8A"/>
+            <w:tcW w:type="dxa" w:w="1728"/>
+            <w:shd w:fill="1B4D3E"/>
             <w:tcMar>
-              <w:top w:w="70" w:type="dxa"/>
-              <w:bottom w:w="70" w:type="dxa"/>
+              <w:top w:w="40" w:type="dxa"/>
+              <w:bottom w:w="40" w:type="dxa"/>
+              <w:left w:w="55" w:type="dxa"/>
+              <w:right w:w="55" w:type="dxa"/>
+            </w:tcMar>
+          </w:tcPr>
+          <w:p>
+            <w:r>
+              <w:rPr>
+                <w:rFonts w:ascii="Thonburi" w:hAnsi="Thonburi"/>
+                <w:b/>
+                <w:i w:val="0"/>
+                <w:color w:val="FFFFFF"/>
+                <w:sz w:val="15"/>
+                <w:rFonts w:ascii="Thonburi" w:hAnsi="Thonburi" w:cs="Thonburi"/>
+              </w:rPr>
+              <w:t>ชื่อฟิลด์ (Column)</w:t>
+            </w:r>
+          </w:p>
+        </w:tc>
+        <w:tc>
+          <w:tcPr>
+            <w:tcW w:type="dxa" w:w="1296"/>
+            <w:shd w:fill="1B4D3E"/>
+            <w:tcMar>
+              <w:top w:w="40" w:type="dxa"/>
+              <w:bottom w:w="40" w:type="dxa"/>
+              <w:left w:w="55" w:type="dxa"/>
+              <w:right w:w="55" w:type="dxa"/>
+            </w:tcMar>
+          </w:tcPr>
+          <w:p>
+            <w:r>
+              <w:rPr>
+                <w:rFonts w:ascii="Thonburi" w:hAnsi="Thonburi"/>
+                <w:b/>
+                <w:i w:val="0"/>
+                <w:color w:val="FFFFFF"/>
+                <w:sz w:val="15"/>
+                <w:rFonts w:ascii="Thonburi" w:hAnsi="Thonburi" w:cs="Thonburi"/>
+              </w:rPr>
+              <w:t>ชนิดข้อมูล</w:t>
+            </w:r>
+          </w:p>
+        </w:tc>
+        <w:tc>
+          <w:tcPr>
+            <w:tcW w:type="dxa" w:w="2736"/>
+            <w:shd w:fill="1B4D3E"/>
+            <w:tcMar>
+              <w:top w:w="40" w:type="dxa"/>
+              <w:bottom w:w="40" w:type="dxa"/>
+              <w:left w:w="55" w:type="dxa"/>
+              <w:right w:w="55" w:type="dxa"/>
+            </w:tcMar>
+          </w:tcPr>
+          <w:p>
+            <w:r>
+              <w:rPr>
+                <w:rFonts w:ascii="Thonburi" w:hAnsi="Thonburi"/>
+                <w:b/>
+                <w:i w:val="0"/>
+                <w:color w:val="FFFFFF"/>
+                <w:sz w:val="15"/>
+                <w:rFonts w:ascii="Thonburi" w:hAnsi="Thonburi" w:cs="Thonburi"/>
+              </w:rPr>
+              <w:t>ตัวอย่างข้อมูล</w:t>
+            </w:r>
+          </w:p>
+        </w:tc>
+        <w:tc>
+          <w:tcPr>
+            <w:tcW w:type="dxa" w:w="3744"/>
+            <w:shd w:fill="1B4D3E"/>
+            <w:tcMar>
+              <w:top w:w="40" w:type="dxa"/>
+              <w:bottom w:w="40" w:type="dxa"/>
+              <w:left w:w="55" w:type="dxa"/>
+              <w:right w:w="55" w:type="dxa"/>
+            </w:tcMar>
+          </w:tcPr>
+          <w:p>
+            <w:r>
+              <w:rPr>
+                <w:rFonts w:ascii="Thonburi" w:hAnsi="Thonburi"/>
+                <w:b/>
+                <w:i w:val="0"/>
+                <w:color w:val="FFFFFF"/>
+                <w:sz w:val="15"/>
+                <w:rFonts w:ascii="Thonburi" w:hAnsi="Thonburi" w:cs="Thonburi"/>
+              </w:rPr>
+              <w:t>ความหมายและการนำไปใช้งาน</w:t>
+            </w:r>
+          </w:p>
+        </w:tc>
+      </w:tr>
+      <w:tr>
+        <w:trPr>
+          <w:cantSplit/>
+        </w:trPr>
+        <w:tc>
+          <w:tcPr>
+            <w:tcW w:type="dxa" w:w="1728"/>
+            <w:shd w:fill="FFFFFF"/>
+            <w:tcMar>
+              <w:top w:w="30" w:type="dxa"/>
+              <w:bottom w:w="30" w:type="dxa"/>
+              <w:left w:w="50" w:type="dxa"/>
+              <w:right w:w="50" w:type="dxa"/>
+            </w:tcMar>
+          </w:tcPr>
+          <w:p>
+            <w:r>
+              <w:rPr>
+                <w:rFonts w:ascii="Thonburi" w:hAnsi="Thonburi"/>
+                <w:b w:val="0"/>
+                <w:i w:val="0"/>
+                <w:sz w:val="15"/>
+                <w:rFonts w:ascii="Thonburi" w:hAnsi="Thonburi" w:cs="Thonburi"/>
+              </w:rPr>
+              <w:t>vendor_id</w:t>
+            </w:r>
+          </w:p>
+        </w:tc>
+        <w:tc>
+          <w:tcPr>
+            <w:tcW w:type="dxa" w:w="1296"/>
+            <w:shd w:fill="FFFFFF"/>
+            <w:tcMar>
+              <w:top w:w="30" w:type="dxa"/>
+              <w:bottom w:w="30" w:type="dxa"/>
+              <w:left w:w="50" w:type="dxa"/>
+              <w:right w:w="50" w:type="dxa"/>
+            </w:tcMar>
+          </w:tcPr>
+          <w:p>
+            <w:r>
+              <w:rPr>
+                <w:rFonts w:ascii="Thonburi" w:hAnsi="Thonburi"/>
+                <w:b w:val="0"/>
+                <w:i w:val="0"/>
+                <w:sz w:val="15"/>
+                <w:rFonts w:ascii="Thonburi" w:hAnsi="Thonburi" w:cs="Thonburi"/>
+              </w:rPr>
+              <w:t>TEXT (PK)</w:t>
+            </w:r>
+          </w:p>
+        </w:tc>
+        <w:tc>
+          <w:tcPr>
+            <w:tcW w:type="dxa" w:w="2736"/>
+            <w:shd w:fill="FFFFFF"/>
+            <w:tcMar>
+              <w:top w:w="30" w:type="dxa"/>
+              <w:bottom w:w="30" w:type="dxa"/>
+              <w:left w:w="50" w:type="dxa"/>
+              <w:right w:w="50" w:type="dxa"/>
+            </w:tcMar>
+          </w:tcPr>
+          <w:p>
+            <w:r>
+              <w:rPr>
+                <w:rFonts w:ascii="Thonburi" w:hAnsi="Thonburi"/>
+                <w:b w:val="0"/>
+                <w:i w:val="0"/>
+                <w:sz w:val="15"/>
+                <w:rFonts w:ascii="Thonburi" w:hAnsi="Thonburi" w:cs="Thonburi"/>
+              </w:rPr>
+              <w:t>'VN-001' ถึง 'VN-008'</w:t>
+            </w:r>
+          </w:p>
+        </w:tc>
+        <w:tc>
+          <w:tcPr>
+            <w:tcW w:type="dxa" w:w="3744"/>
+            <w:shd w:fill="FFFFFF"/>
+            <w:tcMar>
+              <w:top w:w="30" w:type="dxa"/>
+              <w:bottom w:w="30" w:type="dxa"/>
+              <w:left w:w="50" w:type="dxa"/>
+              <w:right w:w="50" w:type="dxa"/>
+            </w:tcMar>
+          </w:tcPr>
+          <w:p>
+            <w:r>
+              <w:rPr>
+                <w:rFonts w:ascii="Thonburi" w:hAnsi="Thonburi"/>
+                <w:b w:val="0"/>
+                <w:i w:val="0"/>
+                <w:sz w:val="15"/>
+                <w:rFonts w:ascii="Thonburi" w:hAnsi="Thonburi" w:cs="Thonburi"/>
+              </w:rPr>
+              <w:t>รหัสประจำตัวคู่ค้าในระบบ ERP</w:t>
+            </w:r>
+          </w:p>
+        </w:tc>
+      </w:tr>
+      <w:tr>
+        <w:trPr>
+          <w:cantSplit/>
+        </w:trPr>
+        <w:tc>
+          <w:tcPr>
+            <w:tcW w:type="dxa" w:w="1728"/>
+            <w:shd w:fill="F8FAFC"/>
+            <w:tcMar>
+              <w:top w:w="30" w:type="dxa"/>
+              <w:bottom w:w="30" w:type="dxa"/>
+              <w:left w:w="50" w:type="dxa"/>
+              <w:right w:w="50" w:type="dxa"/>
+            </w:tcMar>
+          </w:tcPr>
+          <w:p>
+            <w:r>
+              <w:rPr>
+                <w:rFonts w:ascii="Thonburi" w:hAnsi="Thonburi"/>
+                <w:b w:val="0"/>
+                <w:i w:val="0"/>
+                <w:sz w:val="15"/>
+                <w:rFonts w:ascii="Thonburi" w:hAnsi="Thonburi" w:cs="Thonburi"/>
+              </w:rPr>
+              <w:t>tax_id</w:t>
+            </w:r>
+          </w:p>
+        </w:tc>
+        <w:tc>
+          <w:tcPr>
+            <w:tcW w:type="dxa" w:w="1296"/>
+            <w:shd w:fill="F8FAFC"/>
+            <w:tcMar>
+              <w:top w:w="30" w:type="dxa"/>
+              <w:bottom w:w="30" w:type="dxa"/>
+              <w:left w:w="50" w:type="dxa"/>
+              <w:right w:w="50" w:type="dxa"/>
+            </w:tcMar>
+          </w:tcPr>
+          <w:p>
+            <w:r>
+              <w:rPr>
+                <w:rFonts w:ascii="Thonburi" w:hAnsi="Thonburi"/>
+                <w:b w:val="0"/>
+                <w:i w:val="0"/>
+                <w:sz w:val="15"/>
+                <w:rFonts w:ascii="Thonburi" w:hAnsi="Thonburi" w:cs="Thonburi"/>
+              </w:rPr>
+              <w:t>TEXT</w:t>
+            </w:r>
+          </w:p>
+        </w:tc>
+        <w:tc>
+          <w:tcPr>
+            <w:tcW w:type="dxa" w:w="2736"/>
+            <w:shd w:fill="F8FAFC"/>
+            <w:tcMar>
+              <w:top w:w="30" w:type="dxa"/>
+              <w:bottom w:w="30" w:type="dxa"/>
+              <w:left w:w="50" w:type="dxa"/>
+              <w:right w:w="50" w:type="dxa"/>
+            </w:tcMar>
+          </w:tcPr>
+          <w:p>
+            <w:r>
+              <w:rPr>
+                <w:rFonts w:ascii="Thonburi" w:hAnsi="Thonburi"/>
+                <w:b w:val="0"/>
+                <w:i w:val="0"/>
+                <w:sz w:val="15"/>
+                <w:rFonts w:ascii="Thonburi" w:hAnsi="Thonburi" w:cs="Thonburi"/>
+              </w:rPr>
+              <w:t>'0105556098711'</w:t>
+            </w:r>
+          </w:p>
+        </w:tc>
+        <w:tc>
+          <w:tcPr>
+            <w:tcW w:type="dxa" w:w="3744"/>
+            <w:shd w:fill="F8FAFC"/>
+            <w:tcMar>
+              <w:top w:w="30" w:type="dxa"/>
+              <w:bottom w:w="30" w:type="dxa"/>
+              <w:left w:w="50" w:type="dxa"/>
+              <w:right w:w="50" w:type="dxa"/>
+            </w:tcMar>
+          </w:tcPr>
+          <w:p>
+            <w:r>
+              <w:rPr>
+                <w:rFonts w:ascii="Thonburi" w:hAnsi="Thonburi"/>
+                <w:b w:val="0"/>
+                <w:i w:val="0"/>
+                <w:sz w:val="15"/>
+                <w:rFonts w:ascii="Thonburi" w:hAnsi="Thonburi" w:cs="Thonburi"/>
+              </w:rPr>
+              <w:t>เลขประจำตัวผู้เสียภาษี 13 หลัก (ใช้ตรวจจับบิลปลอม)</w:t>
+            </w:r>
+          </w:p>
+        </w:tc>
+      </w:tr>
+      <w:tr>
+        <w:trPr>
+          <w:cantSplit/>
+        </w:trPr>
+        <w:tc>
+          <w:tcPr>
+            <w:tcW w:type="dxa" w:w="1728"/>
+            <w:shd w:fill="FFFFFF"/>
+            <w:tcMar>
+              <w:top w:w="30" w:type="dxa"/>
+              <w:bottom w:w="30" w:type="dxa"/>
+              <w:left w:w="50" w:type="dxa"/>
+              <w:right w:w="50" w:type="dxa"/>
+            </w:tcMar>
+          </w:tcPr>
+          <w:p>
+            <w:r>
+              <w:rPr>
+                <w:rFonts w:ascii="Thonburi" w:hAnsi="Thonburi"/>
+                <w:b w:val="0"/>
+                <w:i w:val="0"/>
+                <w:sz w:val="15"/>
+                <w:rFonts w:ascii="Thonburi" w:hAnsi="Thonburi" w:cs="Thonburi"/>
+              </w:rPr>
+              <w:t>vendor_name</w:t>
+            </w:r>
+          </w:p>
+        </w:tc>
+        <w:tc>
+          <w:tcPr>
+            <w:tcW w:type="dxa" w:w="1296"/>
+            <w:shd w:fill="FFFFFF"/>
+            <w:tcMar>
+              <w:top w:w="30" w:type="dxa"/>
+              <w:bottom w:w="30" w:type="dxa"/>
+              <w:left w:w="50" w:type="dxa"/>
+              <w:right w:w="50" w:type="dxa"/>
+            </w:tcMar>
+          </w:tcPr>
+          <w:p>
+            <w:r>
+              <w:rPr>
+                <w:rFonts w:ascii="Thonburi" w:hAnsi="Thonburi"/>
+                <w:b w:val="0"/>
+                <w:i w:val="0"/>
+                <w:sz w:val="15"/>
+                <w:rFonts w:ascii="Thonburi" w:hAnsi="Thonburi" w:cs="Thonburi"/>
+              </w:rPr>
+              <w:t>TEXT</w:t>
+            </w:r>
+          </w:p>
+        </w:tc>
+        <w:tc>
+          <w:tcPr>
+            <w:tcW w:type="dxa" w:w="2736"/>
+            <w:shd w:fill="FFFFFF"/>
+            <w:tcMar>
+              <w:top w:w="30" w:type="dxa"/>
+              <w:bottom w:w="30" w:type="dxa"/>
+              <w:left w:w="50" w:type="dxa"/>
+              <w:right w:w="50" w:type="dxa"/>
+            </w:tcMar>
+          </w:tcPr>
+          <w:p>
+            <w:r>
+              <w:rPr>
+                <w:rFonts w:ascii="Thonburi" w:hAnsi="Thonburi"/>
+                <w:b w:val="0"/>
+                <w:i w:val="0"/>
+                <w:sz w:val="15"/>
+                <w:rFonts w:ascii="Thonburi" w:hAnsi="Thonburi" w:cs="Thonburi"/>
+              </w:rPr>
+              <w:t>'บริษัท กังหัน เอ็นจิเนียริ่ง...'</w:t>
+            </w:r>
+          </w:p>
+        </w:tc>
+        <w:tc>
+          <w:tcPr>
+            <w:tcW w:type="dxa" w:w="3744"/>
+            <w:shd w:fill="FFFFFF"/>
+            <w:tcMar>
+              <w:top w:w="30" w:type="dxa"/>
+              <w:bottom w:w="30" w:type="dxa"/>
+              <w:left w:w="50" w:type="dxa"/>
+              <w:right w:w="50" w:type="dxa"/>
+            </w:tcMar>
+          </w:tcPr>
+          <w:p>
+            <w:r>
+              <w:rPr>
+                <w:rFonts w:ascii="Thonburi" w:hAnsi="Thonburi"/>
+                <w:b w:val="0"/>
+                <w:i w:val="0"/>
+                <w:sz w:val="15"/>
+                <w:rFonts w:ascii="Thonburi" w:hAnsi="Thonburi" w:cs="Thonburi"/>
+              </w:rPr>
+              <w:t>ชื่อบริษัทคู่ค้าที่จดทะเบียนทางการ</w:t>
+            </w:r>
+          </w:p>
+        </w:tc>
+      </w:tr>
+      <w:tr>
+        <w:trPr>
+          <w:cantSplit/>
+        </w:trPr>
+        <w:tc>
+          <w:tcPr>
+            <w:tcW w:type="dxa" w:w="1728"/>
+            <w:shd w:fill="F8FAFC"/>
+            <w:tcMar>
+              <w:top w:w="30" w:type="dxa"/>
+              <w:bottom w:w="30" w:type="dxa"/>
+              <w:left w:w="50" w:type="dxa"/>
+              <w:right w:w="50" w:type="dxa"/>
+            </w:tcMar>
+          </w:tcPr>
+          <w:p>
+            <w:r>
+              <w:rPr>
+                <w:rFonts w:ascii="Thonburi" w:hAnsi="Thonburi"/>
+                <w:b w:val="0"/>
+                <w:i w:val="0"/>
+                <w:sz w:val="15"/>
+                <w:rFonts w:ascii="Thonburi" w:hAnsi="Thonburi" w:cs="Thonburi"/>
+              </w:rPr>
+              <w:t>bank_name</w:t>
+            </w:r>
+          </w:p>
+        </w:tc>
+        <w:tc>
+          <w:tcPr>
+            <w:tcW w:type="dxa" w:w="1296"/>
+            <w:shd w:fill="F8FAFC"/>
+            <w:tcMar>
+              <w:top w:w="30" w:type="dxa"/>
+              <w:bottom w:w="30" w:type="dxa"/>
+              <w:left w:w="50" w:type="dxa"/>
+              <w:right w:w="50" w:type="dxa"/>
+            </w:tcMar>
+          </w:tcPr>
+          <w:p>
+            <w:r>
+              <w:rPr>
+                <w:rFonts w:ascii="Thonburi" w:hAnsi="Thonburi"/>
+                <w:b w:val="0"/>
+                <w:i w:val="0"/>
+                <w:sz w:val="15"/>
+                <w:rFonts w:ascii="Thonburi" w:hAnsi="Thonburi" w:cs="Thonburi"/>
+              </w:rPr>
+              <w:t>TEXT</w:t>
+            </w:r>
+          </w:p>
+        </w:tc>
+        <w:tc>
+          <w:tcPr>
+            <w:tcW w:type="dxa" w:w="2736"/>
+            <w:shd w:fill="F8FAFC"/>
+            <w:tcMar>
+              <w:top w:w="30" w:type="dxa"/>
+              <w:bottom w:w="30" w:type="dxa"/>
+              <w:left w:w="50" w:type="dxa"/>
+              <w:right w:w="50" w:type="dxa"/>
+            </w:tcMar>
+          </w:tcPr>
+          <w:p>
+            <w:r>
+              <w:rPr>
+                <w:rFonts w:ascii="Thonburi" w:hAnsi="Thonburi"/>
+                <w:b w:val="0"/>
+                <w:i w:val="0"/>
+                <w:sz w:val="15"/>
+                <w:rFonts w:ascii="Thonburi" w:hAnsi="Thonburi" w:cs="Thonburi"/>
+              </w:rPr>
+              <w:t>'ธนาคารกสิกรไทย'</w:t>
+            </w:r>
+          </w:p>
+        </w:tc>
+        <w:tc>
+          <w:tcPr>
+            <w:tcW w:type="dxa" w:w="3744"/>
+            <w:shd w:fill="F8FAFC"/>
+            <w:tcMar>
+              <w:top w:w="30" w:type="dxa"/>
+              <w:bottom w:w="30" w:type="dxa"/>
+              <w:left w:w="50" w:type="dxa"/>
+              <w:right w:w="50" w:type="dxa"/>
+            </w:tcMar>
+          </w:tcPr>
+          <w:p>
+            <w:r>
+              <w:rPr>
+                <w:rFonts w:ascii="Thonburi" w:hAnsi="Thonburi"/>
+                <w:b w:val="0"/>
+                <w:i w:val="0"/>
+                <w:sz w:val="15"/>
+                <w:rFonts w:ascii="Thonburi" w:hAnsi="Thonburi" w:cs="Thonburi"/>
+              </w:rPr>
+              <w:t>ชื่อธนาคารบัญชีทางการของคู่ค้า</w:t>
+            </w:r>
+          </w:p>
+        </w:tc>
+      </w:tr>
+      <w:tr>
+        <w:trPr>
+          <w:cantSplit/>
+        </w:trPr>
+        <w:tc>
+          <w:tcPr>
+            <w:tcW w:type="dxa" w:w="1728"/>
+            <w:shd w:fill="FFFFFF"/>
+            <w:tcMar>
+              <w:top w:w="30" w:type="dxa"/>
+              <w:bottom w:w="30" w:type="dxa"/>
+              <w:left w:w="50" w:type="dxa"/>
+              <w:right w:w="50" w:type="dxa"/>
+            </w:tcMar>
+          </w:tcPr>
+          <w:p>
+            <w:r>
+              <w:rPr>
+                <w:rFonts w:ascii="Thonburi" w:hAnsi="Thonburi"/>
+                <w:b w:val="0"/>
+                <w:i w:val="0"/>
+                <w:sz w:val="15"/>
+                <w:rFonts w:ascii="Thonburi" w:hAnsi="Thonburi" w:cs="Thonburi"/>
+              </w:rPr>
+              <w:t>bank_account</w:t>
+            </w:r>
+          </w:p>
+        </w:tc>
+        <w:tc>
+          <w:tcPr>
+            <w:tcW w:type="dxa" w:w="1296"/>
+            <w:shd w:fill="FFFFFF"/>
+            <w:tcMar>
+              <w:top w:w="30" w:type="dxa"/>
+              <w:bottom w:w="30" w:type="dxa"/>
+              <w:left w:w="50" w:type="dxa"/>
+              <w:right w:w="50" w:type="dxa"/>
+            </w:tcMar>
+          </w:tcPr>
+          <w:p>
+            <w:r>
+              <w:rPr>
+                <w:rFonts w:ascii="Thonburi" w:hAnsi="Thonburi"/>
+                <w:b w:val="0"/>
+                <w:i w:val="0"/>
+                <w:sz w:val="15"/>
+                <w:rFonts w:ascii="Thonburi" w:hAnsi="Thonburi" w:cs="Thonburi"/>
+              </w:rPr>
+              <w:t>TEXT</w:t>
+            </w:r>
+          </w:p>
+        </w:tc>
+        <w:tc>
+          <w:tcPr>
+            <w:tcW w:type="dxa" w:w="2736"/>
+            <w:shd w:fill="FFFFFF"/>
+            <w:tcMar>
+              <w:top w:w="30" w:type="dxa"/>
+              <w:bottom w:w="30" w:type="dxa"/>
+              <w:left w:w="50" w:type="dxa"/>
+              <w:right w:w="50" w:type="dxa"/>
+            </w:tcMar>
+          </w:tcPr>
+          <w:p>
+            <w:r>
+              <w:rPr>
+                <w:rFonts w:ascii="Thonburi" w:hAnsi="Thonburi"/>
+                <w:b w:val="0"/>
+                <w:i w:val="0"/>
+                <w:sz w:val="15"/>
+                <w:rFonts w:ascii="Thonburi" w:hAnsi="Thonburi" w:cs="Thonburi"/>
+              </w:rPr>
+              <w:t>'045-2-12345-6'</w:t>
+            </w:r>
+          </w:p>
+        </w:tc>
+        <w:tc>
+          <w:tcPr>
+            <w:tcW w:type="dxa" w:w="3744"/>
+            <w:shd w:fill="FFFFFF"/>
+            <w:tcMar>
+              <w:top w:w="30" w:type="dxa"/>
+              <w:bottom w:w="30" w:type="dxa"/>
+              <w:left w:w="50" w:type="dxa"/>
+              <w:right w:w="50" w:type="dxa"/>
+            </w:tcMar>
+          </w:tcPr>
+          <w:p>
+            <w:r>
+              <w:rPr>
+                <w:rFonts w:ascii="Thonburi" w:hAnsi="Thonburi"/>
+                <w:b w:val="0"/>
+                <w:i w:val="0"/>
+                <w:sz w:val="15"/>
+                <w:rFonts w:ascii="Thonburi" w:hAnsi="Thonburi" w:cs="Thonburi"/>
+              </w:rPr>
+              <w:t>เลขที่บัญชีธนาคารทางการ (ตรวจจับความเสี่ยง Fraud)</w:t>
+            </w:r>
+          </w:p>
+        </w:tc>
+      </w:tr>
+    </w:tbl>
+    <w:p>
+      <w:pPr>
+        <w:spacing w:after="40"/>
+      </w:pPr>
+    </w:p>
+    <w:p>
+      <w:r>
+        <w:rPr>
+          <w:rFonts w:ascii="Thonburi" w:hAnsi="Thonburi"/>
+          <w:b/>
+          <w:i w:val="0"/>
+          <w:color w:val="1E3A8A"/>
+          <w:sz w:val="16"/>
+          <w:rFonts w:ascii="Thonburi" w:hAnsi="Thonburi" w:cs="Thonburi"/>
+        </w:rPr>
+        <w:t>ตารางที่ 2: purchase_orders (ข้อมูลใบสั่งซื้อที่อนุมัติแล้ว):</w:t>
+      </w:r>
+    </w:p>
+    <w:tbl>
+      <w:tblPr>
+        <w:tblW w:type="auto" w:w="0"/>
+        <w:jc w:val="center"/>
+        <w:tblLook w:firstColumn="1" w:firstRow="1" w:lastColumn="0" w:lastRow="0" w:noHBand="0" w:noVBand="1" w:val="04A0"/>
+        <w:tblBorders>
+          <w:top w:val="single" w:sz="4" w:space="0" w:color="CBD5E1"/>
+          <w:left w:val="none"/>
+          <w:bottom w:val="single" w:sz="4" w:space="0" w:color="CBD5E1"/>
+          <w:right w:val="none"/>
+          <w:insideH w:val="single" w:sz="4" w:space="0" w:color="CBD5E1"/>
+          <w:insideV w:val="none"/>
+        </w:tblBorders>
+      </w:tblPr>
+      <w:tblGrid>
+        <w:gridCol w:w="2628"/>
+        <w:gridCol w:w="2628"/>
+        <w:gridCol w:w="2628"/>
+        <w:gridCol w:w="2628"/>
+      </w:tblGrid>
+      <w:tr>
+        <w:trPr>
+          <w:cantSplit/>
+          <w:tblHeader/>
+        </w:trPr>
+        <w:tc>
+          <w:tcPr>
+            <w:tcW w:type="dxa" w:w="1872"/>
+            <w:shd w:fill="1B4D3E"/>
+            <w:tcMar>
+              <w:top w:w="40" w:type="dxa"/>
+              <w:bottom w:w="40" w:type="dxa"/>
+              <w:left w:w="55" w:type="dxa"/>
+              <w:right w:w="55" w:type="dxa"/>
+            </w:tcMar>
+          </w:tcPr>
+          <w:p>
+            <w:r>
+              <w:rPr>
+                <w:rFonts w:ascii="Thonburi" w:hAnsi="Thonburi"/>
+                <w:b/>
+                <w:i w:val="0"/>
+                <w:color w:val="FFFFFF"/>
+                <w:sz w:val="15"/>
+                <w:rFonts w:ascii="Thonburi" w:hAnsi="Thonburi" w:cs="Thonburi"/>
+              </w:rPr>
+              <w:t>ชื่อฟิลด์ (Column)</w:t>
+            </w:r>
+          </w:p>
+        </w:tc>
+        <w:tc>
+          <w:tcPr>
+            <w:tcW w:type="dxa" w:w="1296"/>
+            <w:shd w:fill="1B4D3E"/>
+            <w:tcMar>
+              <w:top w:w="40" w:type="dxa"/>
+              <w:bottom w:w="40" w:type="dxa"/>
+              <w:left w:w="55" w:type="dxa"/>
+              <w:right w:w="55" w:type="dxa"/>
+            </w:tcMar>
+          </w:tcPr>
+          <w:p>
+            <w:r>
+              <w:rPr>
+                <w:rFonts w:ascii="Thonburi" w:hAnsi="Thonburi"/>
+                <w:b/>
+                <w:i w:val="0"/>
+                <w:color w:val="FFFFFF"/>
+                <w:sz w:val="15"/>
+                <w:rFonts w:ascii="Thonburi" w:hAnsi="Thonburi" w:cs="Thonburi"/>
+              </w:rPr>
+              <w:t>ชนิดข้อมูล</w:t>
+            </w:r>
+          </w:p>
+        </w:tc>
+        <w:tc>
+          <w:tcPr>
+            <w:tcW w:type="dxa" w:w="2016"/>
+            <w:shd w:fill="1B4D3E"/>
+            <w:tcMar>
+              <w:top w:w="40" w:type="dxa"/>
+              <w:bottom w:w="40" w:type="dxa"/>
+              <w:left w:w="55" w:type="dxa"/>
+              <w:right w:w="55" w:type="dxa"/>
+            </w:tcMar>
+          </w:tcPr>
+          <w:p>
+            <w:r>
+              <w:rPr>
+                <w:rFonts w:ascii="Thonburi" w:hAnsi="Thonburi"/>
+                <w:b/>
+                <w:i w:val="0"/>
+                <w:color w:val="FFFFFF"/>
+                <w:sz w:val="15"/>
+                <w:rFonts w:ascii="Thonburi" w:hAnsi="Thonburi" w:cs="Thonburi"/>
+              </w:rPr>
+              <w:t>ตัวอย่างข้อมูล</w:t>
+            </w:r>
+          </w:p>
+        </w:tc>
+        <w:tc>
+          <w:tcPr>
+            <w:tcW w:type="dxa" w:w="4320"/>
+            <w:shd w:fill="1B4D3E"/>
+            <w:tcMar>
+              <w:top w:w="40" w:type="dxa"/>
+              <w:bottom w:w="40" w:type="dxa"/>
+              <w:left w:w="55" w:type="dxa"/>
+              <w:right w:w="55" w:type="dxa"/>
+            </w:tcMar>
+          </w:tcPr>
+          <w:p>
+            <w:r>
+              <w:rPr>
+                <w:rFonts w:ascii="Thonburi" w:hAnsi="Thonburi"/>
+                <w:b/>
+                <w:i w:val="0"/>
+                <w:color w:val="FFFFFF"/>
+                <w:sz w:val="15"/>
+                <w:rFonts w:ascii="Thonburi" w:hAnsi="Thonburi" w:cs="Thonburi"/>
+              </w:rPr>
+              <w:t>ความหมายและการนำไปใช้งาน</w:t>
+            </w:r>
+          </w:p>
+        </w:tc>
+      </w:tr>
+      <w:tr>
+        <w:trPr>
+          <w:cantSplit/>
+        </w:trPr>
+        <w:tc>
+          <w:tcPr>
+            <w:tcW w:type="dxa" w:w="1872"/>
+            <w:shd w:fill="FFFFFF"/>
+            <w:tcMar>
+              <w:top w:w="30" w:type="dxa"/>
+              <w:bottom w:w="30" w:type="dxa"/>
+              <w:left w:w="50" w:type="dxa"/>
+              <w:right w:w="50" w:type="dxa"/>
+            </w:tcMar>
+          </w:tcPr>
+          <w:p>
+            <w:r>
+              <w:rPr>
+                <w:rFonts w:ascii="Thonburi" w:hAnsi="Thonburi"/>
+                <w:b w:val="0"/>
+                <w:i w:val="0"/>
+                <w:sz w:val="15"/>
+                <w:rFonts w:ascii="Thonburi" w:hAnsi="Thonburi" w:cs="Thonburi"/>
+              </w:rPr>
+              <w:t>po_number</w:t>
+            </w:r>
+          </w:p>
+        </w:tc>
+        <w:tc>
+          <w:tcPr>
+            <w:tcW w:type="dxa" w:w="1296"/>
+            <w:shd w:fill="FFFFFF"/>
+            <w:tcMar>
+              <w:top w:w="30" w:type="dxa"/>
+              <w:bottom w:w="30" w:type="dxa"/>
+              <w:left w:w="50" w:type="dxa"/>
+              <w:right w:w="50" w:type="dxa"/>
+            </w:tcMar>
+          </w:tcPr>
+          <w:p>
+            <w:r>
+              <w:rPr>
+                <w:rFonts w:ascii="Thonburi" w:hAnsi="Thonburi"/>
+                <w:b w:val="0"/>
+                <w:i w:val="0"/>
+                <w:sz w:val="15"/>
+                <w:rFonts w:ascii="Thonburi" w:hAnsi="Thonburi" w:cs="Thonburi"/>
+              </w:rPr>
+              <w:t>TEXT (PK)</w:t>
+            </w:r>
+          </w:p>
+        </w:tc>
+        <w:tc>
+          <w:tcPr>
+            <w:tcW w:type="dxa" w:w="2016"/>
+            <w:shd w:fill="FFFFFF"/>
+            <w:tcMar>
+              <w:top w:w="30" w:type="dxa"/>
+              <w:bottom w:w="30" w:type="dxa"/>
+              <w:left w:w="50" w:type="dxa"/>
+              <w:right w:w="50" w:type="dxa"/>
+            </w:tcMar>
+          </w:tcPr>
+          <w:p>
+            <w:r>
+              <w:rPr>
+                <w:rFonts w:ascii="Thonburi" w:hAnsi="Thonburi"/>
+                <w:b w:val="0"/>
+                <w:i w:val="0"/>
+                <w:sz w:val="15"/>
+                <w:rFonts w:ascii="Thonburi" w:hAnsi="Thonburi" w:cs="Thonburi"/>
+              </w:rPr>
+              <w:t>'PO-2026-089'</w:t>
+            </w:r>
+          </w:p>
+        </w:tc>
+        <w:tc>
+          <w:tcPr>
+            <w:tcW w:type="dxa" w:w="4320"/>
+            <w:shd w:fill="FFFFFF"/>
+            <w:tcMar>
+              <w:top w:w="30" w:type="dxa"/>
+              <w:bottom w:w="30" w:type="dxa"/>
+              <w:left w:w="50" w:type="dxa"/>
+              <w:right w:w="50" w:type="dxa"/>
+            </w:tcMar>
+          </w:tcPr>
+          <w:p>
+            <w:r>
+              <w:rPr>
+                <w:rFonts w:ascii="Thonburi" w:hAnsi="Thonburi"/>
+                <w:b w:val="0"/>
+                <w:i w:val="0"/>
+                <w:sz w:val="15"/>
+                <w:rFonts w:ascii="Thonburi" w:hAnsi="Thonburi" w:cs="Thonburi"/>
+              </w:rPr>
+              <w:t>เลขที่ใบสั่งซื้อหลัก</w:t>
+            </w:r>
+          </w:p>
+        </w:tc>
+      </w:tr>
+      <w:tr>
+        <w:trPr>
+          <w:cantSplit/>
+        </w:trPr>
+        <w:tc>
+          <w:tcPr>
+            <w:tcW w:type="dxa" w:w="1872"/>
+            <w:shd w:fill="F8FAFC"/>
+            <w:tcMar>
+              <w:top w:w="30" w:type="dxa"/>
+              <w:bottom w:w="30" w:type="dxa"/>
+              <w:left w:w="50" w:type="dxa"/>
+              <w:right w:w="50" w:type="dxa"/>
+            </w:tcMar>
+          </w:tcPr>
+          <w:p>
+            <w:r>
+              <w:rPr>
+                <w:rFonts w:ascii="Thonburi" w:hAnsi="Thonburi"/>
+                <w:b w:val="0"/>
+                <w:i w:val="0"/>
+                <w:sz w:val="15"/>
+                <w:rFonts w:ascii="Thonburi" w:hAnsi="Thonburi" w:cs="Thonburi"/>
+              </w:rPr>
+              <w:t>vendor_id</w:t>
+            </w:r>
+          </w:p>
+        </w:tc>
+        <w:tc>
+          <w:tcPr>
+            <w:tcW w:type="dxa" w:w="1296"/>
+            <w:shd w:fill="F8FAFC"/>
+            <w:tcMar>
+              <w:top w:w="30" w:type="dxa"/>
+              <w:bottom w:w="30" w:type="dxa"/>
+              <w:left w:w="50" w:type="dxa"/>
+              <w:right w:w="50" w:type="dxa"/>
+            </w:tcMar>
+          </w:tcPr>
+          <w:p>
+            <w:r>
+              <w:rPr>
+                <w:rFonts w:ascii="Thonburi" w:hAnsi="Thonburi"/>
+                <w:b w:val="0"/>
+                <w:i w:val="0"/>
+                <w:sz w:val="15"/>
+                <w:rFonts w:ascii="Thonburi" w:hAnsi="Thonburi" w:cs="Thonburi"/>
+              </w:rPr>
+              <w:t>TEXT (FK)</w:t>
+            </w:r>
+          </w:p>
+        </w:tc>
+        <w:tc>
+          <w:tcPr>
+            <w:tcW w:type="dxa" w:w="2016"/>
+            <w:shd w:fill="F8FAFC"/>
+            <w:tcMar>
+              <w:top w:w="30" w:type="dxa"/>
+              <w:bottom w:w="30" w:type="dxa"/>
+              <w:left w:w="50" w:type="dxa"/>
+              <w:right w:w="50" w:type="dxa"/>
+            </w:tcMar>
+          </w:tcPr>
+          <w:p>
+            <w:r>
+              <w:rPr>
+                <w:rFonts w:ascii="Thonburi" w:hAnsi="Thonburi"/>
+                <w:b w:val="0"/>
+                <w:i w:val="0"/>
+                <w:sz w:val="15"/>
+                <w:rFonts w:ascii="Thonburi" w:hAnsi="Thonburi" w:cs="Thonburi"/>
+              </w:rPr>
+              <w:t>'VN-001'</w:t>
+            </w:r>
+          </w:p>
+        </w:tc>
+        <w:tc>
+          <w:tcPr>
+            <w:tcW w:type="dxa" w:w="4320"/>
+            <w:shd w:fill="F8FAFC"/>
+            <w:tcMar>
+              <w:top w:w="30" w:type="dxa"/>
+              <w:bottom w:w="30" w:type="dxa"/>
+              <w:left w:w="50" w:type="dxa"/>
+              <w:right w:w="50" w:type="dxa"/>
+            </w:tcMar>
+          </w:tcPr>
+          <w:p>
+            <w:r>
+              <w:rPr>
+                <w:rFonts w:ascii="Thonburi" w:hAnsi="Thonburi"/>
+                <w:b w:val="0"/>
+                <w:i w:val="0"/>
+                <w:sz w:val="15"/>
+                <w:rFonts w:ascii="Thonburi" w:hAnsi="Thonburi" w:cs="Thonburi"/>
+              </w:rPr>
+              <w:t>รหัสคู่ค้า เชื่อมโยงกับ vendor_master</w:t>
+            </w:r>
+          </w:p>
+        </w:tc>
+      </w:tr>
+      <w:tr>
+        <w:trPr>
+          <w:cantSplit/>
+        </w:trPr>
+        <w:tc>
+          <w:tcPr>
+            <w:tcW w:type="dxa" w:w="1872"/>
+            <w:shd w:fill="FFFFFF"/>
+            <w:tcMar>
+              <w:top w:w="30" w:type="dxa"/>
+              <w:bottom w:w="30" w:type="dxa"/>
+              <w:left w:w="50" w:type="dxa"/>
+              <w:right w:w="50" w:type="dxa"/>
+            </w:tcMar>
+          </w:tcPr>
+          <w:p>
+            <w:r>
+              <w:rPr>
+                <w:rFonts w:ascii="Thonburi" w:hAnsi="Thonburi"/>
+                <w:b w:val="0"/>
+                <w:i w:val="0"/>
+                <w:sz w:val="15"/>
+                <w:rFonts w:ascii="Thonburi" w:hAnsi="Thonburi" w:cs="Thonburi"/>
+              </w:rPr>
+              <w:t>project_site</w:t>
+            </w:r>
+          </w:p>
+        </w:tc>
+        <w:tc>
+          <w:tcPr>
+            <w:tcW w:type="dxa" w:w="1296"/>
+            <w:shd w:fill="FFFFFF"/>
+            <w:tcMar>
+              <w:top w:w="30" w:type="dxa"/>
+              <w:bottom w:w="30" w:type="dxa"/>
+              <w:left w:w="50" w:type="dxa"/>
+              <w:right w:w="50" w:type="dxa"/>
+            </w:tcMar>
+          </w:tcPr>
+          <w:p>
+            <w:r>
+              <w:rPr>
+                <w:rFonts w:ascii="Thonburi" w:hAnsi="Thonburi"/>
+                <w:b w:val="0"/>
+                <w:i w:val="0"/>
+                <w:sz w:val="15"/>
+                <w:rFonts w:ascii="Thonburi" w:hAnsi="Thonburi" w:cs="Thonburi"/>
+              </w:rPr>
+              <w:t>TEXT</w:t>
+            </w:r>
+          </w:p>
+        </w:tc>
+        <w:tc>
+          <w:tcPr>
+            <w:tcW w:type="dxa" w:w="2016"/>
+            <w:shd w:fill="FFFFFF"/>
+            <w:tcMar>
+              <w:top w:w="30" w:type="dxa"/>
+              <w:bottom w:w="30" w:type="dxa"/>
+              <w:left w:w="50" w:type="dxa"/>
+              <w:right w:w="50" w:type="dxa"/>
+            </w:tcMar>
+          </w:tcPr>
+          <w:p>
+            <w:r>
+              <w:rPr>
+                <w:rFonts w:ascii="Thonburi" w:hAnsi="Thonburi"/>
+                <w:b w:val="0"/>
+                <w:i w:val="0"/>
+                <w:sz w:val="15"/>
+                <w:rFonts w:ascii="Thonburi" w:hAnsi="Thonburi" w:cs="Thonburi"/>
+              </w:rPr>
+              <w:t>'G.Brimm Power'</w:t>
+            </w:r>
+          </w:p>
+        </w:tc>
+        <w:tc>
+          <w:tcPr>
+            <w:tcW w:type="dxa" w:w="4320"/>
+            <w:shd w:fill="FFFFFF"/>
+            <w:tcMar>
+              <w:top w:w="30" w:type="dxa"/>
+              <w:bottom w:w="30" w:type="dxa"/>
+              <w:left w:w="50" w:type="dxa"/>
+              <w:right w:w="50" w:type="dxa"/>
+            </w:tcMar>
+          </w:tcPr>
+          <w:p>
+            <w:r>
+              <w:rPr>
+                <w:rFonts w:ascii="Thonburi" w:hAnsi="Thonburi"/>
+                <w:b w:val="0"/>
+                <w:i w:val="0"/>
+                <w:sz w:val="15"/>
+                <w:rFonts w:ascii="Thonburi" w:hAnsi="Thonburi" w:cs="Thonburi"/>
+              </w:rPr>
+              <w:t>ชื่อโครงการ / ไซต์โรงไฟฟ้าหรือโรงงาน</w:t>
+            </w:r>
+          </w:p>
+        </w:tc>
+      </w:tr>
+      <w:tr>
+        <w:trPr>
+          <w:cantSplit/>
+        </w:trPr>
+        <w:tc>
+          <w:tcPr>
+            <w:tcW w:type="dxa" w:w="1872"/>
+            <w:shd w:fill="F8FAFC"/>
+            <w:tcMar>
+              <w:top w:w="30" w:type="dxa"/>
+              <w:bottom w:w="30" w:type="dxa"/>
+              <w:left w:w="50" w:type="dxa"/>
+              <w:right w:w="50" w:type="dxa"/>
+            </w:tcMar>
+          </w:tcPr>
+          <w:p>
+            <w:r>
+              <w:rPr>
+                <w:rFonts w:ascii="Thonburi" w:hAnsi="Thonburi"/>
+                <w:b w:val="0"/>
+                <w:i w:val="0"/>
+                <w:sz w:val="15"/>
+                <w:rFonts w:ascii="Thonburi" w:hAnsi="Thonburi" w:cs="Thonburi"/>
+              </w:rPr>
+              <w:t>scope_of_work</w:t>
+            </w:r>
+          </w:p>
+        </w:tc>
+        <w:tc>
+          <w:tcPr>
+            <w:tcW w:type="dxa" w:w="1296"/>
+            <w:shd w:fill="F8FAFC"/>
+            <w:tcMar>
+              <w:top w:w="30" w:type="dxa"/>
+              <w:bottom w:w="30" w:type="dxa"/>
+              <w:left w:w="50" w:type="dxa"/>
+              <w:right w:w="50" w:type="dxa"/>
+            </w:tcMar>
+          </w:tcPr>
+          <w:p>
+            <w:r>
+              <w:rPr>
+                <w:rFonts w:ascii="Thonburi" w:hAnsi="Thonburi"/>
+                <w:b w:val="0"/>
+                <w:i w:val="0"/>
+                <w:sz w:val="15"/>
+                <w:rFonts w:ascii="Thonburi" w:hAnsi="Thonburi" w:cs="Thonburi"/>
+              </w:rPr>
+              <w:t>TEXT</w:t>
+            </w:r>
+          </w:p>
+        </w:tc>
+        <w:tc>
+          <w:tcPr>
+            <w:tcW w:type="dxa" w:w="2016"/>
+            <w:shd w:fill="F8FAFC"/>
+            <w:tcMar>
+              <w:top w:w="30" w:type="dxa"/>
+              <w:bottom w:w="30" w:type="dxa"/>
+              <w:left w:w="50" w:type="dxa"/>
+              <w:right w:w="50" w:type="dxa"/>
+            </w:tcMar>
+          </w:tcPr>
+          <w:p>
+            <w:r>
+              <w:rPr>
+                <w:rFonts w:ascii="Thonburi" w:hAnsi="Thonburi"/>
+                <w:b w:val="0"/>
+                <w:i w:val="0"/>
+                <w:sz w:val="15"/>
+                <w:rFonts w:ascii="Thonburi" w:hAnsi="Thonburi" w:cs="Thonburi"/>
+              </w:rPr>
+              <w:t>'งานซ่อมบำรุงกังหันก๊าซ'</w:t>
+            </w:r>
+          </w:p>
+        </w:tc>
+        <w:tc>
+          <w:tcPr>
+            <w:tcW w:type="dxa" w:w="4320"/>
+            <w:shd w:fill="F8FAFC"/>
+            <w:tcMar>
+              <w:top w:w="30" w:type="dxa"/>
+              <w:bottom w:w="30" w:type="dxa"/>
+              <w:left w:w="50" w:type="dxa"/>
+              <w:right w:w="50" w:type="dxa"/>
+            </w:tcMar>
+          </w:tcPr>
+          <w:p>
+            <w:r>
+              <w:rPr>
+                <w:rFonts w:ascii="Thonburi" w:hAnsi="Thonburi"/>
+                <w:b w:val="0"/>
+                <w:i w:val="0"/>
+                <w:sz w:val="15"/>
+                <w:rFonts w:ascii="Thonburi" w:hAnsi="Thonburi" w:cs="Thonburi"/>
+              </w:rPr>
+              <w:t>ขอบเขตงานที่ได้รับอนุมัติให้จัดซื้อ</w:t>
+            </w:r>
+          </w:p>
+        </w:tc>
+      </w:tr>
+      <w:tr>
+        <w:trPr>
+          <w:cantSplit/>
+        </w:trPr>
+        <w:tc>
+          <w:tcPr>
+            <w:tcW w:type="dxa" w:w="1872"/>
+            <w:shd w:fill="FFFFFF"/>
+            <w:tcMar>
+              <w:top w:w="30" w:type="dxa"/>
+              <w:bottom w:w="30" w:type="dxa"/>
+              <w:left w:w="50" w:type="dxa"/>
+              <w:right w:w="50" w:type="dxa"/>
+            </w:tcMar>
+          </w:tcPr>
+          <w:p>
+            <w:r>
+              <w:rPr>
+                <w:rFonts w:ascii="Thonburi" w:hAnsi="Thonburi"/>
+                <w:b w:val="0"/>
+                <w:i w:val="0"/>
+                <w:sz w:val="15"/>
+                <w:rFonts w:ascii="Thonburi" w:hAnsi="Thonburi" w:cs="Thonburi"/>
+              </w:rPr>
+              <w:t>approved_amount</w:t>
+            </w:r>
+          </w:p>
+        </w:tc>
+        <w:tc>
+          <w:tcPr>
+            <w:tcW w:type="dxa" w:w="1296"/>
+            <w:shd w:fill="FFFFFF"/>
+            <w:tcMar>
+              <w:top w:w="30" w:type="dxa"/>
+              <w:bottom w:w="30" w:type="dxa"/>
+              <w:left w:w="50" w:type="dxa"/>
+              <w:right w:w="50" w:type="dxa"/>
+            </w:tcMar>
+          </w:tcPr>
+          <w:p>
+            <w:r>
+              <w:rPr>
+                <w:rFonts w:ascii="Thonburi" w:hAnsi="Thonburi"/>
+                <w:b w:val="0"/>
+                <w:i w:val="0"/>
+                <w:sz w:val="15"/>
+                <w:rFonts w:ascii="Thonburi" w:hAnsi="Thonburi" w:cs="Thonburi"/>
+              </w:rPr>
+              <w:t>REAL</w:t>
+            </w:r>
+          </w:p>
+        </w:tc>
+        <w:tc>
+          <w:tcPr>
+            <w:tcW w:type="dxa" w:w="2016"/>
+            <w:shd w:fill="FFFFFF"/>
+            <w:tcMar>
+              <w:top w:w="30" w:type="dxa"/>
+              <w:bottom w:w="30" w:type="dxa"/>
+              <w:left w:w="50" w:type="dxa"/>
+              <w:right w:w="50" w:type="dxa"/>
+            </w:tcMar>
+          </w:tcPr>
+          <w:p>
+            <w:r>
+              <w:rPr>
+                <w:rFonts w:ascii="Thonburi" w:hAnsi="Thonburi"/>
+                <w:b w:val="0"/>
+                <w:i w:val="0"/>
+                <w:sz w:val="15"/>
+                <w:rFonts w:ascii="Thonburi" w:hAnsi="Thonburi" w:cs="Thonburi"/>
+              </w:rPr>
+              <w:t>1000000.00</w:t>
+            </w:r>
+          </w:p>
+        </w:tc>
+        <w:tc>
+          <w:tcPr>
+            <w:tcW w:type="dxa" w:w="4320"/>
+            <w:shd w:fill="FFFFFF"/>
+            <w:tcMar>
+              <w:top w:w="30" w:type="dxa"/>
+              <w:bottom w:w="30" w:type="dxa"/>
+              <w:left w:w="50" w:type="dxa"/>
+              <w:right w:w="50" w:type="dxa"/>
+            </w:tcMar>
+          </w:tcPr>
+          <w:p>
+            <w:r>
+              <w:rPr>
+                <w:rFonts w:ascii="Thonburi" w:hAnsi="Thonburi"/>
+                <w:b w:val="0"/>
+                <w:i w:val="0"/>
+                <w:sz w:val="15"/>
+                <w:rFonts w:ascii="Thonburi" w:hAnsi="Thonburi" w:cs="Thonburi"/>
+              </w:rPr>
+              <w:t>วงเงินงบประมาณที่อนุมัติ (บาท ก่อน VAT)</w:t>
+            </w:r>
+          </w:p>
+        </w:tc>
+      </w:tr>
+      <w:tr>
+        <w:trPr>
+          <w:cantSplit/>
+        </w:trPr>
+        <w:tc>
+          <w:tcPr>
+            <w:tcW w:type="dxa" w:w="1872"/>
+            <w:shd w:fill="F8FAFC"/>
+            <w:tcMar>
+              <w:top w:w="30" w:type="dxa"/>
+              <w:bottom w:w="30" w:type="dxa"/>
+              <w:left w:w="50" w:type="dxa"/>
+              <w:right w:w="50" w:type="dxa"/>
+            </w:tcMar>
+          </w:tcPr>
+          <w:p>
+            <w:r>
+              <w:rPr>
+                <w:rFonts w:ascii="Thonburi" w:hAnsi="Thonburi"/>
+                <w:b w:val="0"/>
+                <w:i w:val="0"/>
+                <w:sz w:val="15"/>
+                <w:rFonts w:ascii="Thonburi" w:hAnsi="Thonburi" w:cs="Thonburi"/>
+              </w:rPr>
+              <w:t>standard_credit_days</w:t>
+            </w:r>
+          </w:p>
+        </w:tc>
+        <w:tc>
+          <w:tcPr>
+            <w:tcW w:type="dxa" w:w="1296"/>
+            <w:shd w:fill="F8FAFC"/>
+            <w:tcMar>
+              <w:top w:w="30" w:type="dxa"/>
+              <w:bottom w:w="30" w:type="dxa"/>
+              <w:left w:w="50" w:type="dxa"/>
+              <w:right w:w="50" w:type="dxa"/>
+            </w:tcMar>
+          </w:tcPr>
+          <w:p>
+            <w:r>
+              <w:rPr>
+                <w:rFonts w:ascii="Thonburi" w:hAnsi="Thonburi"/>
+                <w:b w:val="0"/>
+                <w:i w:val="0"/>
+                <w:sz w:val="15"/>
+                <w:rFonts w:ascii="Thonburi" w:hAnsi="Thonburi" w:cs="Thonburi"/>
+              </w:rPr>
+              <w:t>INTEGER</w:t>
+            </w:r>
+          </w:p>
+        </w:tc>
+        <w:tc>
+          <w:tcPr>
+            <w:tcW w:type="dxa" w:w="2016"/>
+            <w:shd w:fill="F8FAFC"/>
+            <w:tcMar>
+              <w:top w:w="30" w:type="dxa"/>
+              <w:bottom w:w="30" w:type="dxa"/>
+              <w:left w:w="50" w:type="dxa"/>
+              <w:right w:w="50" w:type="dxa"/>
+            </w:tcMar>
+          </w:tcPr>
+          <w:p>
+            <w:r>
+              <w:rPr>
+                <w:rFonts w:ascii="Thonburi" w:hAnsi="Thonburi"/>
+                <w:b w:val="0"/>
+                <w:i w:val="0"/>
+                <w:sz w:val="15"/>
+                <w:rFonts w:ascii="Thonburi" w:hAnsi="Thonburi" w:cs="Thonburi"/>
+              </w:rPr>
+              <w:t>30</w:t>
+            </w:r>
+          </w:p>
+        </w:tc>
+        <w:tc>
+          <w:tcPr>
+            <w:tcW w:type="dxa" w:w="4320"/>
+            <w:shd w:fill="F8FAFC"/>
+            <w:tcMar>
+              <w:top w:w="30" w:type="dxa"/>
+              <w:bottom w:w="30" w:type="dxa"/>
+              <w:left w:w="50" w:type="dxa"/>
+              <w:right w:w="50" w:type="dxa"/>
+            </w:tcMar>
+          </w:tcPr>
+          <w:p>
+            <w:r>
+              <w:rPr>
+                <w:rFonts w:ascii="Thonburi" w:hAnsi="Thonburi"/>
+                <w:b w:val="0"/>
+                <w:i w:val="0"/>
+                <w:sz w:val="15"/>
+                <w:rFonts w:ascii="Thonburi" w:hAnsi="Thonburi" w:cs="Thonburi"/>
+              </w:rPr>
+              <w:t>เครดิตเทอมมาตรฐานที่ตกลงไว้ (วัน)</w:t>
+            </w:r>
+          </w:p>
+        </w:tc>
+      </w:tr>
+      <w:tr>
+        <w:trPr>
+          <w:cantSplit/>
+        </w:trPr>
+        <w:tc>
+          <w:tcPr>
+            <w:tcW w:type="dxa" w:w="1872"/>
+            <w:shd w:fill="FFFFFF"/>
+            <w:tcMar>
+              <w:top w:w="30" w:type="dxa"/>
+              <w:bottom w:w="30" w:type="dxa"/>
+              <w:left w:w="50" w:type="dxa"/>
+              <w:right w:w="50" w:type="dxa"/>
+            </w:tcMar>
+          </w:tcPr>
+          <w:p>
+            <w:r>
+              <w:rPr>
+                <w:rFonts w:ascii="Thonburi" w:hAnsi="Thonburi"/>
+                <w:b w:val="0"/>
+                <w:i w:val="0"/>
+                <w:sz w:val="15"/>
+                <w:rFonts w:ascii="Thonburi" w:hAnsi="Thonburi" w:cs="Thonburi"/>
+              </w:rPr>
+              <w:t>valid_until</w:t>
+            </w:r>
+          </w:p>
+        </w:tc>
+        <w:tc>
+          <w:tcPr>
+            <w:tcW w:type="dxa" w:w="1296"/>
+            <w:shd w:fill="FFFFFF"/>
+            <w:tcMar>
+              <w:top w:w="30" w:type="dxa"/>
+              <w:bottom w:w="30" w:type="dxa"/>
+              <w:left w:w="50" w:type="dxa"/>
+              <w:right w:w="50" w:type="dxa"/>
+            </w:tcMar>
+          </w:tcPr>
+          <w:p>
+            <w:r>
+              <w:rPr>
+                <w:rFonts w:ascii="Thonburi" w:hAnsi="Thonburi"/>
+                <w:b w:val="0"/>
+                <w:i w:val="0"/>
+                <w:sz w:val="15"/>
+                <w:rFonts w:ascii="Thonburi" w:hAnsi="Thonburi" w:cs="Thonburi"/>
+              </w:rPr>
+              <w:t>TEXT</w:t>
+            </w:r>
+          </w:p>
+        </w:tc>
+        <w:tc>
+          <w:tcPr>
+            <w:tcW w:type="dxa" w:w="2016"/>
+            <w:shd w:fill="FFFFFF"/>
+            <w:tcMar>
+              <w:top w:w="30" w:type="dxa"/>
+              <w:bottom w:w="30" w:type="dxa"/>
+              <w:left w:w="50" w:type="dxa"/>
+              <w:right w:w="50" w:type="dxa"/>
+            </w:tcMar>
+          </w:tcPr>
+          <w:p>
+            <w:r>
+              <w:rPr>
+                <w:rFonts w:ascii="Thonburi" w:hAnsi="Thonburi"/>
+                <w:b w:val="0"/>
+                <w:i w:val="0"/>
+                <w:sz w:val="15"/>
+                <w:rFonts w:ascii="Thonburi" w:hAnsi="Thonburi" w:cs="Thonburi"/>
+              </w:rPr>
+              <w:t>'2026-12-31'</w:t>
+            </w:r>
+          </w:p>
+        </w:tc>
+        <w:tc>
+          <w:tcPr>
+            <w:tcW w:type="dxa" w:w="4320"/>
+            <w:shd w:fill="FFFFFF"/>
+            <w:tcMar>
+              <w:top w:w="30" w:type="dxa"/>
+              <w:bottom w:w="30" w:type="dxa"/>
+              <w:left w:w="50" w:type="dxa"/>
+              <w:right w:w="50" w:type="dxa"/>
+            </w:tcMar>
+          </w:tcPr>
+          <w:p>
+            <w:r>
+              <w:rPr>
+                <w:rFonts w:ascii="Thonburi" w:hAnsi="Thonburi"/>
+                <w:b w:val="0"/>
+                <w:i w:val="0"/>
+                <w:sz w:val="15"/>
+                <w:rFonts w:ascii="Thonburi" w:hAnsi="Thonburi" w:cs="Thonburi"/>
+              </w:rPr>
+              <w:t>วันสิ้นสุดอายุสัญญา PO (ตรวจจับ Expired PO)</w:t>
+            </w:r>
+          </w:p>
+        </w:tc>
+      </w:tr>
+    </w:tbl>
+    <w:p>
+      <w:r>
+        <w:br w:type="page"/>
+      </w:r>
+    </w:p>
+    <w:p>
+      <w:pPr>
+        <w:keepNext/>
+        <w:spacing w:before="220" w:after="60"/>
+      </w:pPr>
+      <w:r>
+        <w:rPr>
+          <w:rFonts w:ascii="Thonburi" w:hAnsi="Thonburi"/>
+          <w:b/>
+          <w:i w:val="0"/>
+          <w:color w:val="1E3A8A"/>
+          <w:sz w:val="20"/>
+          <w:rFonts w:ascii="Thonburi" w:hAnsi="Thonburi" w:cs="Thonburi"/>
+        </w:rPr>
+        <w:t>2.2 โฟลเดอร์เอกสารคู่ค้า: sample_documents/ (8 เคส รวม 16 ไฟล์)</w:t>
+      </w:r>
+    </w:p>
+    <w:p>
+      <w:pPr>
+        <w:spacing w:line="269" w:lineRule="auto"/>
+      </w:pPr>
+      <w:r>
+        <w:t>ในโฟลเดอร์ sample_documents/ ประกอบด้วยไฟล์ PDF จำลอง 8 ชุดสถานการณ์ แต่ละชุดมี 2 ไฟล์ ได้แก่ Invoice (บิลเรียกเก็บเงิน) และ Contract (สัญญาแนบท้าย/ใบตรวจรับงาน) ตัวอย่างข้อความที่สกัดได้จริงจากเอกสาร:</w:t>
+      </w:r>
+    </w:p>
+    <w:tbl>
+      <w:tblPr>
+        <w:tblW w:type="auto" w:w="0"/>
+        <w:jc w:val="center"/>
+        <w:tblLook w:firstColumn="1" w:firstRow="1" w:lastColumn="0" w:lastRow="0" w:noHBand="0" w:noVBand="1" w:val="04A0"/>
+      </w:tblPr>
+      <w:tblGrid>
+        <w:gridCol w:w="10512"/>
+      </w:tblGrid>
+      <w:tr>
+        <w:tc>
+          <w:tcPr>
+            <w:tcW w:type="dxa" w:w="10512"/>
+            <w:shd w:fill="1E293B"/>
+            <w:tcMar>
+              <w:top w:w="55" w:type="dxa"/>
+              <w:bottom w:w="55" w:type="dxa"/>
               <w:left w:w="90" w:type="dxa"/>
               <w:right w:w="90" w:type="dxa"/>
             </w:tcMar>
@@ -535,9 +2520,1067 @@
           <w:p>
             <w:r>
               <w:rPr>
+                <w:rFonts w:ascii="Courier New" w:hAnsi="Courier New"/>
+                <w:b w:val="0"/>
+                <w:i w:val="0"/>
+                <w:color w:val="93C5FD"/>
+                <w:sz w:val="14"/>
+                <w:rFonts w:ascii="Courier New" w:hAnsi="Courier New" w:cs="Courier New"/>
+              </w:rPr>
+              <w:t>[Case1_Invoice_PO089.pdf]</w:t>
+              <w:br/>
+              <w:t>Supplier: KangHan Engineering &amp; Service Co., Ltd.</w:t>
+              <w:br/>
+              <w:t>Tax ID: 0105556098711 | Bank: Kasikorn 045-2-12345-6 | PO Ref: PO-2026-089 | Payment Term: 15 Days</w:t>
+              <w:br/>
+              <w:t>Line Items:</w:t>
+              <w:br/>
+              <w:t xml:space="preserve">  - Gas turbine maintenance: 1,000,000.00 THB</w:t>
+              <w:br/>
+              <w:t xml:space="preserve">  - Emergency mobilization fee: 20,000.00 THB (Extra Scope Charge)</w:t>
+              <w:br/>
+              <w:t>Subtotal: 1,020,000.00 THB | VAT 7%: 71,400.00 THB | Total Due: 1,091,400.00 THB</w:t>
+              <w:br/>
+              <w:br/>
+              <w:t>[Case1_Contract_PO089.pdf]</w:t>
+              <w:br/>
+              <w:t>TERMS &amp; SERVICE AGREEMENT: Ref PO-2026-089 | Standard Credit: 30 days</w:t>
+              <w:br/>
+              <w:t>Penalty Clause: Scheduled deadline Aug 15, 2026. Actual completion Aug 25, 2026 (10 days delayed).</w:t>
+              <w:br/>
+              <w:t>Delay exceeding 7 days incurs liquidated damages at 0.1%/day (10 days x 0.1% = 10,000 THB deduction).</w:t>
+            </w:r>
+          </w:p>
+        </w:tc>
+      </w:tr>
+    </w:tbl>
+    <w:p>
+      <w:pPr>
+        <w:spacing w:after="40"/>
+      </w:pPr>
+    </w:p>
+    <w:p>
+      <w:pPr>
+        <w:keepNext/>
+        <w:spacing w:before="220" w:after="60"/>
+      </w:pPr>
+      <w:r>
+        <w:rPr>
+          <w:rFonts w:ascii="Thonburi" w:hAnsi="Thonburi"/>
+          <w:b/>
+          <w:i w:val="0"/>
+          <w:color w:val="1E3A8A"/>
+          <w:sz w:val="20"/>
+          <w:rFonts w:ascii="Thonburi" w:hAnsi="Thonburi" w:cs="Thonburi"/>
+        </w:rPr>
+        <w:t>2.3 โครงสร้างผลลัพธ์ที่ระบบของคุณต้องออกแบบส่งมอบ (Expected Output Specifications)</w:t>
+      </w:r>
+    </w:p>
+    <w:p>
+      <w:pPr>
+        <w:spacing w:line="269" w:lineRule="auto"/>
+      </w:pPr>
+      <w:r>
+        <w:t>เมื่อผู้เรียนพัฒนาเว็บแอปพลิเคชันขึ้นมา ระบบต้องประมวลผลและส่งมอบผลลัพธ์การวินิจฉัย 5 ส่วนสำคัญบนหน้าจอ:</w:t>
+      </w:r>
+    </w:p>
+    <w:p>
+      <w:pPr>
+        <w:pStyle w:val="ListBullet"/>
+        <w:spacing w:line="264" w:lineRule="auto"/>
+        <w:ind w:left="288"/>
+      </w:pPr>
+      <w:r>
+        <w:rPr>
+          <w:rFonts w:ascii="Thonburi" w:hAnsi="Thonburi"/>
+          <w:b/>
+          <w:i w:val="0"/>
+          <w:color w:val="1B4D3E"/>
+          <w:sz w:val="15"/>
+          <w:rFonts w:ascii="Thonburi" w:hAnsi="Thonburi" w:cs="Thonburi"/>
+        </w:rPr>
+        <w:t xml:space="preserve">1. Decision Status Badge: </w:t>
+      </w:r>
+      <w:r>
+        <w:rPr>
+          <w:rFonts w:ascii="Thonburi" w:hAnsi="Thonburi"/>
+          <w:b w:val="0"/>
+          <w:i w:val="0"/>
+          <w:color w:val="334155"/>
+          <w:sz w:val="15"/>
+          <w:rFonts w:ascii="Thonburi" w:hAnsi="Thonburi" w:cs="Thonburi"/>
+        </w:rPr>
+        <w:t>ป้ายสถานะผลการวินิจฉัยหลัก ([APPROVED] / [WARNING] / [HOLD PAYMENT] / [FRAUD ALERT]) พร้อมสีเด่นชัด</w:t>
+      </w:r>
+    </w:p>
+    <w:p>
+      <w:pPr>
+        <w:pStyle w:val="ListBullet"/>
+        <w:spacing w:line="264" w:lineRule="auto"/>
+        <w:ind w:left="288"/>
+      </w:pPr>
+      <w:r>
+        <w:rPr>
+          <w:rFonts w:ascii="Thonburi" w:hAnsi="Thonburi"/>
+          <w:b/>
+          <w:i w:val="0"/>
+          <w:color w:val="1B4D3E"/>
+          <w:sz w:val="15"/>
+          <w:rFonts w:ascii="Thonburi" w:hAnsi="Thonburi" w:cs="Thonburi"/>
+        </w:rPr>
+        <w:t xml:space="preserve">2. Discrepancies Findings List: </w:t>
+      </w:r>
+      <w:r>
+        <w:rPr>
+          <w:rFonts w:ascii="Thonburi" w:hAnsi="Thonburi"/>
+          <w:b w:val="0"/>
+          <w:i w:val="0"/>
+          <w:color w:val="334155"/>
+          <w:sz w:val="15"/>
+          <w:rFonts w:ascii="Thonburi" w:hAnsi="Thonburi" w:cs="Thonburi"/>
+        </w:rPr>
+        <w:t>รายการข้อตรวจพบความผิดปกติ แสดงหัวข้อ, รายละเอียดตัวเลข, และผลกระทบต่อองค์กร</w:t>
+      </w:r>
+    </w:p>
+    <w:p>
+      <w:pPr>
+        <w:pStyle w:val="ListBullet"/>
+        <w:spacing w:line="264" w:lineRule="auto"/>
+        <w:ind w:left="288"/>
+      </w:pPr>
+      <w:r>
+        <w:rPr>
+          <w:rFonts w:ascii="Thonburi" w:hAnsi="Thonburi"/>
+          <w:b/>
+          <w:i w:val="0"/>
+          <w:color w:val="1B4D3E"/>
+          <w:sz w:val="15"/>
+          <w:rFonts w:ascii="Thonburi" w:hAnsi="Thonburi" w:cs="Thonburi"/>
+        </w:rPr>
+        <w:t xml:space="preserve">3. Side-by-Side Comparison Matrix: </w:t>
+      </w:r>
+      <w:r>
+        <w:rPr>
+          <w:rFonts w:ascii="Thonburi" w:hAnsi="Thonburi"/>
+          <w:b w:val="0"/>
+          <w:i w:val="0"/>
+          <w:color w:val="334155"/>
+          <w:sz w:val="15"/>
+          <w:rFonts w:ascii="Thonburi" w:hAnsi="Thonburi" w:cs="Thonburi"/>
+        </w:rPr>
+        <w:t>ตารางเปรียบเทียบข้อมูลคู่ขนาน (ข้อมูลใน PO vs ข้อมูลที่อ่านได้จริงจากบิล PDF)</w:t>
+      </w:r>
+    </w:p>
+    <w:p>
+      <w:pPr>
+        <w:pStyle w:val="ListBullet"/>
+        <w:spacing w:line="264" w:lineRule="auto"/>
+        <w:ind w:left="288"/>
+      </w:pPr>
+      <w:r>
+        <w:rPr>
+          <w:rFonts w:ascii="Thonburi" w:hAnsi="Thonburi"/>
+          <w:b/>
+          <w:i w:val="0"/>
+          <w:color w:val="1B4D3E"/>
+          <w:sz w:val="15"/>
+          <w:rFonts w:ascii="Thonburi" w:hAnsi="Thonburi" w:cs="Thonburi"/>
+        </w:rPr>
+        <w:t xml:space="preserve">4. Financial Breakdown: </w:t>
+      </w:r>
+      <w:r>
+        <w:rPr>
+          <w:rFonts w:ascii="Thonburi" w:hAnsi="Thonburi"/>
+          <w:b w:val="0"/>
+          <w:i w:val="0"/>
+          <w:color w:val="334155"/>
+          <w:sz w:val="15"/>
+          <w:rFonts w:ascii="Thonburi" w:hAnsi="Thonburi" w:cs="Thonburi"/>
+        </w:rPr>
+        <w:t>สรุปตัวเลขทางการเงิน (วงเงิน PO, ยอดงอก, ค่าปรับ, ของขาด, Retention, ยอดสุทธิก่อน VAT, VAT 7%, ยอดจ่ายรวม)</w:t>
+      </w:r>
+    </w:p>
+    <w:p>
+      <w:pPr>
+        <w:pStyle w:val="ListBullet"/>
+        <w:spacing w:line="264" w:lineRule="auto"/>
+        <w:ind w:left="288"/>
+      </w:pPr>
+      <w:r>
+        <w:rPr>
+          <w:rFonts w:ascii="Thonburi" w:hAnsi="Thonburi"/>
+          <w:b/>
+          <w:i w:val="0"/>
+          <w:color w:val="1B4D3E"/>
+          <w:sz w:val="15"/>
+          <w:rFonts w:ascii="Thonburi" w:hAnsi="Thonburi" w:cs="Thonburi"/>
+        </w:rPr>
+        <w:t xml:space="preserve">5. Executive Email Summary: </w:t>
+      </w:r>
+      <w:r>
+        <w:rPr>
+          <w:rFonts w:ascii="Thonburi" w:hAnsi="Thonburi"/>
+          <w:b w:val="0"/>
+          <w:i w:val="0"/>
+          <w:color w:val="334155"/>
+          <w:sz w:val="15"/>
+          <w:rFonts w:ascii="Thonburi" w:hAnsi="Thonburi" w:cs="Thonburi"/>
+        </w:rPr>
+        <w:t>กล่องข้อความสรุปทางการ พร้อมปุ่มคัดลอก (Copy) สำหรับส่งต่อทาง Email หรือ ERP</w:t>
+      </w:r>
+    </w:p>
+    <w:p>
+      <w:pPr>
+        <w:spacing w:after="40"/>
+      </w:pPr>
+    </w:p>
+    <w:p>
+      <w:pPr>
+        <w:keepNext/>
+        <w:spacing w:before="220" w:after="60"/>
+      </w:pPr>
+      <w:r>
+        <w:rPr>
+          <w:rFonts w:ascii="Thonburi" w:hAnsi="Thonburi"/>
+          <w:b/>
+          <w:i w:val="0"/>
+          <w:color w:val="1B4D3E"/>
+          <w:sz w:val="25"/>
+          <w:rFonts w:ascii="Thonburi" w:hAnsi="Thonburi" w:cs="Thonburi"/>
+        </w:rPr>
+        <w:t>3. ข้อกำหนดขั้นต่ำ (Core Requirements Checklist)</w:t>
+      </w:r>
+    </w:p>
+    <w:p>
+      <w:r>
+        <w:t>เพื่อให้ระบบทำงานได้อย่างสมบูรณ์ ผู้เรียนต้องพัฒนาเว็บแอปพลิเคชันให้ผ่านเกณฑ์ทั้ง 6 ข้อดังนี้:</w:t>
+      </w:r>
+    </w:p>
+    <w:p>
+      <w:pPr>
+        <w:spacing w:line="269" w:lineRule="auto" w:before="40" w:after="20"/>
+      </w:pPr>
+      <w:r>
+        <w:rPr>
+          <w:rFonts w:ascii="Thonburi" w:hAnsi="Thonburi"/>
+          <w:b/>
+          <w:i w:val="0"/>
+          <w:color w:val="1B4D3E"/>
+          <w:sz w:val="17"/>
+          <w:rFonts w:ascii="Thonburi" w:hAnsi="Thonburi" w:cs="Thonburi"/>
+        </w:rPr>
+        <w:t>☐   Requirement 1: PO Selector &amp; Database Lookup</w:t>
+        <w:br/>
+      </w:r>
+      <w:r>
+        <w:rPr>
+          <w:rFonts w:ascii="Thonburi" w:hAnsi="Thonburi"/>
+          <w:b w:val="0"/>
+          <w:i w:val="0"/>
+          <w:color w:val="475569"/>
+          <w:sz w:val="15"/>
+          <w:rFonts w:ascii="Thonburi" w:hAnsi="Thonburi" w:cs="Thonburi"/>
+        </w:rPr>
+        <w:t xml:space="preserve">      มี Dropdown ให้เลือกเลขที่ PO จากฐานข้อมูล SQLite enterprise.db เมื่อเลือกแล้วระบบต้องดึงข้อมูลจริง (เลขที่ PO, ชื่อคู่ค้า, ไซต์งาน, วงเงินอนุมัติ, เครดิตเทอม, Tax ID) มาแสดงในการ์ดอย่างถูกต้อง</w:t>
+      </w:r>
+    </w:p>
+    <w:p>
+      <w:pPr>
+        <w:spacing w:line="269" w:lineRule="auto" w:before="40" w:after="20"/>
+      </w:pPr>
+      <w:r>
+        <w:rPr>
+          <w:rFonts w:ascii="Thonburi" w:hAnsi="Thonburi"/>
+          <w:b/>
+          <w:i w:val="0"/>
+          <w:color w:val="1B4D3E"/>
+          <w:sz w:val="17"/>
+          <w:rFonts w:ascii="Thonburi" w:hAnsi="Thonburi" w:cs="Thonburi"/>
+        </w:rPr>
+        <w:t>☐   Requirement 2: PDF Upload &amp; Text Extractor</w:t>
+        <w:br/>
+      </w:r>
+      <w:r>
+        <w:rPr>
+          <w:rFonts w:ascii="Thonburi" w:hAnsi="Thonburi"/>
+          <w:b w:val="0"/>
+          <w:i w:val="0"/>
+          <w:color w:val="475569"/>
+          <w:sz w:val="15"/>
+          <w:rFonts w:ascii="Thonburi" w:hAnsi="Thonburi" w:cs="Thonburi"/>
+        </w:rPr>
+        <w:t xml:space="preserve">      มีช่องให้อัปโหลดไฟล์ PDF 2 ไฟล์ (Invoice และ Contract) และมีระบบสกัดข้อความ (Text Extraction) ออกมาจาก PDF โดยรองรับภาษาไทยและอังกฤษ</w:t>
+      </w:r>
+    </w:p>
+    <w:p>
+      <w:pPr>
+        <w:spacing w:line="269" w:lineRule="auto" w:before="40" w:after="20"/>
+      </w:pPr>
+      <w:r>
+        <w:rPr>
+          <w:rFonts w:ascii="Thonburi" w:hAnsi="Thonburi"/>
+          <w:b/>
+          <w:i w:val="0"/>
+          <w:color w:val="1B4D3E"/>
+          <w:sz w:val="17"/>
+          <w:rFonts w:ascii="Thonburi" w:hAnsi="Thonburi" w:cs="Thonburi"/>
+        </w:rPr>
+        <w:t>☐   Requirement 3: Side-by-Side Comparison Matrix</w:t>
+        <w:br/>
+      </w:r>
+      <w:r>
+        <w:rPr>
+          <w:rFonts w:ascii="Thonburi" w:hAnsi="Thonburi"/>
+          <w:b w:val="0"/>
+          <w:i w:val="0"/>
+          <w:color w:val="475569"/>
+          <w:sz w:val="15"/>
+          <w:rFonts w:ascii="Thonburi" w:hAnsi="Thonburi" w:cs="Thonburi"/>
+        </w:rPr>
+        <w:t xml:space="preserve">      แสดงตารางหรือการ์ดเปรียบเทียบข้อมูลสำคัญแบบคู่ขนาน (ข้อมูลในระบบ PO vs ข้อมูลที่อ่านได้จากบิล PDF) เพื่อให้เจ้าหน้าที่มองเห็นความแตกต่างได้ทันที</w:t>
+      </w:r>
+    </w:p>
+    <w:p>
+      <w:pPr>
+        <w:spacing w:line="269" w:lineRule="auto" w:before="40" w:after="20"/>
+      </w:pPr>
+      <w:r>
+        <w:rPr>
+          <w:rFonts w:ascii="Thonburi" w:hAnsi="Thonburi"/>
+          <w:b/>
+          <w:i w:val="0"/>
+          <w:color w:val="1B4D3E"/>
+          <w:sz w:val="17"/>
+          <w:rFonts w:ascii="Thonburi" w:hAnsi="Thonburi" w:cs="Thonburi"/>
+        </w:rPr>
+        <w:t>☐   Requirement 4: Smart AI Audit &amp; Anomaly Detection</w:t>
+        <w:br/>
+      </w:r>
+      <w:r>
+        <w:rPr>
+          <w:rFonts w:ascii="Thonburi" w:hAnsi="Thonburi"/>
+          <w:b w:val="0"/>
+          <w:i w:val="0"/>
+          <w:color w:val="475569"/>
+          <w:sz w:val="15"/>
+          <w:rFonts w:ascii="Thonburi" w:hAnsi="Thonburi" w:cs="Thonburi"/>
+        </w:rPr>
+        <w:t xml:space="preserve">      มีสมองกล AI ตรวจจับจุดผิดปกติทั้ง 8 มิติ: 1) ยอดงอก 2) ค่าปรับส่งช้า 3) Tax ID/บัญชีปลอม 4) เบิกเกินงวด 5) ส่งของไม่ครบ 6) ลืมหัก Retention 7) PO หมดอายุ 8) บิลคิดเลขผิด</w:t>
+      </w:r>
+    </w:p>
+    <w:p>
+      <w:pPr>
+        <w:spacing w:line="269" w:lineRule="auto" w:before="40" w:after="20"/>
+      </w:pPr>
+      <w:r>
+        <w:rPr>
+          <w:rFonts w:ascii="Thonburi" w:hAnsi="Thonburi"/>
+          <w:b/>
+          <w:i w:val="0"/>
+          <w:color w:val="1B4D3E"/>
+          <w:sz w:val="17"/>
+          <w:rFonts w:ascii="Thonburi" w:hAnsi="Thonburi" w:cs="Thonburi"/>
+        </w:rPr>
+        <w:t>☐   Requirement 5: Action Recommendation &amp; Status Badges</w:t>
+        <w:br/>
+      </w:r>
+      <w:r>
+        <w:rPr>
+          <w:rFonts w:ascii="Thonburi" w:hAnsi="Thonburi"/>
+          <w:b w:val="0"/>
+          <w:i w:val="0"/>
+          <w:color w:val="475569"/>
+          <w:sz w:val="15"/>
+          <w:rFonts w:ascii="Thonburi" w:hAnsi="Thonburi" w:cs="Thonburi"/>
+        </w:rPr>
+        <w:t xml:space="preserve">      แสดงป้ายสถานะและคำแนะนำการจ่ายเงินที่เด่นชัด: [APPROVED] (อนุมัติจ่าย) / [WARNING] (ปรับลดยอดจ่าย) / [HOLD PAYMENT] (ระงับชั่วคราว) / [FRAUD ALERT] (ระงับทันที) พร้อมระบุยอดสุทธิ</w:t>
+      </w:r>
+    </w:p>
+    <w:p>
+      <w:pPr>
+        <w:spacing w:line="269" w:lineRule="auto" w:before="40" w:after="20"/>
+      </w:pPr>
+      <w:r>
+        <w:rPr>
+          <w:rFonts w:ascii="Thonburi" w:hAnsi="Thonburi"/>
+          <w:b/>
+          <w:i w:val="0"/>
+          <w:color w:val="1B4D3E"/>
+          <w:sz w:val="17"/>
+          <w:rFonts w:ascii="Thonburi" w:hAnsi="Thonburi" w:cs="Thonburi"/>
+        </w:rPr>
+        <w:t>☐   Requirement 6: Email / Audit Summary Copy Generator</w:t>
+        <w:br/>
+      </w:r>
+      <w:r>
+        <w:rPr>
+          <w:rFonts w:ascii="Thonburi" w:hAnsi="Thonburi"/>
+          <w:b w:val="0"/>
+          <w:i w:val="0"/>
+          <w:color w:val="475569"/>
+          <w:sz w:val="15"/>
+          <w:rFonts w:ascii="Thonburi" w:hAnsi="Thonburi" w:cs="Thonburi"/>
+        </w:rPr>
+        <w:t xml:space="preserve">      มีปุ่มกด 'คัดลอกผลสรุปการตรวจเช็ค' ที่จัดรูปแบบข้อความสรุปทางการ สำหรับนำไปส่งต่อทาง Email หรือ ERP ให้ผู้บริหารลงนามได้ทันที</w:t>
+      </w:r>
+    </w:p>
+    <w:p>
+      <w:pPr>
+        <w:spacing w:after="40"/>
+      </w:pPr>
+    </w:p>
+    <w:p>
+      <w:pPr>
+        <w:spacing w:before="40" w:after="20"/>
+        <w:jc w:val="center"/>
+      </w:pPr>
+      <w:r>
+        <w:drawing>
+          <wp:inline xmlns:a="http://schemas.openxmlformats.org/drawingml/2006/main" xmlns:pic="http://schemas.openxmlformats.org/drawingml/2006/picture">
+            <wp:extent cx="5486400" cy="3200400"/>
+            <wp:docPr id="2" name="Picture 2"/>
+            <wp:cNvGraphicFramePr>
+              <a:graphicFrameLocks noChangeAspect="1"/>
+            </wp:cNvGraphicFramePr>
+            <a:graphic>
+              <a:graphicData uri="http://schemas.openxmlformats.org/drawingml/2006/picture">
+                <pic:pic>
+                  <pic:nvPicPr>
+                    <pic:cNvPr id="0" name="dashboard_mockup.png"/>
+                    <pic:cNvPicPr/>
+                  </pic:nvPicPr>
+                  <pic:blipFill>
+                    <a:blip r:embed="rId12"/>
+                    <a:stretch>
+                      <a:fillRect/>
+                    </a:stretch>
+                  </pic:blipFill>
+                  <pic:spPr>
+                    <a:xfrm>
+                      <a:off x="0" y="0"/>
+                      <a:ext cx="5486400" cy="3200400"/>
+                    </a:xfrm>
+                    <a:prstGeom prst="rect"/>
+                  </pic:spPr>
+                </pic:pic>
+              </a:graphicData>
+            </a:graphic>
+          </wp:inline>
+        </w:drawing>
+      </w:r>
+    </w:p>
+    <w:p>
+      <w:pPr>
+        <w:spacing w:after="40"/>
+        <w:jc w:val="center"/>
+      </w:pPr>
+      <w:r>
+        <w:rPr>
+          <w:rFonts w:ascii="Thonburi" w:hAnsi="Thonburi"/>
+          <w:b w:val="0"/>
+          <w:i/>
+          <w:color w:val="64748B"/>
+          <w:sz w:val="14"/>
+          <w:rFonts w:ascii="Thonburi" w:hAnsi="Thonburi" w:cs="Thonburi"/>
+        </w:rPr>
+        <w:t>Figure 2: ตัวอย่างหน้าจอ Operations &amp; Audit Dashboard ที่ผู้เรียนต้องพัฒนา (Single-Port บน Port 8000)</w:t>
+      </w:r>
+    </w:p>
+    <w:p>
+      <w:r>
+        <w:br w:type="page"/>
+      </w:r>
+    </w:p>
+    <w:p>
+      <w:pPr>
+        <w:keepNext/>
+        <w:spacing w:before="220" w:after="60"/>
+      </w:pPr>
+      <w:r>
+        <w:rPr>
+          <w:rFonts w:ascii="Thonburi" w:hAnsi="Thonburi"/>
+          <w:b/>
+          <w:i w:val="0"/>
+          <w:color w:val="1B4D3E"/>
+          <w:sz w:val="25"/>
+          <w:rFonts w:ascii="Thonburi" w:hAnsi="Thonburi" w:cs="Thonburi"/>
+        </w:rPr>
+        <w:t>4. สูตรคำนวณและเกณฑ์ทางธุรกิจ (Business Logic &amp; Ground Truth)</w:t>
+      </w:r>
+    </w:p>
+    <w:tbl>
+      <w:tblPr>
+        <w:tblW w:type="auto" w:w="0"/>
+        <w:jc w:val="center"/>
+        <w:tblLook w:firstColumn="1" w:firstRow="1" w:lastColumn="0" w:lastRow="0" w:noHBand="0" w:noVBand="1" w:val="04A0"/>
+        <w:tblBorders>
+          <w:top w:val="single" w:sz="4" w:space="0" w:color="CBD5E1"/>
+          <w:left w:val="none"/>
+          <w:bottom w:val="single" w:sz="4" w:space="0" w:color="CBD5E1"/>
+          <w:right w:val="none"/>
+          <w:insideH w:val="single" w:sz="4" w:space="0" w:color="CBD5E1"/>
+          <w:insideV w:val="none"/>
+        </w:tblBorders>
+      </w:tblPr>
+      <w:tblGrid>
+        <w:gridCol w:w="3504"/>
+        <w:gridCol w:w="3504"/>
+        <w:gridCol w:w="3504"/>
+      </w:tblGrid>
+      <w:tr>
+        <w:trPr>
+          <w:cantSplit/>
+          <w:tblHeader/>
+        </w:trPr>
+        <w:tc>
+          <w:tcPr>
+            <w:tcW w:type="dxa" w:w="2592"/>
+            <w:shd w:fill="1B4D3E"/>
+            <w:tcMar>
+              <w:top w:w="35" w:type="dxa"/>
+              <w:bottom w:w="35" w:type="dxa"/>
+              <w:left w:w="50" w:type="dxa"/>
+              <w:right w:w="50" w:type="dxa"/>
+            </w:tcMar>
+          </w:tcPr>
+          <w:p>
+            <w:r>
+              <w:rPr>
+                <w:rFonts w:ascii="Thonburi" w:hAnsi="Thonburi"/>
                 <w:b/>
+                <w:i w:val="0"/>
                 <w:color w:val="FFFFFF"/>
-                <w:sz w:val="17"/>
+                <w:sz w:val="15"/>
+                <w:rFonts w:ascii="Thonburi" w:hAnsi="Thonburi" w:cs="Thonburi"/>
+              </w:rPr>
+              <w:t>ชื่อสูตร / ตัวชี้วัด</w:t>
+            </w:r>
+          </w:p>
+        </w:tc>
+        <w:tc>
+          <w:tcPr>
+            <w:tcW w:type="dxa" w:w="2880"/>
+            <w:shd w:fill="1B4D3E"/>
+            <w:tcMar>
+              <w:top w:w="35" w:type="dxa"/>
+              <w:bottom w:w="35" w:type="dxa"/>
+              <w:left w:w="50" w:type="dxa"/>
+              <w:right w:w="50" w:type="dxa"/>
+            </w:tcMar>
+          </w:tcPr>
+          <w:p>
+            <w:r>
+              <w:rPr>
+                <w:rFonts w:ascii="Thonburi" w:hAnsi="Thonburi"/>
+                <w:b/>
+                <w:i w:val="0"/>
+                <w:color w:val="FFFFFF"/>
+                <w:sz w:val="15"/>
+                <w:rFonts w:ascii="Thonburi" w:hAnsi="Thonburi" w:cs="Thonburi"/>
+              </w:rPr>
+              <w:t>สมการคำนวณ (Formula)</w:t>
+            </w:r>
+          </w:p>
+        </w:tc>
+        <w:tc>
+          <w:tcPr>
+            <w:tcW w:type="dxa" w:w="4032"/>
+            <w:shd w:fill="1B4D3E"/>
+            <w:tcMar>
+              <w:top w:w="35" w:type="dxa"/>
+              <w:bottom w:w="35" w:type="dxa"/>
+              <w:left w:w="50" w:type="dxa"/>
+              <w:right w:w="50" w:type="dxa"/>
+            </w:tcMar>
+          </w:tcPr>
+          <w:p>
+            <w:r>
+              <w:rPr>
+                <w:rFonts w:ascii="Thonburi" w:hAnsi="Thonburi"/>
+                <w:b/>
+                <w:i w:val="0"/>
+                <w:color w:val="FFFFFF"/>
+                <w:sz w:val="15"/>
+                <w:rFonts w:ascii="Thonburi" w:hAnsi="Thonburi" w:cs="Thonburi"/>
+              </w:rPr>
+              <w:t>คำอธิบายทางธุรกิจและข้อกำหนด</w:t>
+            </w:r>
+          </w:p>
+        </w:tc>
+      </w:tr>
+      <w:tr>
+        <w:trPr>
+          <w:cantSplit/>
+        </w:trPr>
+        <w:tc>
+          <w:tcPr>
+            <w:tcW w:type="dxa" w:w="2592"/>
+            <w:shd w:fill="FFFFFF"/>
+            <w:tcMar>
+              <w:top w:w="25" w:type="dxa"/>
+              <w:bottom w:w="25" w:type="dxa"/>
+              <w:left w:w="45" w:type="dxa"/>
+              <w:right w:w="45" w:type="dxa"/>
+            </w:tcMar>
+          </w:tcPr>
+          <w:p>
+            <w:r>
+              <w:rPr>
+                <w:rFonts w:ascii="Thonburi" w:hAnsi="Thonburi"/>
+                <w:b w:val="0"/>
+                <w:i w:val="0"/>
+                <w:sz w:val="14"/>
+                <w:rFonts w:ascii="Thonburi" w:hAnsi="Thonburi" w:cs="Thonburi"/>
+              </w:rPr>
+              <w:t>1. Liquidated Damages</w:t>
+              <w:br/>
+              <w:t>(ค่าปรับส่งมอบงานล่าช้า)</w:t>
+            </w:r>
+          </w:p>
+        </w:tc>
+        <w:tc>
+          <w:tcPr>
+            <w:tcW w:type="dxa" w:w="2880"/>
+            <w:shd w:fill="FFFFFF"/>
+            <w:tcMar>
+              <w:top w:w="25" w:type="dxa"/>
+              <w:bottom w:w="25" w:type="dxa"/>
+              <w:left w:w="45" w:type="dxa"/>
+              <w:right w:w="45" w:type="dxa"/>
+            </w:tcMar>
+          </w:tcPr>
+          <w:p>
+            <w:r>
+              <w:rPr>
+                <w:rFonts w:ascii="Thonburi" w:hAnsi="Thonburi"/>
+                <w:b w:val="0"/>
+                <w:i w:val="0"/>
+                <w:sz w:val="14"/>
+                <w:rFonts w:ascii="Thonburi" w:hAnsi="Thonburi" w:cs="Thonburi"/>
+              </w:rPr>
+              <w:t>วันล่าช้า × 0.1% × วงเงิน PO</w:t>
+              <w:br/>
+              <w:t>(หากล่าช้าเกิน 7 วันตามสัญญา)</w:t>
+            </w:r>
+          </w:p>
+        </w:tc>
+        <w:tc>
+          <w:tcPr>
+            <w:tcW w:type="dxa" w:w="4032"/>
+            <w:shd w:fill="FFFFFF"/>
+            <w:tcMar>
+              <w:top w:w="25" w:type="dxa"/>
+              <w:bottom w:w="25" w:type="dxa"/>
+              <w:left w:w="45" w:type="dxa"/>
+              <w:right w:w="45" w:type="dxa"/>
+            </w:tcMar>
+          </w:tcPr>
+          <w:p>
+            <w:r>
+              <w:rPr>
+                <w:rFonts w:ascii="Thonburi" w:hAnsi="Thonburi"/>
+                <w:b w:val="0"/>
+                <w:i w:val="0"/>
+                <w:sz w:val="14"/>
+                <w:rFonts w:ascii="Thonburi" w:hAnsi="Thonburi" w:cs="Thonburi"/>
+              </w:rPr>
+              <w:t>คำนวณหักค่าเสียหายจากการส่งมอบงานล่าช้าตามสัญญา (เช่น ช้า 10 วัน หัก 10,000 บ.)</w:t>
+            </w:r>
+          </w:p>
+        </w:tc>
+      </w:tr>
+      <w:tr>
+        <w:trPr>
+          <w:cantSplit/>
+        </w:trPr>
+        <w:tc>
+          <w:tcPr>
+            <w:tcW w:type="dxa" w:w="2592"/>
+            <w:shd w:fill="F8FAFC"/>
+            <w:tcMar>
+              <w:top w:w="25" w:type="dxa"/>
+              <w:bottom w:w="25" w:type="dxa"/>
+              <w:left w:w="45" w:type="dxa"/>
+              <w:right w:w="45" w:type="dxa"/>
+            </w:tcMar>
+          </w:tcPr>
+          <w:p>
+            <w:r>
+              <w:rPr>
+                <w:rFonts w:ascii="Thonburi" w:hAnsi="Thonburi"/>
+                <w:b w:val="0"/>
+                <w:i w:val="0"/>
+                <w:sz w:val="14"/>
+                <w:rFonts w:ascii="Thonburi" w:hAnsi="Thonburi" w:cs="Thonburi"/>
+              </w:rPr>
+              <w:t>2. Unapproved Scope Deduction</w:t>
+              <w:br/>
+              <w:t>(ตัดยอดงอกนอกสัญญา)</w:t>
+            </w:r>
+          </w:p>
+        </w:tc>
+        <w:tc>
+          <w:tcPr>
+            <w:tcW w:type="dxa" w:w="2880"/>
+            <w:shd w:fill="F8FAFC"/>
+            <w:tcMar>
+              <w:top w:w="25" w:type="dxa"/>
+              <w:bottom w:w="25" w:type="dxa"/>
+              <w:left w:w="45" w:type="dxa"/>
+              <w:right w:w="45" w:type="dxa"/>
+            </w:tcMar>
+          </w:tcPr>
+          <w:p>
+            <w:r>
+              <w:rPr>
+                <w:rFonts w:ascii="Thonburi" w:hAnsi="Thonburi"/>
+                <w:b w:val="0"/>
+                <w:i w:val="0"/>
+                <w:sz w:val="14"/>
+                <w:rFonts w:ascii="Thonburi" w:hAnsi="Thonburi" w:cs="Thonburi"/>
+              </w:rPr>
+              <w:t>ยอดบิลเรียกเก็บ - วงเงิน PO</w:t>
+              <w:br/>
+              <w:t>(เฉพาะรายการที่ไม่มีใน PO)</w:t>
+            </w:r>
+          </w:p>
+        </w:tc>
+        <w:tc>
+          <w:tcPr>
+            <w:tcW w:type="dxa" w:w="4032"/>
+            <w:shd w:fill="F8FAFC"/>
+            <w:tcMar>
+              <w:top w:w="25" w:type="dxa"/>
+              <w:bottom w:w="25" w:type="dxa"/>
+              <w:left w:w="45" w:type="dxa"/>
+              <w:right w:w="45" w:type="dxa"/>
+            </w:tcMar>
+          </w:tcPr>
+          <w:p>
+            <w:r>
+              <w:rPr>
+                <w:rFonts w:ascii="Thonburi" w:hAnsi="Thonburi"/>
+                <w:b w:val="0"/>
+                <w:i w:val="0"/>
+                <w:sz w:val="14"/>
+                <w:rFonts w:ascii="Thonburi" w:hAnsi="Thonburi" w:cs="Thonburi"/>
+              </w:rPr>
+              <w:t>สอดไส้ค่าบริการฉุกเฉิน/ค่าเดินทาง ต้องตัดทิ้งทั้งจำนวน ไม่อนุมัติเบิกจ่าย</w:t>
+            </w:r>
+          </w:p>
+        </w:tc>
+      </w:tr>
+      <w:tr>
+        <w:trPr>
+          <w:cantSplit/>
+        </w:trPr>
+        <w:tc>
+          <w:tcPr>
+            <w:tcW w:type="dxa" w:w="2592"/>
+            <w:shd w:fill="FFFFFF"/>
+            <w:tcMar>
+              <w:top w:w="25" w:type="dxa"/>
+              <w:bottom w:w="25" w:type="dxa"/>
+              <w:left w:w="45" w:type="dxa"/>
+              <w:right w:w="45" w:type="dxa"/>
+            </w:tcMar>
+          </w:tcPr>
+          <w:p>
+            <w:r>
+              <w:rPr>
+                <w:rFonts w:ascii="Thonburi" w:hAnsi="Thonburi"/>
+                <w:b w:val="0"/>
+                <w:i w:val="0"/>
+                <w:sz w:val="14"/>
+                <w:rFonts w:ascii="Thonburi" w:hAnsi="Thonburi" w:cs="Thonburi"/>
+              </w:rPr>
+              <w:t>3. Partial Delivery Adjustment</w:t>
+              <w:br/>
+              <w:t>(หักยอดของค้างส่ง)</w:t>
+            </w:r>
+          </w:p>
+        </w:tc>
+        <w:tc>
+          <w:tcPr>
+            <w:tcW w:type="dxa" w:w="2880"/>
+            <w:shd w:fill="FFFFFF"/>
+            <w:tcMar>
+              <w:top w:w="25" w:type="dxa"/>
+              <w:bottom w:w="25" w:type="dxa"/>
+              <w:left w:w="45" w:type="dxa"/>
+              <w:right w:w="45" w:type="dxa"/>
+            </w:tcMar>
+          </w:tcPr>
+          <w:p>
+            <w:r>
+              <w:rPr>
+                <w:rFonts w:ascii="Thonburi" w:hAnsi="Thonburi"/>
+                <w:b w:val="0"/>
+                <w:i w:val="0"/>
+                <w:sz w:val="14"/>
+                <w:rFonts w:ascii="Thonburi" w:hAnsi="Thonburi" w:cs="Thonburi"/>
+              </w:rPr>
+              <w:t>ราคาต่อหน่วย × จำนวนชิ้นที่ขาด</w:t>
+              <w:br/>
+              <w:t>(120,000 บ. × 3 ชุด = 360,000 บ.)</w:t>
+            </w:r>
+          </w:p>
+        </w:tc>
+        <w:tc>
+          <w:tcPr>
+            <w:tcW w:type="dxa" w:w="4032"/>
+            <w:shd w:fill="FFFFFF"/>
+            <w:tcMar>
+              <w:top w:w="25" w:type="dxa"/>
+              <w:bottom w:w="25" w:type="dxa"/>
+              <w:left w:w="45" w:type="dxa"/>
+              <w:right w:w="45" w:type="dxa"/>
+            </w:tcMar>
+          </w:tcPr>
+          <w:p>
+            <w:r>
+              <w:rPr>
+                <w:rFonts w:ascii="Thonburi" w:hAnsi="Thonburi"/>
+                <w:b w:val="0"/>
+                <w:i w:val="0"/>
+                <w:sz w:val="14"/>
+                <w:rFonts w:ascii="Thonburi" w:hAnsi="Thonburi" w:cs="Thonburi"/>
+              </w:rPr>
+              <w:t>กรณีคลังตรวจรับได้จริงไม่ครบตาม PO ให้จ่ายเฉพาะยอดของที่ได้รับตรวจรับจริง</w:t>
+            </w:r>
+          </w:p>
+        </w:tc>
+      </w:tr>
+      <w:tr>
+        <w:trPr>
+          <w:cantSplit/>
+        </w:trPr>
+        <w:tc>
+          <w:tcPr>
+            <w:tcW w:type="dxa" w:w="2592"/>
+            <w:shd w:fill="F8FAFC"/>
+            <w:tcMar>
+              <w:top w:w="25" w:type="dxa"/>
+              <w:bottom w:w="25" w:type="dxa"/>
+              <w:left w:w="45" w:type="dxa"/>
+              <w:right w:w="45" w:type="dxa"/>
+            </w:tcMar>
+          </w:tcPr>
+          <w:p>
+            <w:r>
+              <w:rPr>
+                <w:rFonts w:ascii="Thonburi" w:hAnsi="Thonburi"/>
+                <w:b w:val="0"/>
+                <w:i w:val="0"/>
+                <w:sz w:val="14"/>
+                <w:rFonts w:ascii="Thonburi" w:hAnsi="Thonburi" w:cs="Thonburi"/>
+              </w:rPr>
+              <w:t>4. Warranty Retention (5%)</w:t>
+              <w:br/>
+              <w:t>(เงินค้ำประกันผลงาน)</w:t>
+            </w:r>
+          </w:p>
+        </w:tc>
+        <w:tc>
+          <w:tcPr>
+            <w:tcW w:type="dxa" w:w="2880"/>
+            <w:shd w:fill="F8FAFC"/>
+            <w:tcMar>
+              <w:top w:w="25" w:type="dxa"/>
+              <w:bottom w:w="25" w:type="dxa"/>
+              <w:left w:w="45" w:type="dxa"/>
+              <w:right w:w="45" w:type="dxa"/>
+            </w:tcMar>
+          </w:tcPr>
+          <w:p>
+            <w:r>
+              <w:rPr>
+                <w:rFonts w:ascii="Thonburi" w:hAnsi="Thonburi"/>
+                <w:b w:val="0"/>
+                <w:i w:val="0"/>
+                <w:sz w:val="14"/>
+                <w:rFonts w:ascii="Thonburi" w:hAnsi="Thonburi" w:cs="Thonburi"/>
+              </w:rPr>
+              <w:t>วงเงินงวดสุดท้าย × 5%</w:t>
+              <w:br/>
+              <w:t>(3,000,000 บ. × 5% = 150,000 บ.)</w:t>
+            </w:r>
+          </w:p>
+        </w:tc>
+        <w:tc>
+          <w:tcPr>
+            <w:tcW w:type="dxa" w:w="4032"/>
+            <w:shd w:fill="F8FAFC"/>
+            <w:tcMar>
+              <w:top w:w="25" w:type="dxa"/>
+              <w:bottom w:w="25" w:type="dxa"/>
+              <w:left w:w="45" w:type="dxa"/>
+              <w:right w:w="45" w:type="dxa"/>
+            </w:tcMar>
+          </w:tcPr>
+          <w:p>
+            <w:r>
+              <w:rPr>
+                <w:rFonts w:ascii="Thonburi" w:hAnsi="Thonburi"/>
+                <w:b w:val="0"/>
+                <w:i w:val="0"/>
+                <w:sz w:val="14"/>
+                <w:rFonts w:ascii="Thonburi" w:hAnsi="Thonburi" w:cs="Thonburi"/>
+              </w:rPr>
+              <w:t>หักเงินประกันผลงาน 5% ไว้จ่ายหลังสิ้นสุดระยะเวลารับประกัน 1 ปี</w:t>
+            </w:r>
+          </w:p>
+        </w:tc>
+      </w:tr>
+      <w:tr>
+        <w:trPr>
+          <w:cantSplit/>
+        </w:trPr>
+        <w:tc>
+          <w:tcPr>
+            <w:tcW w:type="dxa" w:w="2592"/>
+            <w:shd w:fill="FFFFFF"/>
+            <w:tcMar>
+              <w:top w:w="25" w:type="dxa"/>
+              <w:bottom w:w="25" w:type="dxa"/>
+              <w:left w:w="45" w:type="dxa"/>
+              <w:right w:w="45" w:type="dxa"/>
+            </w:tcMar>
+          </w:tcPr>
+          <w:p>
+            <w:r>
+              <w:rPr>
+                <w:rFonts w:ascii="Thonburi" w:hAnsi="Thonburi"/>
+                <w:b w:val="0"/>
+                <w:i w:val="0"/>
+                <w:sz w:val="14"/>
+                <w:rFonts w:ascii="Thonburi" w:hAnsi="Thonburi" w:cs="Thonburi"/>
+              </w:rPr>
+              <w:t>5. Net Payable Amount</w:t>
+              <w:br/>
+              <w:t>(ยอดเงินอนุมัติจ่ายสุทธิ)</w:t>
+            </w:r>
+          </w:p>
+        </w:tc>
+        <w:tc>
+          <w:tcPr>
+            <w:tcW w:type="dxa" w:w="2880"/>
+            <w:shd w:fill="FFFFFF"/>
+            <w:tcMar>
+              <w:top w:w="25" w:type="dxa"/>
+              <w:bottom w:w="25" w:type="dxa"/>
+              <w:left w:w="45" w:type="dxa"/>
+              <w:right w:w="45" w:type="dxa"/>
+            </w:tcMar>
+          </w:tcPr>
+          <w:p>
+            <w:r>
+              <w:rPr>
+                <w:rFonts w:ascii="Thonburi" w:hAnsi="Thonburi"/>
+                <w:b w:val="0"/>
+                <w:i w:val="0"/>
+                <w:sz w:val="14"/>
+                <w:rFonts w:ascii="Thonburi" w:hAnsi="Thonburi" w:cs="Thonburi"/>
+              </w:rPr>
+              <w:t>ยอดที่อนุมัติ - ค่าปรับ - ของขาด - Retention</w:t>
+              <w:br/>
+              <w:t>(+ VAT 7% ของยอดสุทธิ)</w:t>
+            </w:r>
+          </w:p>
+        </w:tc>
+        <w:tc>
+          <w:tcPr>
+            <w:tcW w:type="dxa" w:w="4032"/>
+            <w:shd w:fill="FFFFFF"/>
+            <w:tcMar>
+              <w:top w:w="25" w:type="dxa"/>
+              <w:bottom w:w="25" w:type="dxa"/>
+              <w:left w:w="45" w:type="dxa"/>
+              <w:right w:w="45" w:type="dxa"/>
+            </w:tcMar>
+          </w:tcPr>
+          <w:p>
+            <w:r>
+              <w:rPr>
+                <w:rFonts w:ascii="Thonburi" w:hAnsi="Thonburi"/>
+                <w:b w:val="0"/>
+                <w:i w:val="0"/>
+                <w:sz w:val="14"/>
+                <w:rFonts w:ascii="Thonburi" w:hAnsi="Thonburi" w:cs="Thonburi"/>
+              </w:rPr>
+              <w:t>ยอดเงินที่ฝ่ายบัญชีต้องโอนให้คู่ค้าจริง (พร้อมคำนวณ VAT 7% ให้ถูกต้อง)</w:t>
+            </w:r>
+          </w:p>
+        </w:tc>
+      </w:tr>
+    </w:tbl>
+    <w:p>
+      <w:pPr>
+        <w:spacing w:after="40"/>
+      </w:pPr>
+    </w:p>
+    <w:p>
+      <w:pPr>
+        <w:keepNext/>
+        <w:spacing w:before="220" w:after="60"/>
+      </w:pPr>
+      <w:r>
+        <w:rPr>
+          <w:rFonts w:ascii="Thonburi" w:hAnsi="Thonburi"/>
+          <w:b/>
+          <w:i w:val="0"/>
+          <w:color w:val="1E3A8A"/>
+          <w:sz w:val="20"/>
+          <w:rFonts w:ascii="Thonburi" w:hAnsi="Thonburi" w:cs="Thonburi"/>
+        </w:rPr>
+        <w:t>ตารางเฉลยเคสทดสอบทั้ง 8 เคส (Ground Truth Matrix)</w:t>
+      </w:r>
+    </w:p>
+    <w:tbl>
+      <w:tblPr>
+        <w:tblW w:type="auto" w:w="0"/>
+        <w:jc w:val="center"/>
+        <w:tblLook w:firstColumn="1" w:firstRow="1" w:lastColumn="0" w:lastRow="0" w:noHBand="0" w:noVBand="1" w:val="04A0"/>
+        <w:tblBorders>
+          <w:top w:val="single" w:sz="4" w:space="0" w:color="CBD5E1"/>
+          <w:left w:val="none"/>
+          <w:bottom w:val="single" w:sz="4" w:space="0" w:color="CBD5E1"/>
+          <w:right w:val="none"/>
+          <w:insideH w:val="single" w:sz="4" w:space="0" w:color="CBD5E1"/>
+          <w:insideV w:val="none"/>
+        </w:tblBorders>
+      </w:tblPr>
+      <w:tblGrid>
+        <w:gridCol w:w="2628"/>
+        <w:gridCol w:w="2628"/>
+        <w:gridCol w:w="2628"/>
+        <w:gridCol w:w="2628"/>
+      </w:tblGrid>
+      <w:tr>
+        <w:trPr>
+          <w:cantSplit/>
+          <w:tblHeader/>
+        </w:trPr>
+        <w:tc>
+          <w:tcPr>
+            <w:tcW w:type="dxa" w:w="1584"/>
+            <w:shd w:fill="1B4D3E"/>
+            <w:tcMar>
+              <w:top w:w="35" w:type="dxa"/>
+              <w:bottom w:w="35" w:type="dxa"/>
+              <w:left w:w="50" w:type="dxa"/>
+              <w:right w:w="50" w:type="dxa"/>
+            </w:tcMar>
+          </w:tcPr>
+          <w:p>
+            <w:r>
+              <w:rPr>
+                <w:rFonts w:ascii="Thonburi" w:hAnsi="Thonburi"/>
+                <w:b/>
+                <w:i w:val="0"/>
+                <w:color w:val="FFFFFF"/>
+                <w:sz w:val="15"/>
+                <w:rFonts w:ascii="Thonburi" w:hAnsi="Thonburi" w:cs="Thonburi"/>
               </w:rPr>
               <w:t>ชุดทดสอบ</w:t>
             </w:r>
@@ -545,21 +3588,24 @@
         </w:tc>
         <w:tc>
           <w:tcPr>
-            <w:tcW w:type="dxa" w:w="2628"/>
-            <w:shd w:fill="1E3A8A"/>
+            <w:tcW w:type="dxa" w:w="2304"/>
+            <w:shd w:fill="1B4D3E"/>
             <w:tcMar>
-              <w:top w:w="70" w:type="dxa"/>
-              <w:bottom w:w="70" w:type="dxa"/>
-              <w:left w:w="90" w:type="dxa"/>
-              <w:right w:w="90" w:type="dxa"/>
+              <w:top w:w="35" w:type="dxa"/>
+              <w:bottom w:w="35" w:type="dxa"/>
+              <w:left w:w="50" w:type="dxa"/>
+              <w:right w:w="50" w:type="dxa"/>
             </w:tcMar>
           </w:tcPr>
           <w:p>
             <w:r>
               <w:rPr>
+                <w:rFonts w:ascii="Thonburi" w:hAnsi="Thonburi"/>
                 <w:b/>
+                <w:i w:val="0"/>
                 <w:color w:val="FFFFFF"/>
-                <w:sz w:val="17"/>
+                <w:sz w:val="15"/>
+                <w:rFonts w:ascii="Thonburi" w:hAnsi="Thonburi" w:cs="Thonburi"/>
               </w:rPr>
               <w:t>ข้อมูลใน PO (ฐานข้อมูล)</w:t>
             </w:r>
@@ -567,21 +3613,24 @@
         </w:tc>
         <w:tc>
           <w:tcPr>
-            <w:tcW w:type="dxa" w:w="2628"/>
-            <w:shd w:fill="1E3A8A"/>
+            <w:tcW w:type="dxa" w:w="3024"/>
+            <w:shd w:fill="1B4D3E"/>
             <w:tcMar>
-              <w:top w:w="70" w:type="dxa"/>
-              <w:bottom w:w="70" w:type="dxa"/>
-              <w:left w:w="90" w:type="dxa"/>
-              <w:right w:w="90" w:type="dxa"/>
+              <w:top w:w="35" w:type="dxa"/>
+              <w:bottom w:w="35" w:type="dxa"/>
+              <w:left w:w="50" w:type="dxa"/>
+              <w:right w:w="50" w:type="dxa"/>
             </w:tcMar>
           </w:tcPr>
           <w:p>
             <w:r>
               <w:rPr>
+                <w:rFonts w:ascii="Thonburi" w:hAnsi="Thonburi"/>
                 <w:b/>
+                <w:i w:val="0"/>
                 <w:color w:val="FFFFFF"/>
-                <w:sz w:val="17"/>
+                <w:sz w:val="15"/>
+                <w:rFonts w:ascii="Thonburi" w:hAnsi="Thonburi" w:cs="Thonburi"/>
               </w:rPr>
               <w:t>สภาพข้อเท็จจริงในเอกสาร PDF</w:t>
             </w:r>
@@ -589,21 +3638,24 @@
         </w:tc>
         <w:tc>
           <w:tcPr>
-            <w:tcW w:type="dxa" w:w="2628"/>
-            <w:shd w:fill="1E3A8A"/>
+            <w:tcW w:type="dxa" w:w="2592"/>
+            <w:shd w:fill="1B4D3E"/>
             <w:tcMar>
-              <w:top w:w="70" w:type="dxa"/>
-              <w:bottom w:w="70" w:type="dxa"/>
-              <w:left w:w="90" w:type="dxa"/>
-              <w:right w:w="90" w:type="dxa"/>
+              <w:top w:w="35" w:type="dxa"/>
+              <w:bottom w:w="35" w:type="dxa"/>
+              <w:left w:w="50" w:type="dxa"/>
+              <w:right w:w="50" w:type="dxa"/>
             </w:tcMar>
           </w:tcPr>
           <w:p>
             <w:r>
               <w:rPr>
+                <w:rFonts w:ascii="Thonburi" w:hAnsi="Thonburi"/>
                 <w:b/>
+                <w:i w:val="0"/>
                 <w:color w:val="FFFFFF"/>
-                <w:sz w:val="17"/>
+                <w:sz w:val="15"/>
+                <w:rFonts w:ascii="Thonburi" w:hAnsi="Thonburi" w:cs="Thonburi"/>
               </w:rPr>
               <w:t>ผลการวินิจฉัย &amp; ป้ายสถานะ</w:t>
             </w:r>
@@ -611,21 +3663,28 @@
         </w:tc>
       </w:tr>
       <w:tr>
+        <w:trPr>
+          <w:cantSplit/>
+        </w:trPr>
         <w:tc>
           <w:tcPr>
-            <w:tcW w:type="dxa" w:w="2628"/>
+            <w:tcW w:type="dxa" w:w="1584"/>
             <w:shd w:fill="FFFFFF"/>
             <w:tcMar>
-              <w:top w:w="60" w:type="dxa"/>
-              <w:bottom w:w="60" w:type="dxa"/>
-              <w:left w:w="80" w:type="dxa"/>
-              <w:right w:w="80" w:type="dxa"/>
+              <w:top w:w="25" w:type="dxa"/>
+              <w:bottom w:w="25" w:type="dxa"/>
+              <w:left w:w="45" w:type="dxa"/>
+              <w:right w:w="45" w:type="dxa"/>
             </w:tcMar>
           </w:tcPr>
           <w:p>
             <w:r>
               <w:rPr>
-                <w:sz w:val="16"/>
+                <w:rFonts w:ascii="Thonburi" w:hAnsi="Thonburi"/>
+                <w:b w:val="0"/>
+                <w:i w:val="0"/>
+                <w:sz w:val="14"/>
+                <w:rFonts w:ascii="Thonburi" w:hAnsi="Thonburi" w:cs="Thonburi"/>
               </w:rPr>
               <w:t>Case 1</w:t>
               <w:br/>
@@ -635,19 +3694,23 @@
         </w:tc>
         <w:tc>
           <w:tcPr>
-            <w:tcW w:type="dxa" w:w="2628"/>
+            <w:tcW w:type="dxa" w:w="2304"/>
             <w:shd w:fill="FFFFFF"/>
             <w:tcMar>
-              <w:top w:w="60" w:type="dxa"/>
-              <w:bottom w:w="60" w:type="dxa"/>
-              <w:left w:w="80" w:type="dxa"/>
-              <w:right w:w="80" w:type="dxa"/>
+              <w:top w:w="25" w:type="dxa"/>
+              <w:bottom w:w="25" w:type="dxa"/>
+              <w:left w:w="45" w:type="dxa"/>
+              <w:right w:w="45" w:type="dxa"/>
             </w:tcMar>
           </w:tcPr>
           <w:p>
             <w:r>
               <w:rPr>
-                <w:sz w:val="16"/>
+                <w:rFonts w:ascii="Thonburi" w:hAnsi="Thonburi"/>
+                <w:b w:val="0"/>
+                <w:i w:val="0"/>
+                <w:sz w:val="14"/>
+                <w:rFonts w:ascii="Thonburi" w:hAnsi="Thonburi" w:cs="Thonburi"/>
               </w:rPr>
               <w:t>วงเงิน 1,000,000 บาท</w:t>
               <w:br/>
@@ -657,21 +3720,25 @@
         </w:tc>
         <w:tc>
           <w:tcPr>
-            <w:tcW w:type="dxa" w:w="2628"/>
+            <w:tcW w:type="dxa" w:w="3024"/>
             <w:shd w:fill="FFFFFF"/>
             <w:tcMar>
-              <w:top w:w="60" w:type="dxa"/>
-              <w:bottom w:w="60" w:type="dxa"/>
-              <w:left w:w="80" w:type="dxa"/>
-              <w:right w:w="80" w:type="dxa"/>
+              <w:top w:w="25" w:type="dxa"/>
+              <w:bottom w:w="25" w:type="dxa"/>
+              <w:left w:w="45" w:type="dxa"/>
+              <w:right w:w="45" w:type="dxa"/>
             </w:tcMar>
           </w:tcPr>
           <w:p>
             <w:r>
               <w:rPr>
-                <w:sz w:val="16"/>
+                <w:rFonts w:ascii="Thonburi" w:hAnsi="Thonburi"/>
+                <w:b w:val="0"/>
+                <w:i w:val="0"/>
+                <w:sz w:val="14"/>
+                <w:rFonts w:ascii="Thonburi" w:hAnsi="Thonburi" w:cs="Thonburi"/>
               </w:rPr>
-              <w:t>• มียอดงอก 20,000 บ. (Emergency fee)</w:t>
+              <w:t>• มียอดงอก 20,000 บ. (Emergency Fee)</w:t>
               <w:br/>
               <w:t>• ส่งงานช้า 10 วัน (ปรับ 0.1%/วัน = 10,000 บ.)</w:t>
               <w:br/>
@@ -681,48 +3748,59 @@
         </w:tc>
         <w:tc>
           <w:tcPr>
-            <w:tcW w:type="dxa" w:w="2628"/>
+            <w:tcW w:type="dxa" w:w="2592"/>
             <w:shd w:fill="FFFFFF"/>
             <w:tcMar>
-              <w:top w:w="60" w:type="dxa"/>
-              <w:bottom w:w="60" w:type="dxa"/>
-              <w:left w:w="80" w:type="dxa"/>
-              <w:right w:w="80" w:type="dxa"/>
+              <w:top w:w="25" w:type="dxa"/>
+              <w:bottom w:w="25" w:type="dxa"/>
+              <w:left w:w="45" w:type="dxa"/>
+              <w:right w:w="45" w:type="dxa"/>
             </w:tcMar>
           </w:tcPr>
           <w:p>
             <w:r>
               <w:rPr>
+                <w:rFonts w:ascii="Thonburi" w:hAnsi="Thonburi"/>
+                <w:b w:val="0"/>
+                <w:i w:val="0"/>
                 <w:color w:val="B45309"/>
-                <w:sz w:val="16"/>
+                <w:sz w:val="14"/>
+                <w:rFonts w:ascii="Thonburi" w:hAnsi="Thonburi" w:cs="Thonburi"/>
               </w:rPr>
-              <w:t>🟡 WARNING</w:t>
+              <w:t>[WARNING]</w:t>
               <w:br/>
               <w:t>• ตัดยอดงอก 20,000 บ.</w:t>
               <w:br/>
               <w:t>• หักค่าปรับล่าช้า 10,000 บ.</w:t>
               <w:br/>
-              <w:t>👉 ยอดอนุมัติจ่าย: 990,000 บ. (+VAT)</w:t>
+              <w:t>-&gt; ยอดจ่ายสุทธิ: 990,000 บ. (+VAT)</w:t>
             </w:r>
           </w:p>
         </w:tc>
       </w:tr>
       <w:tr>
+        <w:trPr>
+          <w:cantSplit/>
+        </w:trPr>
         <w:tc>
           <w:tcPr>
-            <w:tcW w:type="dxa" w:w="2628"/>
+            <w:tcW w:type="dxa" w:w="1584"/>
             <w:shd w:fill="F8FAFC"/>
             <w:tcMar>
-              <w:top w:w="60" w:type="dxa"/>
-              <w:bottom w:w="60" w:type="dxa"/>
-              <w:left w:w="80" w:type="dxa"/>
-              <w:right w:w="80" w:type="dxa"/>
+              <w:top w:w="25" w:type="dxa"/>
+              <w:bottom w:w="25" w:type="dxa"/>
+              <w:left w:w="45" w:type="dxa"/>
+              <w:right w:w="45" w:type="dxa"/>
             </w:tcMar>
           </w:tcPr>
           <w:p>
             <w:r>
               <w:rPr>
-                <w:sz w:val="16"/>
+                <w:rFonts w:ascii="Thonburi" w:hAnsi="Thonburi"/>
+                <w:b w:val="0"/>
+                <w:i w:val="0"/>
+                <w:sz w:val="14"/>
+                <w:rFonts w:ascii="Thonburi" w:hAnsi="Thonburi" w:cs="Thonburi"/>
               </w:rPr>
               <w:t>Case 2</w:t>
               <w:br/>
@@ -732,19 +3810,23 @@
         </w:tc>
         <w:tc>
           <w:tcPr>
-            <w:tcW w:type="dxa" w:w="2628"/>
+            <w:tcW w:type="dxa" w:w="2304"/>
             <w:shd w:fill="F8FAFC"/>
             <w:tcMar>
-              <w:top w:w="60" w:type="dxa"/>
-              <w:bottom w:w="60" w:type="dxa"/>
-              <w:left w:w="80" w:type="dxa"/>
-              <w:right w:w="80" w:type="dxa"/>
+              <w:top w:w="25" w:type="dxa"/>
+              <w:bottom w:w="25" w:type="dxa"/>
+              <w:left w:w="45" w:type="dxa"/>
+              <w:right w:w="45" w:type="dxa"/>
             </w:tcMar>
           </w:tcPr>
           <w:p>
             <w:r>
               <w:rPr>
-                <w:sz w:val="16"/>
+                <w:rFonts w:ascii="Thonburi" w:hAnsi="Thonburi"/>
+                <w:b w:val="0"/>
+                <w:i w:val="0"/>
+                <w:sz w:val="14"/>
+                <w:rFonts w:ascii="Thonburi" w:hAnsi="Thonburi" w:cs="Thonburi"/>
               </w:rPr>
               <w:t>วงเงิน 450,000 บาท</w:t>
               <w:br/>
@@ -756,72 +3838,87 @@
         </w:tc>
         <w:tc>
           <w:tcPr>
-            <w:tcW w:type="dxa" w:w="2628"/>
+            <w:tcW w:type="dxa" w:w="3024"/>
             <w:shd w:fill="F8FAFC"/>
             <w:tcMar>
-              <w:top w:w="60" w:type="dxa"/>
-              <w:bottom w:w="60" w:type="dxa"/>
-              <w:left w:w="80" w:type="dxa"/>
-              <w:right w:w="80" w:type="dxa"/>
+              <w:top w:w="25" w:type="dxa"/>
+              <w:bottom w:w="25" w:type="dxa"/>
+              <w:left w:w="45" w:type="dxa"/>
+              <w:right w:w="45" w:type="dxa"/>
             </w:tcMar>
           </w:tcPr>
           <w:p>
             <w:r>
               <w:rPr>
-                <w:sz w:val="16"/>
+                <w:rFonts w:ascii="Thonburi" w:hAnsi="Thonburi"/>
+                <w:b w:val="0"/>
+                <w:i w:val="0"/>
+                <w:sz w:val="14"/>
+                <w:rFonts w:ascii="Thonburi" w:hAnsi="Thonburi" w:cs="Thonburi"/>
               </w:rPr>
-              <w:t>• ส่งมอบตรงเวลา ผ่าน QC ครบ</w:t>
+              <w:t>• ส่งมอบตรงเวลา ผ่าน QC ครบ 100%</w:t>
               <w:br/>
-              <w:t>• ยอดเงิน 450,000 บาท ตรงตาม PO</w:t>
+              <w:t>• ยอดเงิน 450,000 บาท ตรงตาม PO เป๊ะ</w:t>
               <w:br/>
-              <w:t>• Tax ID และเลขบัญชีถูกต้อง</w:t>
+              <w:t>• Tax ID และเลขบัญชีถูกต้องครบถ้วน</w:t>
             </w:r>
           </w:p>
         </w:tc>
         <w:tc>
           <w:tcPr>
-            <w:tcW w:type="dxa" w:w="2628"/>
+            <w:tcW w:type="dxa" w:w="2592"/>
             <w:shd w:fill="F8FAFC"/>
             <w:tcMar>
-              <w:top w:w="60" w:type="dxa"/>
-              <w:bottom w:w="60" w:type="dxa"/>
-              <w:left w:w="80" w:type="dxa"/>
-              <w:right w:w="80" w:type="dxa"/>
+              <w:top w:w="25" w:type="dxa"/>
+              <w:bottom w:w="25" w:type="dxa"/>
+              <w:left w:w="45" w:type="dxa"/>
+              <w:right w:w="45" w:type="dxa"/>
             </w:tcMar>
           </w:tcPr>
           <w:p>
             <w:r>
               <w:rPr>
+                <w:rFonts w:ascii="Thonburi" w:hAnsi="Thonburi"/>
+                <w:b w:val="0"/>
+                <w:i w:val="0"/>
                 <w:color w:val="15803D"/>
-                <w:sz w:val="16"/>
+                <w:sz w:val="14"/>
+                <w:rFonts w:ascii="Thonburi" w:hAnsi="Thonburi" w:cs="Thonburi"/>
               </w:rPr>
-              <w:t>🟢 APPROVED</w:t>
+              <w:t>[APPROVED]</w:t>
               <w:br/>
               <w:t>• ข้อมูลถูกต้องตามสัญญาทุกประการ</w:t>
               <w:br/>
               <w:t>• ไม่มีค่าปรับ ไม่มียอดงอก</w:t>
               <w:br/>
-              <w:t>👉 ยอดอนุมัติจ่าย: 450,000 บ. (+VAT)</w:t>
+              <w:t>-&gt; ยอดจ่ายสุทธิ: 450,000 บ. (+VAT)</w:t>
             </w:r>
           </w:p>
         </w:tc>
       </w:tr>
       <w:tr>
+        <w:trPr>
+          <w:cantSplit/>
+        </w:trPr>
         <w:tc>
           <w:tcPr>
-            <w:tcW w:type="dxa" w:w="2628"/>
+            <w:tcW w:type="dxa" w:w="1584"/>
             <w:shd w:fill="FFFFFF"/>
             <w:tcMar>
-              <w:top w:w="60" w:type="dxa"/>
-              <w:bottom w:w="60" w:type="dxa"/>
-              <w:left w:w="80" w:type="dxa"/>
-              <w:right w:w="80" w:type="dxa"/>
+              <w:top w:w="25" w:type="dxa"/>
+              <w:bottom w:w="25" w:type="dxa"/>
+              <w:left w:w="45" w:type="dxa"/>
+              <w:right w:w="45" w:type="dxa"/>
             </w:tcMar>
           </w:tcPr>
           <w:p>
             <w:r>
               <w:rPr>
-                <w:sz w:val="16"/>
+                <w:rFonts w:ascii="Thonburi" w:hAnsi="Thonburi"/>
+                <w:b w:val="0"/>
+                <w:i w:val="0"/>
+                <w:sz w:val="14"/>
+                <w:rFonts w:ascii="Thonburi" w:hAnsi="Thonburi" w:cs="Thonburi"/>
               </w:rPr>
               <w:t>Case 3</w:t>
               <w:br/>
@@ -831,19 +3928,23 @@
         </w:tc>
         <w:tc>
           <w:tcPr>
-            <w:tcW w:type="dxa" w:w="2628"/>
+            <w:tcW w:type="dxa" w:w="2304"/>
             <w:shd w:fill="FFFFFF"/>
             <w:tcMar>
-              <w:top w:w="60" w:type="dxa"/>
-              <w:bottom w:w="60" w:type="dxa"/>
-              <w:left w:w="80" w:type="dxa"/>
-              <w:right w:w="80" w:type="dxa"/>
+              <w:top w:w="25" w:type="dxa"/>
+              <w:bottom w:w="25" w:type="dxa"/>
+              <w:left w:w="45" w:type="dxa"/>
+              <w:right w:w="45" w:type="dxa"/>
             </w:tcMar>
           </w:tcPr>
           <w:p>
             <w:r>
               <w:rPr>
-                <w:sz w:val="16"/>
+                <w:rFonts w:ascii="Thonburi" w:hAnsi="Thonburi"/>
+                <w:b w:val="0"/>
+                <w:i w:val="0"/>
+                <w:sz w:val="14"/>
+                <w:rFonts w:ascii="Thonburi" w:hAnsi="Thonburi" w:cs="Thonburi"/>
               </w:rPr>
               <w:t>Vendor: VN-003</w:t>
               <w:br/>
@@ -855,70 +3956,85 @@
         </w:tc>
         <w:tc>
           <w:tcPr>
-            <w:tcW w:type="dxa" w:w="2628"/>
+            <w:tcW w:type="dxa" w:w="3024"/>
             <w:shd w:fill="FFFFFF"/>
             <w:tcMar>
-              <w:top w:w="60" w:type="dxa"/>
-              <w:bottom w:w="60" w:type="dxa"/>
-              <w:left w:w="80" w:type="dxa"/>
-              <w:right w:w="80" w:type="dxa"/>
+              <w:top w:w="25" w:type="dxa"/>
+              <w:bottom w:w="25" w:type="dxa"/>
+              <w:left w:w="45" w:type="dxa"/>
+              <w:right w:w="45" w:type="dxa"/>
             </w:tcMar>
           </w:tcPr>
           <w:p>
             <w:r>
               <w:rPr>
-                <w:sz w:val="16"/>
+                <w:rFonts w:ascii="Thonburi" w:hAnsi="Thonburi"/>
+                <w:b w:val="0"/>
+                <w:i w:val="0"/>
+                <w:sz w:val="14"/>
+                <w:rFonts w:ascii="Thonburi" w:hAnsi="Thonburi" w:cs="Thonburi"/>
               </w:rPr>
-              <w:t>• Tax ID บนบิลเป็น 0995559999999</w:t>
+              <w:t>• Tax ID บนบิลเป็น 0995559999999 (ไม่ตรง!)</w:t>
               <w:br/>
-              <w:t>• ธนาคารบนบิลเป็น SCB 999-9-99999-9</w:t>
+              <w:t>• ธนาคารบนบิลระบุ SCB 999-9-99999-9 (ไม่ตรง!)</w:t>
             </w:r>
           </w:p>
         </w:tc>
         <w:tc>
           <w:tcPr>
-            <w:tcW w:type="dxa" w:w="2628"/>
+            <w:tcW w:type="dxa" w:w="2592"/>
             <w:shd w:fill="FFFFFF"/>
             <w:tcMar>
-              <w:top w:w="60" w:type="dxa"/>
-              <w:bottom w:w="60" w:type="dxa"/>
-              <w:left w:w="80" w:type="dxa"/>
-              <w:right w:w="80" w:type="dxa"/>
+              <w:top w:w="25" w:type="dxa"/>
+              <w:bottom w:w="25" w:type="dxa"/>
+              <w:left w:w="45" w:type="dxa"/>
+              <w:right w:w="45" w:type="dxa"/>
             </w:tcMar>
           </w:tcPr>
           <w:p>
             <w:r>
               <w:rPr>
+                <w:rFonts w:ascii="Thonburi" w:hAnsi="Thonburi"/>
+                <w:b w:val="0"/>
+                <w:i w:val="0"/>
                 <w:color w:val="B91C1C"/>
-                <w:sz w:val="16"/>
+                <w:sz w:val="14"/>
+                <w:rFonts w:ascii="Thonburi" w:hAnsi="Thonburi" w:cs="Thonburi"/>
               </w:rPr>
-              <w:t>🔴 FRAUD ALERT</w:t>
+              <w:t>[FRAUD ALERT]</w:t>
               <w:br/>
-              <w:t>• เลข Tax ID และเลขบัญชีไม่ตรงกับระบบ!</w:t>
+              <w:t>• ตรวจพบความเสี่ยงทุจริตสวมรอยบิล!</w:t>
               <w:br/>
-              <w:t>• ตรวจพบความเสี่ยงทุจริต/สวมรอย</w:t>
+              <w:t>• Tax ID และเลขบัญชีไม่ตรงกับระบบ</w:t>
               <w:br/>
-              <w:t>👉 คำสั่ง: ระงับการจ่ายเงินทันที</w:t>
+              <w:t>-&gt; คำสั่ง: ระงับการจ่ายเงินทันที</w:t>
             </w:r>
           </w:p>
         </w:tc>
       </w:tr>
       <w:tr>
+        <w:trPr>
+          <w:cantSplit/>
+        </w:trPr>
         <w:tc>
           <w:tcPr>
-            <w:tcW w:type="dxa" w:w="2628"/>
+            <w:tcW w:type="dxa" w:w="1584"/>
             <w:shd w:fill="F8FAFC"/>
             <w:tcMar>
-              <w:top w:w="60" w:type="dxa"/>
-              <w:bottom w:w="60" w:type="dxa"/>
-              <w:left w:w="80" w:type="dxa"/>
-              <w:right w:w="80" w:type="dxa"/>
+              <w:top w:w="25" w:type="dxa"/>
+              <w:bottom w:w="25" w:type="dxa"/>
+              <w:left w:w="45" w:type="dxa"/>
+              <w:right w:w="45" w:type="dxa"/>
             </w:tcMar>
           </w:tcPr>
           <w:p>
             <w:r>
               <w:rPr>
-                <w:sz w:val="16"/>
+                <w:rFonts w:ascii="Thonburi" w:hAnsi="Thonburi"/>
+                <w:b w:val="0"/>
+                <w:i w:val="0"/>
+                <w:sz w:val="14"/>
+                <w:rFonts w:ascii="Thonburi" w:hAnsi="Thonburi" w:cs="Thonburi"/>
               </w:rPr>
               <w:t>Case 4</w:t>
               <w:br/>
@@ -928,19 +4044,23 @@
         </w:tc>
         <w:tc>
           <w:tcPr>
-            <w:tcW w:type="dxa" w:w="2628"/>
+            <w:tcW w:type="dxa" w:w="2304"/>
             <w:shd w:fill="F8FAFC"/>
             <w:tcMar>
-              <w:top w:w="60" w:type="dxa"/>
-              <w:bottom w:w="60" w:type="dxa"/>
-              <w:left w:w="80" w:type="dxa"/>
-              <w:right w:w="80" w:type="dxa"/>
+              <w:top w:w="25" w:type="dxa"/>
+              <w:bottom w:w="25" w:type="dxa"/>
+              <w:left w:w="45" w:type="dxa"/>
+              <w:right w:w="45" w:type="dxa"/>
             </w:tcMar>
           </w:tcPr>
           <w:p>
             <w:r>
               <w:rPr>
-                <w:sz w:val="16"/>
+                <w:rFonts w:ascii="Thonburi" w:hAnsi="Thonburi"/>
+                <w:b w:val="0"/>
+                <w:i w:val="0"/>
+                <w:sz w:val="14"/>
+                <w:rFonts w:ascii="Thonburi" w:hAnsi="Thonburi" w:cs="Thonburi"/>
               </w:rPr>
               <w:t>วงเงินรวม 2,000,000 บาท</w:t>
               <w:br/>
@@ -950,19 +4070,23 @@
         </w:tc>
         <w:tc>
           <w:tcPr>
-            <w:tcW w:type="dxa" w:w="2628"/>
+            <w:tcW w:type="dxa" w:w="3024"/>
             <w:shd w:fill="F8FAFC"/>
             <w:tcMar>
-              <w:top w:w="60" w:type="dxa"/>
-              <w:bottom w:w="60" w:type="dxa"/>
-              <w:left w:w="80" w:type="dxa"/>
-              <w:right w:w="80" w:type="dxa"/>
+              <w:top w:w="25" w:type="dxa"/>
+              <w:bottom w:w="25" w:type="dxa"/>
+              <w:left w:w="45" w:type="dxa"/>
+              <w:right w:w="45" w:type="dxa"/>
             </w:tcMar>
           </w:tcPr>
           <w:p>
             <w:r>
               <w:rPr>
-                <w:sz w:val="16"/>
+                <w:rFonts w:ascii="Thonburi" w:hAnsi="Thonburi"/>
+                <w:b w:val="0"/>
+                <w:i w:val="0"/>
+                <w:sz w:val="14"/>
+                <w:rFonts w:ascii="Thonburi" w:hAnsi="Thonburi" w:cs="Thonburi"/>
               </w:rPr>
               <w:t>• บิลขอเบิกงวด 50% = 1,000,000 บาท</w:t>
               <w:br/>
@@ -972,48 +4096,59 @@
         </w:tc>
         <w:tc>
           <w:tcPr>
-            <w:tcW w:type="dxa" w:w="2628"/>
+            <w:tcW w:type="dxa" w:w="2592"/>
             <w:shd w:fill="F8FAFC"/>
             <w:tcMar>
-              <w:top w:w="60" w:type="dxa"/>
-              <w:bottom w:w="60" w:type="dxa"/>
-              <w:left w:w="80" w:type="dxa"/>
-              <w:right w:w="80" w:type="dxa"/>
+              <w:top w:w="25" w:type="dxa"/>
+              <w:bottom w:w="25" w:type="dxa"/>
+              <w:left w:w="45" w:type="dxa"/>
+              <w:right w:w="45" w:type="dxa"/>
             </w:tcMar>
           </w:tcPr>
           <w:p>
             <w:r>
               <w:rPr>
+                <w:rFonts w:ascii="Thonburi" w:hAnsi="Thonburi"/>
+                <w:b w:val="0"/>
+                <w:i w:val="0"/>
                 <w:color w:val="B45309"/>
-                <w:sz w:val="16"/>
+                <w:sz w:val="14"/>
+                <w:rFonts w:ascii="Thonburi" w:hAnsi="Thonburi" w:cs="Thonburi"/>
               </w:rPr>
-              <w:t>🟡 WARNING</w:t>
+              <w:t>[WARNING]</w:t>
               <w:br/>
               <w:t>• เบิกเงินเกินงวดงานไป 400,000 บ.</w:t>
               <w:br/>
               <w:t>• งวดที่ 1 จ่ายได้สูงสุด 600,000 บ.</w:t>
               <w:br/>
-              <w:t>👉 คำแนะนำ: ให้คู่ค้าแก้ยอดตามงวด</w:t>
+              <w:t>-&gt; คำแนะนำ: ให้คู่ค้าแก้ไขยอดตามงวด</w:t>
             </w:r>
           </w:p>
         </w:tc>
       </w:tr>
       <w:tr>
+        <w:trPr>
+          <w:cantSplit/>
+        </w:trPr>
         <w:tc>
           <w:tcPr>
-            <w:tcW w:type="dxa" w:w="2628"/>
+            <w:tcW w:type="dxa" w:w="1584"/>
             <w:shd w:fill="FFFFFF"/>
             <w:tcMar>
-              <w:top w:w="60" w:type="dxa"/>
-              <w:bottom w:w="60" w:type="dxa"/>
-              <w:left w:w="80" w:type="dxa"/>
-              <w:right w:w="80" w:type="dxa"/>
+              <w:top w:w="25" w:type="dxa"/>
+              <w:bottom w:w="25" w:type="dxa"/>
+              <w:left w:w="45" w:type="dxa"/>
+              <w:right w:w="45" w:type="dxa"/>
             </w:tcMar>
           </w:tcPr>
           <w:p>
             <w:r>
               <w:rPr>
-                <w:sz w:val="16"/>
+                <w:rFonts w:ascii="Thonburi" w:hAnsi="Thonburi"/>
+                <w:b w:val="0"/>
+                <w:i w:val="0"/>
+                <w:sz w:val="14"/>
+                <w:rFonts w:ascii="Thonburi" w:hAnsi="Thonburi" w:cs="Thonburi"/>
               </w:rPr>
               <w:t>Case 5</w:t>
               <w:br/>
@@ -1023,21 +4158,25 @@
         </w:tc>
         <w:tc>
           <w:tcPr>
-            <w:tcW w:type="dxa" w:w="2628"/>
+            <w:tcW w:type="dxa" w:w="2304"/>
             <w:shd w:fill="FFFFFF"/>
             <w:tcMar>
-              <w:top w:w="60" w:type="dxa"/>
-              <w:bottom w:w="60" w:type="dxa"/>
-              <w:left w:w="80" w:type="dxa"/>
-              <w:right w:w="80" w:type="dxa"/>
+              <w:top w:w="25" w:type="dxa"/>
+              <w:bottom w:w="25" w:type="dxa"/>
+              <w:left w:w="45" w:type="dxa"/>
+              <w:right w:w="45" w:type="dxa"/>
             </w:tcMar>
           </w:tcPr>
           <w:p>
             <w:r>
               <w:rPr>
-                <w:sz w:val="16"/>
+                <w:rFonts w:ascii="Thonburi" w:hAnsi="Thonburi"/>
+                <w:b w:val="0"/>
+                <w:i w:val="0"/>
+                <w:sz w:val="14"/>
+                <w:rFonts w:ascii="Thonburi" w:hAnsi="Thonburi" w:cs="Thonburi"/>
               </w:rPr>
-              <w:t>ซื้อ 10 ชุด (1.2 ล้านบ.)</w:t>
+              <w:t>ซื้อ 10 ชุด (1,200,000 บ.)</w:t>
               <w:br/>
               <w:t>ชุดละ 120,000 บาท</w:t>
             </w:r>
@@ -1045,72 +4184,85 @@
         </w:tc>
         <w:tc>
           <w:tcPr>
-            <w:tcW w:type="dxa" w:w="2628"/>
+            <w:tcW w:type="dxa" w:w="3024"/>
             <w:shd w:fill="FFFFFF"/>
             <w:tcMar>
-              <w:top w:w="60" w:type="dxa"/>
-              <w:bottom w:w="60" w:type="dxa"/>
-              <w:left w:w="80" w:type="dxa"/>
-              <w:right w:w="80" w:type="dxa"/>
+              <w:top w:w="25" w:type="dxa"/>
+              <w:bottom w:w="25" w:type="dxa"/>
+              <w:left w:w="45" w:type="dxa"/>
+              <w:right w:w="45" w:type="dxa"/>
             </w:tcMar>
           </w:tcPr>
           <w:p>
             <w:r>
               <w:rPr>
-                <w:sz w:val="16"/>
+                <w:rFonts w:ascii="Thonburi" w:hAnsi="Thonburi"/>
+                <w:b w:val="0"/>
+                <w:i w:val="0"/>
+                <w:sz w:val="14"/>
+                <w:rFonts w:ascii="Thonburi" w:hAnsi="Thonburi" w:cs="Thonburi"/>
               </w:rPr>
-              <w:t>• คลังสินค้าตรวจรับได้จริงแค่ 7 ชุด (840k)</w:t>
+              <w:t>• ตรวจรับจริงได้ 7 ชุด (840,000 บ.) ขาด 3 ชุด</w:t>
               <w:br/>
-              <w:t>• อีก 3 ชุดของขาด (Backorder)</w:t>
-              <w:br/>
-              <w:t>• แต่บิลเรียกเก็บเงินเต็ม 10 ชุด (1.2 ล้าน)</w:t>
+              <w:t>• แต่บิลเรียกเก็บเงินเต็ม 10 ชุด (1.2 ล้านบ.)</w:t>
             </w:r>
           </w:p>
         </w:tc>
         <w:tc>
           <w:tcPr>
-            <w:tcW w:type="dxa" w:w="2628"/>
+            <w:tcW w:type="dxa" w:w="2592"/>
             <w:shd w:fill="FFFFFF"/>
             <w:tcMar>
-              <w:top w:w="60" w:type="dxa"/>
-              <w:bottom w:w="60" w:type="dxa"/>
-              <w:left w:w="80" w:type="dxa"/>
-              <w:right w:w="80" w:type="dxa"/>
+              <w:top w:w="25" w:type="dxa"/>
+              <w:bottom w:w="25" w:type="dxa"/>
+              <w:left w:w="45" w:type="dxa"/>
+              <w:right w:w="45" w:type="dxa"/>
             </w:tcMar>
           </w:tcPr>
           <w:p>
             <w:r>
               <w:rPr>
+                <w:rFonts w:ascii="Thonburi" w:hAnsi="Thonburi"/>
+                <w:b w:val="0"/>
+                <w:i w:val="0"/>
                 <w:color w:val="B45309"/>
-                <w:sz w:val="16"/>
+                <w:sz w:val="14"/>
+                <w:rFonts w:ascii="Thonburi" w:hAnsi="Thonburi" w:cs="Thonburi"/>
               </w:rPr>
-              <w:t>🟡 WARNING</w:t>
+              <w:t>[WARNING]</w:t>
               <w:br/>
-              <w:t>• ปรับลดยอดจ่ายตามของที่ได้รับจริง 7 ชุด</w:t>
+              <w:t>• ปรับลดยอดตามของจริง 7 ชุด</w:t>
               <w:br/>
               <w:t>• ตัดยอดของค้างส่ง 360,000 บ. ออก</w:t>
               <w:br/>
-              <w:t>👉 ยอดอนุมัติจ่าย: 840,000 บ. (+VAT)</w:t>
+              <w:t>-&gt; ยอดจ่ายสุทธิ: 840,000 บ. (+VAT)</w:t>
             </w:r>
           </w:p>
         </w:tc>
       </w:tr>
       <w:tr>
+        <w:trPr>
+          <w:cantSplit/>
+        </w:trPr>
         <w:tc>
           <w:tcPr>
-            <w:tcW w:type="dxa" w:w="2628"/>
+            <w:tcW w:type="dxa" w:w="1584"/>
             <w:shd w:fill="F8FAFC"/>
             <w:tcMar>
-              <w:top w:w="60" w:type="dxa"/>
-              <w:bottom w:w="60" w:type="dxa"/>
-              <w:left w:w="80" w:type="dxa"/>
-              <w:right w:w="80" w:type="dxa"/>
+              <w:top w:w="25" w:type="dxa"/>
+              <w:bottom w:w="25" w:type="dxa"/>
+              <w:left w:w="45" w:type="dxa"/>
+              <w:right w:w="45" w:type="dxa"/>
             </w:tcMar>
           </w:tcPr>
           <w:p>
             <w:r>
               <w:rPr>
-                <w:sz w:val="16"/>
+                <w:rFonts w:ascii="Thonburi" w:hAnsi="Thonburi"/>
+                <w:b w:val="0"/>
+                <w:i w:val="0"/>
+                <w:sz w:val="14"/>
+                <w:rFonts w:ascii="Thonburi" w:hAnsi="Thonburi" w:cs="Thonburi"/>
               </w:rPr>
               <w:t>Case 6</w:t>
               <w:br/>
@@ -1120,19 +4272,23 @@
         </w:tc>
         <w:tc>
           <w:tcPr>
-            <w:tcW w:type="dxa" w:w="2628"/>
+            <w:tcW w:type="dxa" w:w="2304"/>
             <w:shd w:fill="F8FAFC"/>
             <w:tcMar>
-              <w:top w:w="60" w:type="dxa"/>
-              <w:bottom w:w="60" w:type="dxa"/>
-              <w:left w:w="80" w:type="dxa"/>
-              <w:right w:w="80" w:type="dxa"/>
+              <w:top w:w="25" w:type="dxa"/>
+              <w:bottom w:w="25" w:type="dxa"/>
+              <w:left w:w="45" w:type="dxa"/>
+              <w:right w:w="45" w:type="dxa"/>
             </w:tcMar>
           </w:tcPr>
           <w:p>
             <w:r>
               <w:rPr>
-                <w:sz w:val="16"/>
+                <w:rFonts w:ascii="Thonburi" w:hAnsi="Thonburi"/>
+                <w:b w:val="0"/>
+                <w:i w:val="0"/>
+                <w:sz w:val="14"/>
+                <w:rFonts w:ascii="Thonburi" w:hAnsi="Thonburi" w:cs="Thonburi"/>
               </w:rPr>
               <w:t>วงเงิน 3,000,000 บาท</w:t>
               <w:br/>
@@ -1142,70 +4298,85 @@
         </w:tc>
         <w:tc>
           <w:tcPr>
-            <w:tcW w:type="dxa" w:w="2628"/>
+            <w:tcW w:type="dxa" w:w="3024"/>
             <w:shd w:fill="F8FAFC"/>
             <w:tcMar>
-              <w:top w:w="60" w:type="dxa"/>
-              <w:bottom w:w="60" w:type="dxa"/>
-              <w:left w:w="80" w:type="dxa"/>
-              <w:right w:w="80" w:type="dxa"/>
+              <w:top w:w="25" w:type="dxa"/>
+              <w:bottom w:w="25" w:type="dxa"/>
+              <w:left w:w="45" w:type="dxa"/>
+              <w:right w:w="45" w:type="dxa"/>
             </w:tcMar>
           </w:tcPr>
           <w:p>
             <w:r>
               <w:rPr>
-                <w:sz w:val="16"/>
+                <w:rFonts w:ascii="Thonburi" w:hAnsi="Thonburi"/>
+                <w:b w:val="0"/>
+                <w:i w:val="0"/>
+                <w:sz w:val="14"/>
+                <w:rFonts w:ascii="Thonburi" w:hAnsi="Thonburi" w:cs="Thonburi"/>
               </w:rPr>
-              <w:t>• สัญญาระบุต้องหักเงินค้ำประกันผลงาน (Retention) 5% = 150,000 บ. ไว้นาน 1 ปี</w:t>
+              <w:t>• สัญญาระบุหักเงินค้ำประกันผลงาน 5% (150,000 บ.)</w:t>
               <w:br/>
-              <w:t>• แต่บิลวางขอเบิกเต็ม 3,000,000 บ.</w:t>
+              <w:t>• แต่บิลขอเบิกเต็ม 3 ล้าน ไม่ยอมหักเงินประกัน</w:t>
             </w:r>
           </w:p>
         </w:tc>
         <w:tc>
           <w:tcPr>
-            <w:tcW w:type="dxa" w:w="2628"/>
+            <w:tcW w:type="dxa" w:w="2592"/>
             <w:shd w:fill="F8FAFC"/>
             <w:tcMar>
-              <w:top w:w="60" w:type="dxa"/>
-              <w:bottom w:w="60" w:type="dxa"/>
-              <w:left w:w="80" w:type="dxa"/>
-              <w:right w:w="80" w:type="dxa"/>
+              <w:top w:w="25" w:type="dxa"/>
+              <w:bottom w:w="25" w:type="dxa"/>
+              <w:left w:w="45" w:type="dxa"/>
+              <w:right w:w="45" w:type="dxa"/>
             </w:tcMar>
           </w:tcPr>
           <w:p>
             <w:r>
               <w:rPr>
+                <w:rFonts w:ascii="Thonburi" w:hAnsi="Thonburi"/>
+                <w:b w:val="0"/>
+                <w:i w:val="0"/>
                 <w:color w:val="B45309"/>
-                <w:sz w:val="16"/>
+                <w:sz w:val="14"/>
+                <w:rFonts w:ascii="Thonburi" w:hAnsi="Thonburi" w:cs="Thonburi"/>
               </w:rPr>
-              <w:t>🟡 WARNING</w:t>
+              <w:t>[WARNING]</w:t>
               <w:br/>
               <w:t>• หัก Retention 5% (150,000 บ.) ตามสัญญา</w:t>
               <w:br/>
               <w:t>• ค้างจ่ายไว้รอครบระยะรับประกัน 1 ปี</w:t>
               <w:br/>
-              <w:t>👉 ยอดอนุมัติจ่าย: 2,850,000 บ. (+VAT)</w:t>
+              <w:t>-&gt; ยอดจ่ายสุทธิ: 2,850,000 บ. (+VAT)</w:t>
             </w:r>
           </w:p>
         </w:tc>
       </w:tr>
       <w:tr>
+        <w:trPr>
+          <w:cantSplit/>
+        </w:trPr>
         <w:tc>
           <w:tcPr>
-            <w:tcW w:type="dxa" w:w="2628"/>
+            <w:tcW w:type="dxa" w:w="1584"/>
             <w:shd w:fill="FFFFFF"/>
             <w:tcMar>
-              <w:top w:w="60" w:type="dxa"/>
-              <w:bottom w:w="60" w:type="dxa"/>
-              <w:left w:w="80" w:type="dxa"/>
-              <w:right w:w="80" w:type="dxa"/>
+              <w:top w:w="25" w:type="dxa"/>
+              <w:bottom w:w="25" w:type="dxa"/>
+              <w:left w:w="45" w:type="dxa"/>
+              <w:right w:w="45" w:type="dxa"/>
             </w:tcMar>
           </w:tcPr>
           <w:p>
             <w:r>
               <w:rPr>
-                <w:sz w:val="16"/>
+                <w:rFonts w:ascii="Thonburi" w:hAnsi="Thonburi"/>
+                <w:b w:val="0"/>
+                <w:i w:val="0"/>
+                <w:sz w:val="14"/>
+                <w:rFonts w:ascii="Thonburi" w:hAnsi="Thonburi" w:cs="Thonburi"/>
               </w:rPr>
               <w:t>Case 7</w:t>
               <w:br/>
@@ -1215,19 +4386,23 @@
         </w:tc>
         <w:tc>
           <w:tcPr>
-            <w:tcW w:type="dxa" w:w="2628"/>
+            <w:tcW w:type="dxa" w:w="2304"/>
             <w:shd w:fill="FFFFFF"/>
             <w:tcMar>
-              <w:top w:w="60" w:type="dxa"/>
-              <w:bottom w:w="60" w:type="dxa"/>
-              <w:left w:w="80" w:type="dxa"/>
-              <w:right w:w="80" w:type="dxa"/>
+              <w:top w:w="25" w:type="dxa"/>
+              <w:bottom w:w="25" w:type="dxa"/>
+              <w:left w:w="45" w:type="dxa"/>
+              <w:right w:w="45" w:type="dxa"/>
             </w:tcMar>
           </w:tcPr>
           <w:p>
             <w:r>
               <w:rPr>
-                <w:sz w:val="16"/>
+                <w:rFonts w:ascii="Thonburi" w:hAnsi="Thonburi"/>
+                <w:b w:val="0"/>
+                <w:i w:val="0"/>
+                <w:sz w:val="14"/>
+                <w:rFonts w:ascii="Thonburi" w:hAnsi="Thonburi" w:cs="Thonburi"/>
               </w:rPr>
               <w:t>วงเงิน 650,000 บาท</w:t>
               <w:br/>
@@ -1237,44 +4412,52 @@
         </w:tc>
         <w:tc>
           <w:tcPr>
-            <w:tcW w:type="dxa" w:w="2628"/>
+            <w:tcW w:type="dxa" w:w="3024"/>
             <w:shd w:fill="FFFFFF"/>
             <w:tcMar>
-              <w:top w:w="60" w:type="dxa"/>
-              <w:bottom w:w="60" w:type="dxa"/>
-              <w:left w:w="80" w:type="dxa"/>
-              <w:right w:w="80" w:type="dxa"/>
+              <w:top w:w="25" w:type="dxa"/>
+              <w:bottom w:w="25" w:type="dxa"/>
+              <w:left w:w="45" w:type="dxa"/>
+              <w:right w:w="45" w:type="dxa"/>
             </w:tcMar>
           </w:tcPr>
           <w:p>
             <w:r>
               <w:rPr>
-                <w:sz w:val="16"/>
+                <w:rFonts w:ascii="Thonburi" w:hAnsi="Thonburi"/>
+                <w:b w:val="0"/>
+                <w:i w:val="0"/>
+                <w:sz w:val="14"/>
+                <w:rFonts w:ascii="Thonburi" w:hAnsi="Thonburi" w:cs="Thonburi"/>
               </w:rPr>
-              <w:t>• ส่งมอบงานจริงวันที่ 20 ส.ค. 2026 (หลัง PO หมดอายุ 51 วัน)</w:t>
+              <w:t>• ส่งมอบงานจริงวันที่ 20 ส.ค. 2026 (ส่งหลัง PO หมดอายุ)</w:t>
               <w:br/>
-              <w:t>• ไม่มีใบขอขยายเวลา PO Amendment</w:t>
+              <w:t>• ไม่มีเอกสารใบขอขยายสัญญา PO Amendment</w:t>
             </w:r>
           </w:p>
         </w:tc>
         <w:tc>
           <w:tcPr>
-            <w:tcW w:type="dxa" w:w="2628"/>
+            <w:tcW w:type="dxa" w:w="2592"/>
             <w:shd w:fill="FFFFFF"/>
             <w:tcMar>
-              <w:top w:w="60" w:type="dxa"/>
-              <w:bottom w:w="60" w:type="dxa"/>
-              <w:left w:w="80" w:type="dxa"/>
-              <w:right w:w="80" w:type="dxa"/>
+              <w:top w:w="25" w:type="dxa"/>
+              <w:bottom w:w="25" w:type="dxa"/>
+              <w:left w:w="45" w:type="dxa"/>
+              <w:right w:w="45" w:type="dxa"/>
             </w:tcMar>
           </w:tcPr>
           <w:p>
             <w:r>
               <w:rPr>
-                <w:color w:val="B45309"/>
-                <w:sz w:val="16"/>
+                <w:rFonts w:ascii="Thonburi" w:hAnsi="Thonburi"/>
+                <w:b w:val="0"/>
+                <w:i w:val="0"/>
+                <w:color w:val="D97706"/>
+                <w:sz w:val="14"/>
+                <w:rFonts w:ascii="Thonburi" w:hAnsi="Thonburi" w:cs="Thonburi"/>
               </w:rPr>
-              <w:t>🟡 HOLD PAYMENT</w:t>
+              <w:t>[HOLD PAYMENT]</w:t>
               <w:br/>
               <w:t>• ระงับการจ่ายเงินชั่วคราว (Hold)</w:t>
               <w:br/>
@@ -1284,21 +4467,28 @@
         </w:tc>
       </w:tr>
       <w:tr>
+        <w:trPr>
+          <w:cantSplit/>
+        </w:trPr>
         <w:tc>
           <w:tcPr>
-            <w:tcW w:type="dxa" w:w="2628"/>
+            <w:tcW w:type="dxa" w:w="1584"/>
             <w:shd w:fill="F8FAFC"/>
             <w:tcMar>
-              <w:top w:w="60" w:type="dxa"/>
-              <w:bottom w:w="60" w:type="dxa"/>
-              <w:left w:w="80" w:type="dxa"/>
-              <w:right w:w="80" w:type="dxa"/>
+              <w:top w:w="25" w:type="dxa"/>
+              <w:bottom w:w="25" w:type="dxa"/>
+              <w:left w:w="45" w:type="dxa"/>
+              <w:right w:w="45" w:type="dxa"/>
             </w:tcMar>
           </w:tcPr>
           <w:p>
             <w:r>
               <w:rPr>
-                <w:sz w:val="16"/>
+                <w:rFonts w:ascii="Thonburi" w:hAnsi="Thonburi"/>
+                <w:b w:val="0"/>
+                <w:i w:val="0"/>
+                <w:sz w:val="14"/>
+                <w:rFonts w:ascii="Thonburi" w:hAnsi="Thonburi" w:cs="Thonburi"/>
               </w:rPr>
               <w:t>Case 8</w:t>
               <w:br/>
@@ -1308,19 +4498,23 @@
         </w:tc>
         <w:tc>
           <w:tcPr>
-            <w:tcW w:type="dxa" w:w="2628"/>
+            <w:tcW w:type="dxa" w:w="2304"/>
             <w:shd w:fill="F8FAFC"/>
             <w:tcMar>
-              <w:top w:w="60" w:type="dxa"/>
-              <w:bottom w:w="60" w:type="dxa"/>
-              <w:left w:w="80" w:type="dxa"/>
-              <w:right w:w="80" w:type="dxa"/>
+              <w:top w:w="25" w:type="dxa"/>
+              <w:bottom w:w="25" w:type="dxa"/>
+              <w:left w:w="45" w:type="dxa"/>
+              <w:right w:w="45" w:type="dxa"/>
             </w:tcMar>
           </w:tcPr>
           <w:p>
             <w:r>
               <w:rPr>
-                <w:sz w:val="16"/>
+                <w:rFonts w:ascii="Thonburi" w:hAnsi="Thonburi"/>
+                <w:b w:val="0"/>
+                <w:i w:val="0"/>
+                <w:sz w:val="14"/>
+                <w:rFonts w:ascii="Thonburi" w:hAnsi="Thonburi" w:cs="Thonburi"/>
               </w:rPr>
               <w:t>วงเงิน 500,000 บาท</w:t>
               <w:br/>
@@ -1330,63 +4524,1053 @@
         </w:tc>
         <w:tc>
           <w:tcPr>
-            <w:tcW w:type="dxa" w:w="2628"/>
+            <w:tcW w:type="dxa" w:w="3024"/>
             <w:shd w:fill="F8FAFC"/>
             <w:tcMar>
-              <w:top w:w="60" w:type="dxa"/>
-              <w:bottom w:w="60" w:type="dxa"/>
-              <w:left w:w="80" w:type="dxa"/>
-              <w:right w:w="80" w:type="dxa"/>
+              <w:top w:w="25" w:type="dxa"/>
+              <w:bottom w:w="25" w:type="dxa"/>
+              <w:left w:w="45" w:type="dxa"/>
+              <w:right w:w="45" w:type="dxa"/>
             </w:tcMar>
           </w:tcPr>
           <w:p>
             <w:r>
               <w:rPr>
-                <w:sz w:val="16"/>
+                <w:rFonts w:ascii="Thonburi" w:hAnsi="Thonburi"/>
+                <w:b w:val="0"/>
+                <w:i w:val="0"/>
+                <w:sz w:val="14"/>
+                <w:rFonts w:ascii="Thonburi" w:hAnsi="Thonburi" w:cs="Thonburi"/>
               </w:rPr>
-              <w:t>• รายการย่อย 3 ชิ้น รวมได้ 500,000 บ.</w:t>
+              <w:t>• รายการย่อย 3 รายการรวมได้ 500,000 บาท</w:t>
               <w:br/>
-              <w:t>• แต่บิลคิดเลขผิดระบุ Subtotal เป็น 550,000 บ. (คิดเงินเกินจริง 50,000 บ.)</w:t>
+              <w:t>• แต่บิลคิดเลขผิดระบุ Subtotal 550,000 บ. (เกิน 50k)</w:t>
             </w:r>
           </w:p>
         </w:tc>
         <w:tc>
           <w:tcPr>
-            <w:tcW w:type="dxa" w:w="2628"/>
+            <w:tcW w:type="dxa" w:w="2592"/>
             <w:shd w:fill="F8FAFC"/>
             <w:tcMar>
-              <w:top w:w="60" w:type="dxa"/>
-              <w:bottom w:w="60" w:type="dxa"/>
-              <w:left w:w="80" w:type="dxa"/>
-              <w:right w:w="80" w:type="dxa"/>
+              <w:top w:w="25" w:type="dxa"/>
+              <w:bottom w:w="25" w:type="dxa"/>
+              <w:left w:w="45" w:type="dxa"/>
+              <w:right w:w="45" w:type="dxa"/>
             </w:tcMar>
           </w:tcPr>
           <w:p>
             <w:r>
               <w:rPr>
+                <w:rFonts w:ascii="Thonburi" w:hAnsi="Thonburi"/>
+                <w:b w:val="0"/>
+                <w:i w:val="0"/>
                 <w:color w:val="B45309"/>
-                <w:sz w:val="16"/>
+                <w:sz w:val="14"/>
+                <w:rFonts w:ascii="Thonburi" w:hAnsi="Thonburi" w:cs="Thonburi"/>
               </w:rPr>
-              <w:t>🟡 WARNING</w:t>
+              <w:t>[WARNING]</w:t>
               <w:br/>
               <w:t>• ตรวจพบบิลคิดเลขผิดเกินไป 50,000 บ.</w:t>
               <w:br/>
               <w:t>• ภาษี VAT 7% คำนวณบนฐานที่ผิด</w:t>
               <w:br/>
-              <w:t>👉 คำแนะนำ: ตีบิลกลับแก้ไขยอด</w:t>
+              <w:t>-&gt; คำแนะนำ: ตีบิลกลับให้แก้ไขยอด</w:t>
+            </w:r>
+          </w:p>
+        </w:tc>
+      </w:tr>
+    </w:tbl>
+    <w:p>
+      <w:r>
+        <w:br w:type="page"/>
+      </w:r>
+    </w:p>
+    <w:p>
+      <w:pPr>
+        <w:keepNext/>
+        <w:spacing w:before="220" w:after="60"/>
+      </w:pPr>
+      <w:r>
+        <w:rPr>
+          <w:rFonts w:ascii="Thonburi" w:hAnsi="Thonburi"/>
+          <w:b/>
+          <w:i w:val="0"/>
+          <w:color w:val="1B4D3E"/>
+          <w:sz w:val="25"/>
+          <w:rFonts w:ascii="Thonburi" w:hAnsi="Thonburi" w:cs="Thonburi"/>
+        </w:rPr>
+        <w:t>5. แนวทางการ Prompt 3 จังหวะสำหรับนักเรียน Vibe Coding (AI Guide)</w:t>
+      </w:r>
+    </w:p>
+    <w:p>
+      <w:r>
+        <w:t>เพื่อให้การสั่งงาน AI ได้ผลลัพธ์ที่แม่นยำ ไม่หลงทาง และปฏิบัติตามกฎ AGENTS.md อย่างเคร่งครัด แนะนำให้แบ่งจังหวะการ Prompt เป็น 3 จังหวะหลัก (พร้อม 2 จังหวะเสริมสำหรับระบบที่สมบูรณ์แบบ):</w:t>
+      </w:r>
+    </w:p>
+    <w:p>
+      <w:pPr>
+        <w:spacing w:before="60" w:after="20"/>
+      </w:pPr>
+      <w:r>
+        <w:rPr>
+          <w:rFonts w:ascii="Thonburi" w:hAnsi="Thonburi"/>
+          <w:b/>
+          <w:i w:val="0"/>
+          <w:color w:val="1B4D3E"/>
+          <w:sz w:val="17"/>
+          <w:rFonts w:ascii="Thonburi" w:hAnsi="Thonburi" w:cs="Thonburi"/>
+        </w:rPr>
+        <w:t>💡 จังหวะที่ 1: วางรากฐานและสถาปัตยกรรม (Foundation &amp; Database Ingestion)</w:t>
+        <w:br/>
+      </w:r>
+      <w:r>
+        <w:rPr>
+          <w:rFonts w:ascii="Thonburi" w:hAnsi="Thonburi"/>
+          <w:b w:val="0"/>
+          <w:i/>
+          <w:color w:val="64748B"/>
+          <w:sz w:val="15"/>
+          <w:rFonts w:ascii="Thonburi" w:hAnsi="Thonburi" w:cs="Thonburi"/>
+        </w:rPr>
+        <w:t>↳ เป้าหมาย: เชื่อมต่อ SQLite enterprise.db และแสดงผลตาราง PO บนหน้าเว็บ FastAPI แบบ Single-Port Port 8000</w:t>
+      </w:r>
+    </w:p>
+    <w:tbl>
+      <w:tblPr>
+        <w:tblW w:type="auto" w:w="0"/>
+        <w:jc w:val="center"/>
+        <w:tblLook w:firstColumn="1" w:firstRow="1" w:lastColumn="0" w:lastRow="0" w:noHBand="0" w:noVBand="1" w:val="04A0"/>
+      </w:tblPr>
+      <w:tblGrid>
+        <w:gridCol w:w="10512"/>
+      </w:tblGrid>
+      <w:tr>
+        <w:tc>
+          <w:tcPr>
+            <w:tcW w:type="dxa" w:w="10512"/>
+            <w:shd w:fill="F8FAFC"/>
+            <w:tcMar>
+              <w:top w:w="40" w:type="dxa"/>
+              <w:bottom w:w="40" w:type="dxa"/>
+              <w:left w:w="65" w:type="dxa"/>
+              <w:right w:w="65" w:type="dxa"/>
+            </w:tcMar>
+            <w:tcBorders>
+              <w:top w:val="nil"/>
+              <w:bottom w:val="nil"/>
+              <w:left w:val="single" w:sz="18" w:space="0" w:color="1B4D3E"/>
+              <w:right w:val="nil"/>
+            </w:tcBorders>
+          </w:tcPr>
+          <w:p>
+            <w:r>
+              <w:rPr>
+                <w:rFonts w:ascii="Thonburi" w:hAnsi="Thonburi"/>
+                <w:b w:val="0"/>
+                <w:i w:val="0"/>
+                <w:color w:val="1E293B"/>
+                <w:sz w:val="14"/>
+                <w:rFonts w:ascii="Thonburi" w:hAnsi="Thonburi" w:cs="Thonburi"/>
+              </w:rPr>
+              <w:t>สร้างโปรเจกต์ชื่อ "po-auditor" ในโฟลเดอร์ปัจจุบัน โดยทำตามกฎ @AGENTS.md อย่างเคร่งครัด</w:t>
+              <w:br/>
+              <w:t>ฉันต้องการให้ app นี้:</w:t>
+              <w:br/>
+              <w:t>1. จัดการการตั้งค่าระบบผ่าน pydantic-settings จากไฟล์ .env และ print ค่า config แบบ Mask Secrets ก่อนรัน</w:t>
+              <w:br/>
+              <w:t>2. เป็น Single-Port Web Application ด้วย FastAPI ผูกบน host 0.0.0.0 และ port 8000 พอร์ตเดียวเท่านั้น</w:t>
+              <w:br/>
+              <w:t>3. เชื่อมต่อฐานข้อมูล SQLite "enterprise.db" ดึงรายการใบสั่งซื้อจากตาราง purchase_orders และข้อมูลคู่ค้าจาก vendor_master มาแสดงใน Dropdown บนหน้าเว็บสไตล์ Modern Clean ด้วย Tailwind CSS</w:t>
+              <w:br/>
+              <w:t>4. หน้าบ้านเรียก API ด้วย Relative Path เสมอ (ห้ามมี / นำหน้า)</w:t>
+              <w:br/>
+              <w:t>5. สร้าง run.sh สำหรับรันระบบด้วย uv</w:t>
+              <w:br/>
+              <w:t>ช่วยตรวจสอบและเริ่มพัฒนาทีละขั้นตอน หากสงสัยตรงไหนให้ถามฉันก่อน</w:t>
+            </w:r>
+          </w:p>
+        </w:tc>
+      </w:tr>
+    </w:tbl>
+    <w:p>
+      <w:pPr>
+        <w:spacing w:before="60" w:after="20"/>
+      </w:pPr>
+      <w:r>
+        <w:rPr>
+          <w:rFonts w:ascii="Thonburi" w:hAnsi="Thonburi"/>
+          <w:b/>
+          <w:i w:val="0"/>
+          <w:color w:val="1B4D3E"/>
+          <w:sz w:val="17"/>
+          <w:rFonts w:ascii="Thonburi" w:hAnsi="Thonburi" w:cs="Thonburi"/>
+        </w:rPr>
+        <w:t>💡 จังหวะที่ 2: ระบบอัปโหลดเอกสารและสกัดข้อความ (PDF Parser &amp; Side-by-Side UI)</w:t>
+        <w:br/>
+      </w:r>
+      <w:r>
+        <w:rPr>
+          <w:rFonts w:ascii="Thonburi" w:hAnsi="Thonburi"/>
+          <w:b w:val="0"/>
+          <w:i/>
+          <w:color w:val="64748B"/>
+          <w:sz w:val="15"/>
+          <w:rFonts w:ascii="Thonburi" w:hAnsi="Thonburi" w:cs="Thonburi"/>
+        </w:rPr>
+        <w:t>↳ เป้าหมาย: เพิ่มช่องอัปโหลดบิล Invoice และสัญญา PDF พร้อมสกัดข้อความออกมาแสดงเปรียบเทียบ</w:t>
+      </w:r>
+    </w:p>
+    <w:tbl>
+      <w:tblPr>
+        <w:tblW w:type="auto" w:w="0"/>
+        <w:jc w:val="center"/>
+        <w:tblLook w:firstColumn="1" w:firstRow="1" w:lastColumn="0" w:lastRow="0" w:noHBand="0" w:noVBand="1" w:val="04A0"/>
+      </w:tblPr>
+      <w:tblGrid>
+        <w:gridCol w:w="10512"/>
+      </w:tblGrid>
+      <w:tr>
+        <w:tc>
+          <w:tcPr>
+            <w:tcW w:type="dxa" w:w="10512"/>
+            <w:shd w:fill="F8FAFC"/>
+            <w:tcMar>
+              <w:top w:w="40" w:type="dxa"/>
+              <w:bottom w:w="40" w:type="dxa"/>
+              <w:left w:w="65" w:type="dxa"/>
+              <w:right w:w="65" w:type="dxa"/>
+            </w:tcMar>
+            <w:tcBorders>
+              <w:top w:val="nil"/>
+              <w:bottom w:val="nil"/>
+              <w:left w:val="single" w:sz="18" w:space="0" w:color="1B4D3E"/>
+              <w:right w:val="nil"/>
+            </w:tcBorders>
+          </w:tcPr>
+          <w:p>
+            <w:r>
+              <w:rPr>
+                <w:rFonts w:ascii="Thonburi" w:hAnsi="Thonburi"/>
+                <w:b w:val="0"/>
+                <w:i w:val="0"/>
+                <w:color w:val="1E293B"/>
+                <w:sz w:val="14"/>
+                <w:rFonts w:ascii="Thonburi" w:hAnsi="Thonburi" w:cs="Thonburi"/>
+              </w:rPr>
+              <w:t>เพิ่มระบบอัปโหลดไฟล์ PDF 2 ช่องบนหน้าเว็บ:</w:t>
+              <w:br/>
+              <w:t>1. ไฟล์ใบแจ้งหนี้คู่ค้า (Invoice PDF)</w:t>
+              <w:br/>
+              <w:t>2. ไฟล์สัญญาแนบท้าย / ใบตรวจรับงาน (Contract PDF)</w:t>
+              <w:br/>
+              <w:t>โดยใช้ไลบรารี pypdf ทำการสกัดข้อความภาษาไทยและอังกฤษออกมา และแสดงการ์ดเปรียบเทียบ Side-by-Side ระหว่าง:</w:t>
+              <w:br/>
+              <w:t>- ข้อมูลจัดซื้อในระบบ (PO Number, Vendor Name, วงเงิน, เครดิตเทอม, Tax ID, เลขบัญชี)</w:t>
+              <w:br/>
+              <w:t>- ข้อมูลที่สกัดได้จากเอกสาร PDF (ยอดรวม, Tax ID, เลขบัญชี, วันส่งมอบ, เครดิตเทอม)</w:t>
+            </w:r>
+          </w:p>
+        </w:tc>
+      </w:tr>
+    </w:tbl>
+    <w:p>
+      <w:pPr>
+        <w:spacing w:before="60" w:after="20"/>
+      </w:pPr>
+      <w:r>
+        <w:rPr>
+          <w:rFonts w:ascii="Thonburi" w:hAnsi="Thonburi"/>
+          <w:b/>
+          <w:i w:val="0"/>
+          <w:color w:val="1B4D3E"/>
+          <w:sz w:val="17"/>
+          <w:rFonts w:ascii="Thonburi" w:hAnsi="Thonburi" w:cs="Thonburi"/>
+        </w:rPr>
+        <w:t>💡 จังหวะที่ 3: สมองกลตรวจจับความผิดปกติ 8 มิติ (AI Audit &amp; Anomaly Detection)</w:t>
+        <w:br/>
+      </w:r>
+      <w:r>
+        <w:rPr>
+          <w:rFonts w:ascii="Thonburi" w:hAnsi="Thonburi"/>
+          <w:b w:val="0"/>
+          <w:i/>
+          <w:color w:val="64748B"/>
+          <w:sz w:val="15"/>
+          <w:rFonts w:ascii="Thonburi" w:hAnsi="Thonburi" w:cs="Thonburi"/>
+        </w:rPr>
+        <w:t>↳ เป้าหมาย: ตรวจสอบความถูกต้องและสกัดจับจุดดักทั้ง 8 เคสตาม Ground Truth Matrix</w:t>
+      </w:r>
+    </w:p>
+    <w:tbl>
+      <w:tblPr>
+        <w:tblW w:type="auto" w:w="0"/>
+        <w:jc w:val="center"/>
+        <w:tblLook w:firstColumn="1" w:firstRow="1" w:lastColumn="0" w:lastRow="0" w:noHBand="0" w:noVBand="1" w:val="04A0"/>
+      </w:tblPr>
+      <w:tblGrid>
+        <w:gridCol w:w="10512"/>
+      </w:tblGrid>
+      <w:tr>
+        <w:tc>
+          <w:tcPr>
+            <w:tcW w:type="dxa" w:w="10512"/>
+            <w:shd w:fill="F8FAFC"/>
+            <w:tcMar>
+              <w:top w:w="40" w:type="dxa"/>
+              <w:bottom w:w="40" w:type="dxa"/>
+              <w:left w:w="65" w:type="dxa"/>
+              <w:right w:w="65" w:type="dxa"/>
+            </w:tcMar>
+            <w:tcBorders>
+              <w:top w:val="nil"/>
+              <w:bottom w:val="nil"/>
+              <w:left w:val="single" w:sz="18" w:space="0" w:color="1B4D3E"/>
+              <w:right w:val="nil"/>
+            </w:tcBorders>
+          </w:tcPr>
+          <w:p>
+            <w:r>
+              <w:rPr>
+                <w:rFonts w:ascii="Thonburi" w:hAnsi="Thonburi"/>
+                <w:b w:val="0"/>
+                <w:i w:val="0"/>
+                <w:color w:val="1E293B"/>
+                <w:sz w:val="14"/>
+                <w:rFonts w:ascii="Thonburi" w:hAnsi="Thonburi" w:cs="Thonburi"/>
+              </w:rPr>
+              <w:t>สร้าง Audit Engine ตรวจสอบความสอดคล้องระหว่างข้อมูลใน Database กับข้อความใน PDF ครอบคลุม 8 มิติ:</w:t>
+              <w:br/>
+              <w:t>1. ยอดงอกนอกใบ PO (ถ้ามีให้ตัดยอดออก)</w:t>
+              <w:br/>
+              <w:t>2. วันส่งมอบงานเทียบกำหนดสัญญา (หากช้าเกิน 7 วัน ให้คิดค่าปรับ 0.1%/วัน ของวงเงิน PO)</w:t>
+              <w:br/>
+              <w:t>3. ตรวจสอบ Tax ID 13 หลัก และเลขบัญชีธนาคาร เทียบกับ vendor_master (หากไม่ตรง ให้ขึ้นเตือน FRAUD ALERT ระงับจ่ายทันที)</w:t>
+              <w:br/>
+              <w:t>4. การเบิกเงินตามงวดงาน (ห้ามเกินแคปของงวด เช่น งวด 1 ห้ามเกิน 30%)</w:t>
+              <w:br/>
+              <w:t>5. จำนวนของที่ได้รับตรวจรับจริง (หากของขาด ให้จ่ายเฉพาะของจริง)</w:t>
+              <w:br/>
+              <w:t>6. การหักเงินประกันผลงาน Warranty Retention 5% ในงวดสุดท้าย</w:t>
+              <w:br/>
+              <w:t>7. ตรวจสอบวันหมดอายุสัญญา PO (หากส่งงานหลัง PO หมดอายุ ให้ขึ้นเตือน HOLD PAYMENT)</w:t>
+              <w:br/>
+              <w:t>8. ตรวจสอบความถูกต้องทางคณิตศาสตร์ของบิล (ผลรวมรายการย่อยตรงกับ Subtotal หรือไม่)</w:t>
+              <w:br/>
+              <w:t>พร้อมคำนวณยอดเงินสุทธิที่ต้องจ่ายจริง (รวม VAT 7%) และแสดงป้ายสถานะ [APPROVED] / [WARNING] / [HOLD PAYMENT] / [FRAUD ALERT]</w:t>
+            </w:r>
+          </w:p>
+        </w:tc>
+      </w:tr>
+    </w:tbl>
+    <w:p>
+      <w:pPr>
+        <w:spacing w:before="60" w:after="20"/>
+      </w:pPr>
+      <w:r>
+        <w:rPr>
+          <w:rFonts w:ascii="Thonburi" w:hAnsi="Thonburi"/>
+          <w:b/>
+          <w:i w:val="0"/>
+          <w:color w:val="1B4D3E"/>
+          <w:sz w:val="17"/>
+          <w:rFonts w:ascii="Thonburi" w:hAnsi="Thonburi" w:cs="Thonburi"/>
+        </w:rPr>
+        <w:t>💡 ส่วนเสริม 1: สรุปผลทางการและปุ่มคัดลอกอีเมล (Executive Actions &amp; Summary Generator)</w:t>
+        <w:br/>
+      </w:r>
+      <w:r>
+        <w:rPr>
+          <w:rFonts w:ascii="Thonburi" w:hAnsi="Thonburi"/>
+          <w:b w:val="0"/>
+          <w:i/>
+          <w:color w:val="64748B"/>
+          <w:sz w:val="15"/>
+          <w:rFonts w:ascii="Thonburi" w:hAnsi="Thonburi" w:cs="Thonburi"/>
+        </w:rPr>
+        <w:t>↳ เป้าหมาย: สร้างปุ่มกดคัดลอกข้อความสรุปผลการตรวจสอบ สำหรับส่งต่อทาง Email/ERP</w:t>
+      </w:r>
+    </w:p>
+    <w:tbl>
+      <w:tblPr>
+        <w:tblW w:type="auto" w:w="0"/>
+        <w:jc w:val="center"/>
+        <w:tblLook w:firstColumn="1" w:firstRow="1" w:lastColumn="0" w:lastRow="0" w:noHBand="0" w:noVBand="1" w:val="04A0"/>
+      </w:tblPr>
+      <w:tblGrid>
+        <w:gridCol w:w="10512"/>
+      </w:tblGrid>
+      <w:tr>
+        <w:tc>
+          <w:tcPr>
+            <w:tcW w:type="dxa" w:w="10512"/>
+            <w:shd w:fill="F8FAFC"/>
+            <w:tcMar>
+              <w:top w:w="40" w:type="dxa"/>
+              <w:bottom w:w="40" w:type="dxa"/>
+              <w:left w:w="65" w:type="dxa"/>
+              <w:right w:w="65" w:type="dxa"/>
+            </w:tcMar>
+            <w:tcBorders>
+              <w:top w:val="nil"/>
+              <w:bottom w:val="nil"/>
+              <w:left w:val="single" w:sz="18" w:space="0" w:color="1B4D3E"/>
+              <w:right w:val="nil"/>
+            </w:tcBorders>
+          </w:tcPr>
+          <w:p>
+            <w:r>
+              <w:rPr>
+                <w:rFonts w:ascii="Thonburi" w:hAnsi="Thonburi"/>
+                <w:b w:val="0"/>
+                <w:i w:val="0"/>
+                <w:color w:val="1E293B"/>
+                <w:sz w:val="14"/>
+                <w:rFonts w:ascii="Thonburi" w:hAnsi="Thonburi" w:cs="Thonburi"/>
+              </w:rPr>
+              <w:t>เพิ่มกล่องข้อความ Executive Summary และปุ่มกด 'คัดลอกผลสรุปการตรวจเช็ค (Copy Audit Summary)'</w:t>
+              <w:br/>
+              <w:t>เมื่อกดแล้วให้คัดลอกข้อความสรุปทางการสำหรับส่งอีเมลถึงฝ่ายการเงินและผู้บริหาร โดยระบุ:</w:t>
+              <w:br/>
+              <w:t>- เลขที่ PO, ชื่อโครงการ, ชื่อคู่ค้า</w:t>
+              <w:br/>
+              <w:t>- ผลการวินิจฉัยและป้ายสถานะ</w:t>
+              <w:br/>
+              <w:t>- รายละเอียดจุดผิดปกติที่ตรวจพบ</w:t>
+              <w:br/>
+              <w:t>- ยอดเงินเดิม, ยอดหักค่าปรับ/ของขาด/Retention, และยอดสุทธิที่อนุมัติจ่ายจริง</w:t>
+            </w:r>
+          </w:p>
+        </w:tc>
+      </w:tr>
+    </w:tbl>
+    <w:p>
+      <w:pPr>
+        <w:spacing w:before="60" w:after="20"/>
+      </w:pPr>
+      <w:r>
+        <w:rPr>
+          <w:rFonts w:ascii="Thonburi" w:hAnsi="Thonburi"/>
+          <w:b/>
+          <w:i w:val="0"/>
+          <w:color w:val="1B4D3E"/>
+          <w:sz w:val="17"/>
+          <w:rFonts w:ascii="Thonburi" w:hAnsi="Thonburi" w:cs="Thonburi"/>
+        </w:rPr>
+        <w:t>💡 ส่วนเสริม 2: พรีเซ็ตทดสอบ 8 เคสในคลิกเดียว (Bonus: One-Click Test Presets)</w:t>
+        <w:br/>
+      </w:r>
+      <w:r>
+        <w:rPr>
+          <w:rFonts w:ascii="Thonburi" w:hAnsi="Thonburi"/>
+          <w:b w:val="0"/>
+          <w:i/>
+          <w:color w:val="64748B"/>
+          <w:sz w:val="15"/>
+          <w:rFonts w:ascii="Thonburi" w:hAnsi="Thonburi" w:cs="Thonburi"/>
+        </w:rPr>
+        <w:t>↳ เป้าหมาย: เพิ่มปุ่มลัดให้ผู้ตรวจกดคลิกเดียว โหลดข้อมูล Case 1 ถึง Case 8 มาทดสอบได้ทันที</w:t>
+      </w:r>
+    </w:p>
+    <w:tbl>
+      <w:tblPr>
+        <w:tblW w:type="auto" w:w="0"/>
+        <w:jc w:val="center"/>
+        <w:tblLook w:firstColumn="1" w:firstRow="1" w:lastColumn="0" w:lastRow="0" w:noHBand="0" w:noVBand="1" w:val="04A0"/>
+      </w:tblPr>
+      <w:tblGrid>
+        <w:gridCol w:w="10512"/>
+      </w:tblGrid>
+      <w:tr>
+        <w:tc>
+          <w:tcPr>
+            <w:tcW w:type="dxa" w:w="10512"/>
+            <w:shd w:fill="F8FAFC"/>
+            <w:tcMar>
+              <w:top w:w="40" w:type="dxa"/>
+              <w:bottom w:w="40" w:type="dxa"/>
+              <w:left w:w="65" w:type="dxa"/>
+              <w:right w:w="65" w:type="dxa"/>
+            </w:tcMar>
+            <w:tcBorders>
+              <w:top w:val="nil"/>
+              <w:bottom w:val="nil"/>
+              <w:left w:val="single" w:sz="18" w:space="0" w:color="1B4D3E"/>
+              <w:right w:val="nil"/>
+            </w:tcBorders>
+          </w:tcPr>
+          <w:p>
+            <w:r>
+              <w:rPr>
+                <w:rFonts w:ascii="Thonburi" w:hAnsi="Thonburi"/>
+                <w:b w:val="0"/>
+                <w:i w:val="0"/>
+                <w:color w:val="1E293B"/>
+                <w:sz w:val="14"/>
+                <w:rFonts w:ascii="Thonburi" w:hAnsi="Thonburi" w:cs="Thonburi"/>
+              </w:rPr>
+              <w:t>เพิ่มปุ่ม Preset สำหรับทดสอบทั้ง 8 เคสบนหน้าจอ (เช่น ปุ่ม Case 1 ถึง Case 8)</w:t>
+              <w:br/>
+              <w:t>เมื่อผู้ใช้งานคลิกปุ่มใดปุ่มหนึ่ง ให้ระบบเลือกเลขที่ PO และโหลดไฟล์ PDF ที่ตรงกันจากโฟลเดอร์ sample_documents/ มาทำการวิเคราะห์ให้อัตโนมัติทันที โดยไม่ต้องเลือกและอัปโหลดไฟล์ด้วยตนเองทีละไฟล์</w:t>
+            </w:r>
+          </w:p>
+        </w:tc>
+      </w:tr>
+    </w:tbl>
+    <w:p>
+      <w:pPr>
+        <w:spacing w:after="80"/>
+      </w:pPr>
+    </w:p>
+    <w:p>
+      <w:r>
+        <w:br w:type="page"/>
+      </w:r>
+    </w:p>
+    <w:p>
+      <w:pPr>
+        <w:keepNext/>
+        <w:spacing w:before="220" w:after="60"/>
+      </w:pPr>
+      <w:r>
+        <w:rPr>
+          <w:rFonts w:ascii="Thonburi" w:hAnsi="Thonburi"/>
+          <w:b/>
+          <w:i w:val="0"/>
+          <w:color w:val="1B4D3E"/>
+          <w:sz w:val="25"/>
+          <w:rFonts w:ascii="Thonburi" w:hAnsi="Thonburi" w:cs="Thonburi"/>
+        </w:rPr>
+        <w:t>6. เกณฑ์การประเมินและการส่งงาน (Rubric)</w:t>
+      </w:r>
+    </w:p>
+    <w:p>
+      <w:r>
+        <w:t>เกณฑ์การประเมินผลการเรียนรู้และการส่งมอบชิ้นงาน Vibe Coding รวม 100 คะแนนเต็ม:</w:t>
+      </w:r>
+    </w:p>
+    <w:tbl>
+      <w:tblPr>
+        <w:tblW w:type="auto" w:w="0"/>
+        <w:jc w:val="center"/>
+        <w:tblLook w:firstColumn="1" w:firstRow="1" w:lastColumn="0" w:lastRow="0" w:noHBand="0" w:noVBand="1" w:val="04A0"/>
+        <w:tblBorders>
+          <w:top w:val="single" w:sz="4" w:space="0" w:color="CBD5E1"/>
+          <w:left w:val="none"/>
+          <w:bottom w:val="single" w:sz="4" w:space="0" w:color="CBD5E1"/>
+          <w:right w:val="none"/>
+          <w:insideH w:val="single" w:sz="4" w:space="0" w:color="CBD5E1"/>
+          <w:insideV w:val="none"/>
+        </w:tblBorders>
+      </w:tblPr>
+      <w:tblGrid>
+        <w:gridCol w:w="3504"/>
+        <w:gridCol w:w="3504"/>
+        <w:gridCol w:w="3504"/>
+      </w:tblGrid>
+      <w:tr>
+        <w:trPr>
+          <w:cantSplit/>
+          <w:tblHeader/>
+        </w:trPr>
+        <w:tc>
+          <w:tcPr>
+            <w:tcW w:type="dxa" w:w="2304"/>
+            <w:shd w:fill="1B4D3E"/>
+            <w:tcMar>
+              <w:top w:w="40" w:type="dxa"/>
+              <w:bottom w:w="40" w:type="dxa"/>
+              <w:left w:w="60" w:type="dxa"/>
+              <w:right w:w="60" w:type="dxa"/>
+            </w:tcMar>
+          </w:tcPr>
+          <w:p>
+            <w:r>
+              <w:rPr>
+                <w:rFonts w:ascii="Thonburi" w:hAnsi="Thonburi"/>
+                <w:b/>
+                <w:i w:val="0"/>
+                <w:color w:val="FFFFFF"/>
+                <w:sz w:val="16"/>
+                <w:rFonts w:ascii="Thonburi" w:hAnsi="Thonburi" w:cs="Thonburi"/>
+              </w:rPr>
+              <w:t>หมวดการประเมิน</w:t>
+            </w:r>
+          </w:p>
+        </w:tc>
+        <w:tc>
+          <w:tcPr>
+            <w:tcW w:type="dxa" w:w="5472"/>
+            <w:shd w:fill="1B4D3E"/>
+            <w:tcMar>
+              <w:top w:w="40" w:type="dxa"/>
+              <w:bottom w:w="40" w:type="dxa"/>
+              <w:left w:w="60" w:type="dxa"/>
+              <w:right w:w="60" w:type="dxa"/>
+            </w:tcMar>
+          </w:tcPr>
+          <w:p>
+            <w:r>
+              <w:rPr>
+                <w:rFonts w:ascii="Thonburi" w:hAnsi="Thonburi"/>
+                <w:b/>
+                <w:i w:val="0"/>
+                <w:color w:val="FFFFFF"/>
+                <w:sz w:val="16"/>
+                <w:rFonts w:ascii="Thonburi" w:hAnsi="Thonburi" w:cs="Thonburi"/>
+              </w:rPr>
+              <w:t>เกณฑ์การพิจารณา</w:t>
+            </w:r>
+          </w:p>
+        </w:tc>
+        <w:tc>
+          <w:tcPr>
+            <w:tcW w:type="dxa" w:w="1728"/>
+            <w:shd w:fill="1B4D3E"/>
+            <w:tcMar>
+              <w:top w:w="40" w:type="dxa"/>
+              <w:bottom w:w="40" w:type="dxa"/>
+              <w:left w:w="60" w:type="dxa"/>
+              <w:right w:w="60" w:type="dxa"/>
+            </w:tcMar>
+          </w:tcPr>
+          <w:p>
+            <w:r>
+              <w:rPr>
+                <w:rFonts w:ascii="Thonburi" w:hAnsi="Thonburi"/>
+                <w:b/>
+                <w:i w:val="0"/>
+                <w:color w:val="FFFFFF"/>
+                <w:sz w:val="16"/>
+                <w:rFonts w:ascii="Thonburi" w:hAnsi="Thonburi" w:cs="Thonburi"/>
+              </w:rPr>
+              <w:t>คะแนนเต็ม</w:t>
+            </w:r>
+          </w:p>
+        </w:tc>
+      </w:tr>
+      <w:tr>
+        <w:trPr>
+          <w:cantSplit/>
+        </w:trPr>
+        <w:tc>
+          <w:tcPr>
+            <w:tcW w:type="dxa" w:w="2304"/>
+            <w:shd w:fill="FFFFFF"/>
+            <w:tcMar>
+              <w:top w:w="35" w:type="dxa"/>
+              <w:bottom w:w="35" w:type="dxa"/>
+              <w:left w:w="55" w:type="dxa"/>
+              <w:right w:w="55" w:type="dxa"/>
+            </w:tcMar>
+          </w:tcPr>
+          <w:p>
+            <w:r>
+              <w:rPr>
+                <w:rFonts w:ascii="Thonburi" w:hAnsi="Thonburi"/>
+                <w:b w:val="0"/>
+                <w:i w:val="0"/>
+                <w:sz w:val="15"/>
+                <w:rFonts w:ascii="Thonburi" w:hAnsi="Thonburi" w:cs="Thonburi"/>
+              </w:rPr>
+              <w:t>1. Core Requirements</w:t>
+            </w:r>
+          </w:p>
+        </w:tc>
+        <w:tc>
+          <w:tcPr>
+            <w:tcW w:type="dxa" w:w="5472"/>
+            <w:shd w:fill="FFFFFF"/>
+            <w:tcMar>
+              <w:top w:w="35" w:type="dxa"/>
+              <w:bottom w:w="35" w:type="dxa"/>
+              <w:left w:w="55" w:type="dxa"/>
+              <w:right w:w="55" w:type="dxa"/>
+            </w:tcMar>
+          </w:tcPr>
+          <w:p>
+            <w:r>
+              <w:rPr>
+                <w:rFonts w:ascii="Thonburi" w:hAnsi="Thonburi"/>
+                <w:b w:val="0"/>
+                <w:i w:val="0"/>
+                <w:sz w:val="15"/>
+                <w:rFonts w:ascii="Thonburi" w:hAnsi="Thonburi" w:cs="Thonburi"/>
+              </w:rPr>
+              <w:t>ผ่านครบทั้ง 6 ข้อตาม Checklist (เลือก PO จาก DB ได้, อัปโหลด PDF ได้, วินิจฉัยถูกต้องครบทั้ง 8 เคสตาม Ground Truth Matrix)</w:t>
+            </w:r>
+          </w:p>
+        </w:tc>
+        <w:tc>
+          <w:tcPr>
+            <w:tcW w:type="dxa" w:w="1728"/>
+            <w:shd w:fill="FFFFFF"/>
+            <w:tcMar>
+              <w:top w:w="35" w:type="dxa"/>
+              <w:bottom w:w="35" w:type="dxa"/>
+              <w:left w:w="55" w:type="dxa"/>
+              <w:right w:w="55" w:type="dxa"/>
+            </w:tcMar>
+          </w:tcPr>
+          <w:p>
+            <w:pPr>
+              <w:jc w:val="center"/>
+            </w:pPr>
+            <w:r>
+              <w:rPr>
+                <w:rFonts w:ascii="Thonburi" w:hAnsi="Thonburi"/>
+                <w:b/>
+                <w:i w:val="0"/>
+                <w:sz w:val="15"/>
+                <w:rFonts w:ascii="Thonburi" w:hAnsi="Thonburi" w:cs="Thonburi"/>
+              </w:rPr>
+              <w:t>60 คะแนน</w:t>
+            </w:r>
+          </w:p>
+        </w:tc>
+      </w:tr>
+      <w:tr>
+        <w:trPr>
+          <w:cantSplit/>
+        </w:trPr>
+        <w:tc>
+          <w:tcPr>
+            <w:tcW w:type="dxa" w:w="2304"/>
+            <w:shd w:fill="F8FAFC"/>
+            <w:tcMar>
+              <w:top w:w="35" w:type="dxa"/>
+              <w:bottom w:w="35" w:type="dxa"/>
+              <w:left w:w="55" w:type="dxa"/>
+              <w:right w:w="55" w:type="dxa"/>
+            </w:tcMar>
+          </w:tcPr>
+          <w:p>
+            <w:r>
+              <w:rPr>
+                <w:rFonts w:ascii="Thonburi" w:hAnsi="Thonburi"/>
+                <w:b w:val="0"/>
+                <w:i w:val="0"/>
+                <w:sz w:val="15"/>
+                <w:rFonts w:ascii="Thonburi" w:hAnsi="Thonburi" w:cs="Thonburi"/>
+              </w:rPr>
+              <w:t>2. Business Value &amp; UX</w:t>
+            </w:r>
+          </w:p>
+        </w:tc>
+        <w:tc>
+          <w:tcPr>
+            <w:tcW w:type="dxa" w:w="5472"/>
+            <w:shd w:fill="F8FAFC"/>
+            <w:tcMar>
+              <w:top w:w="35" w:type="dxa"/>
+              <w:bottom w:w="35" w:type="dxa"/>
+              <w:left w:w="55" w:type="dxa"/>
+              <w:right w:w="55" w:type="dxa"/>
+            </w:tcMar>
+          </w:tcPr>
+          <w:p>
+            <w:r>
+              <w:rPr>
+                <w:rFonts w:ascii="Thonburi" w:hAnsi="Thonburi"/>
+                <w:b w:val="0"/>
+                <w:i w:val="0"/>
+                <w:sz w:val="15"/>
+                <w:rFonts w:ascii="Thonburi" w:hAnsi="Thonburi" w:cs="Thonburi"/>
+              </w:rPr>
+              <w:t>หน้าจอออกแบบสวยงาม อ่านง่าย แยกสีสถานะเขียว/เหลือง/ส้ม/แดงเด่นชัด ฝ่ายบัญชีมองเห็นผลวินิจฉัยและยอดเงินสุทธิได้ใน 5 วินาที</w:t>
+            </w:r>
+          </w:p>
+        </w:tc>
+        <w:tc>
+          <w:tcPr>
+            <w:tcW w:type="dxa" w:w="1728"/>
+            <w:shd w:fill="F8FAFC"/>
+            <w:tcMar>
+              <w:top w:w="35" w:type="dxa"/>
+              <w:bottom w:w="35" w:type="dxa"/>
+              <w:left w:w="55" w:type="dxa"/>
+              <w:right w:w="55" w:type="dxa"/>
+            </w:tcMar>
+          </w:tcPr>
+          <w:p>
+            <w:pPr>
+              <w:jc w:val="center"/>
+            </w:pPr>
+            <w:r>
+              <w:rPr>
+                <w:rFonts w:ascii="Thonburi" w:hAnsi="Thonburi"/>
+                <w:b/>
+                <w:i w:val="0"/>
+                <w:sz w:val="15"/>
+                <w:rFonts w:ascii="Thonburi" w:hAnsi="Thonburi" w:cs="Thonburi"/>
+              </w:rPr>
+              <w:t>20 คะแนน</w:t>
+            </w:r>
+          </w:p>
+        </w:tc>
+      </w:tr>
+      <w:tr>
+        <w:trPr>
+          <w:cantSplit/>
+        </w:trPr>
+        <w:tc>
+          <w:tcPr>
+            <w:tcW w:type="dxa" w:w="2304"/>
+            <w:shd w:fill="FFFFFF"/>
+            <w:tcMar>
+              <w:top w:w="35" w:type="dxa"/>
+              <w:bottom w:w="35" w:type="dxa"/>
+              <w:left w:w="55" w:type="dxa"/>
+              <w:right w:w="55" w:type="dxa"/>
+            </w:tcMar>
+          </w:tcPr>
+          <w:p>
+            <w:r>
+              <w:rPr>
+                <w:rFonts w:ascii="Thonburi" w:hAnsi="Thonburi"/>
+                <w:b w:val="0"/>
+                <w:i w:val="0"/>
+                <w:sz w:val="15"/>
+                <w:rFonts w:ascii="Thonburi" w:hAnsi="Thonburi" w:cs="Thonburi"/>
+              </w:rPr>
+              <w:t>3. Architecture &amp; Port Rule</w:t>
+            </w:r>
+          </w:p>
+        </w:tc>
+        <w:tc>
+          <w:tcPr>
+            <w:tcW w:type="dxa" w:w="5472"/>
+            <w:shd w:fill="FFFFFF"/>
+            <w:tcMar>
+              <w:top w:w="35" w:type="dxa"/>
+              <w:bottom w:w="35" w:type="dxa"/>
+              <w:left w:w="55" w:type="dxa"/>
+              <w:right w:w="55" w:type="dxa"/>
+            </w:tcMar>
+          </w:tcPr>
+          <w:p>
+            <w:r>
+              <w:rPr>
+                <w:rFonts w:ascii="Thonburi" w:hAnsi="Thonburi"/>
+                <w:b w:val="0"/>
+                <w:i w:val="0"/>
+                <w:sz w:val="15"/>
+                <w:rFonts w:ascii="Thonburi" w:hAnsi="Thonburi" w:cs="Thonburi"/>
+              </w:rPr>
+              <w:t>ระบบทำงานแบบ Single-Port บน Port 8000 ได้อย่างราบรื่น ไม่มีปัญหา Port ซ้ำซ้อน และเรียก API แบบ Relative Path ตามกฎ AGENTS.md</w:t>
+            </w:r>
+          </w:p>
+        </w:tc>
+        <w:tc>
+          <w:tcPr>
+            <w:tcW w:type="dxa" w:w="1728"/>
+            <w:shd w:fill="FFFFFF"/>
+            <w:tcMar>
+              <w:top w:w="35" w:type="dxa"/>
+              <w:bottom w:w="35" w:type="dxa"/>
+              <w:left w:w="55" w:type="dxa"/>
+              <w:right w:w="55" w:type="dxa"/>
+            </w:tcMar>
+          </w:tcPr>
+          <w:p>
+            <w:pPr>
+              <w:jc w:val="center"/>
+            </w:pPr>
+            <w:r>
+              <w:rPr>
+                <w:rFonts w:ascii="Thonburi" w:hAnsi="Thonburi"/>
+                <w:b/>
+                <w:i w:val="0"/>
+                <w:sz w:val="15"/>
+                <w:rFonts w:ascii="Thonburi" w:hAnsi="Thonburi" w:cs="Thonburi"/>
+              </w:rPr>
+              <w:t>20 คะแนน</w:t>
+            </w:r>
+          </w:p>
+        </w:tc>
+      </w:tr>
+      <w:tr>
+        <w:trPr>
+          <w:cantSplit/>
+        </w:trPr>
+        <w:tc>
+          <w:tcPr>
+            <w:tcW w:type="dxa" w:w="2304"/>
+            <w:shd w:fill="F8FAFC"/>
+            <w:tcMar>
+              <w:top w:w="35" w:type="dxa"/>
+              <w:bottom w:w="35" w:type="dxa"/>
+              <w:left w:w="55" w:type="dxa"/>
+              <w:right w:w="55" w:type="dxa"/>
+            </w:tcMar>
+          </w:tcPr>
+          <w:p>
+            <w:r>
+              <w:rPr>
+                <w:rFonts w:ascii="Thonburi" w:hAnsi="Thonburi"/>
+                <w:b w:val="0"/>
+                <w:i w:val="0"/>
+                <w:sz w:val="15"/>
+                <w:rFonts w:ascii="Thonburi" w:hAnsi="Thonburi" w:cs="Thonburi"/>
+              </w:rPr>
+              <w:t>🌟 Bonus Challenge</w:t>
+            </w:r>
+          </w:p>
+        </w:tc>
+        <w:tc>
+          <w:tcPr>
+            <w:tcW w:type="dxa" w:w="5472"/>
+            <w:shd w:fill="F8FAFC"/>
+            <w:tcMar>
+              <w:top w:w="35" w:type="dxa"/>
+              <w:bottom w:w="35" w:type="dxa"/>
+              <w:left w:w="55" w:type="dxa"/>
+              <w:right w:w="55" w:type="dxa"/>
+            </w:tcMar>
+          </w:tcPr>
+          <w:p>
+            <w:r>
+              <w:rPr>
+                <w:rFonts w:ascii="Thonburi" w:hAnsi="Thonburi"/>
+                <w:b w:val="0"/>
+                <w:i w:val="0"/>
+                <w:sz w:val="15"/>
+                <w:rFonts w:ascii="Thonburi" w:hAnsi="Thonburi" w:cs="Thonburi"/>
+              </w:rPr>
+              <w:t>มีระบบจำลองคลิกเลือกไฟล์ตัวอย่างจาก sample_documents/ แบบ One-Click Preset ทั้ง 8 เคสเพื่อความสะดวกรวดเร็วในการทดสอบ</w:t>
+            </w:r>
+          </w:p>
+        </w:tc>
+        <w:tc>
+          <w:tcPr>
+            <w:tcW w:type="dxa" w:w="1728"/>
+            <w:shd w:fill="F8FAFC"/>
+            <w:tcMar>
+              <w:top w:w="35" w:type="dxa"/>
+              <w:bottom w:w="35" w:type="dxa"/>
+              <w:left w:w="55" w:type="dxa"/>
+              <w:right w:w="55" w:type="dxa"/>
+            </w:tcMar>
+          </w:tcPr>
+          <w:p>
+            <w:pPr>
+              <w:jc w:val="center"/>
+            </w:pPr>
+            <w:r>
+              <w:rPr>
+                <w:rFonts w:ascii="Thonburi" w:hAnsi="Thonburi"/>
+                <w:b/>
+                <w:i w:val="0"/>
+                <w:sz w:val="15"/>
+                <w:rFonts w:ascii="Thonburi" w:hAnsi="Thonburi" w:cs="Thonburi"/>
+              </w:rPr>
+              <w:t>+10 คะแนนพิเศษ</w:t>
+            </w:r>
+          </w:p>
+        </w:tc>
+      </w:tr>
+    </w:tbl>
+    <w:p>
+      <w:pPr>
+        <w:spacing w:after="160"/>
+      </w:pPr>
+    </w:p>
+    <w:tbl>
+      <w:tblPr>
+        <w:tblW w:type="auto" w:w="0"/>
+        <w:jc w:val="center"/>
+        <w:tblLook w:firstColumn="1" w:firstRow="1" w:lastColumn="0" w:lastRow="0" w:noHBand="0" w:noVBand="1" w:val="04A0"/>
+      </w:tblPr>
+      <w:tblGrid>
+        <w:gridCol w:w="10512"/>
+      </w:tblGrid>
+      <w:tr>
+        <w:tc>
+          <w:tcPr>
+            <w:tcW w:type="dxa" w:w="10512"/>
+            <w:shd w:fill="F1F5F9"/>
+            <w:tcMar>
+              <w:top w:w="60" w:type="dxa"/>
+              <w:bottom w:w="60" w:type="dxa"/>
+              <w:left w:w="100" w:type="dxa"/>
+              <w:right w:w="100" w:type="dxa"/>
+            </w:tcMar>
+          </w:tcPr>
+          <w:p>
+            <w:pPr>
+              <w:jc w:val="center"/>
+            </w:pPr>
+            <w:r>
+              <w:rPr>
+                <w:rFonts w:ascii="Thonburi" w:hAnsi="Thonburi"/>
+                <w:b w:val="0"/>
+                <w:i/>
+                <w:color w:val="475569"/>
+                <w:sz w:val="16"/>
+                <w:rFonts w:ascii="Thonburi" w:hAnsi="Thonburi" w:cs="Thonburi"/>
+              </w:rPr>
+              <w:t>ขอให้ผู้เรียนทุกท่านสนุกกับการ Vibe Coding ระบบ Enterprise AI Auditor!</w:t>
+              <w:br/>
+              <w:t>หากมีข้อสงสัยเกี่ยวกับ Business Logic สามารถตรวจสอบได้จากตาราง Ground Truth Matrix ในหมวดที่ 4</w:t>
             </w:r>
           </w:p>
         </w:tc>
       </w:tr>
     </w:tbl>
     <w:sectPr>
+      <w:headerReference w:type="default" r:id="rId9"/>
+      <w:footerReference w:type="default" r:id="rId10"/>
       <w:pgSz w:w="12240" w:h="15840"/>
-      <w:pgMar w:top="864" w:right="864" w:bottom="864" w:left="864" w:header="720" w:footer="720" w:gutter="0"/>
+      <w:pgMar w:top="792" w:right="864" w:bottom="792" w:left="864" w:header="720" w:footer="720" w:gutter="0"/>
       <w:cols w:space="720"/>
       <w:docGrid w:linePitch="360"/>
     </w:sectPr>
   </w:body>
 </w:document>
+</file>
+
+<file path=word/footer1.xml><?xml version="1.0" encoding="utf-8"?>
+<w:ftr xmlns:m="http://schemas.openxmlformats.org/officeDocument/2006/math" xmlns:mc="http://schemas.openxmlformats.org/markup-compatibility/2006" xmlns:mo="http://schemas.microsoft.com/office/mac/office/2008/main" xmlns:mv="urn:schemas-microsoft-com:mac:vml" xmlns:o="urn:schemas-microsoft-com:office:office" xmlns:r="http://schemas.openxmlformats.org/officeDocument/2006/relationships" xmlns:v="urn:schemas-microsoft-com:vml" xmlns:w10="urn:schemas-microsoft-com:office:word" xmlns:w14="http://schemas.microsoft.com/office/word/2010/wordml" xmlns:w="http://schemas.openxmlformats.org/wordprocessingml/2006/main" xmlns:wne="http://schemas.microsoft.com/office/word/2006/wordml" xmlns:wp14="http://schemas.microsoft.com/office/word/2010/wordprocessingDrawing" xmlns:wp="http://schemas.openxmlformats.org/drawingml/2006/wordprocessingDrawing" xmlns:wpc="http://schemas.microsoft.com/office/word/2010/wordprocessingCanvas" xmlns:wpg="http://schemas.microsoft.com/office/word/2010/wordprocessingGroup" xmlns:wpi="http://schemas.microsoft.com/office/word/2010/wordprocessingInk" xmlns:wps="http://schemas.microsoft.com/office/word/2010/wordprocessingShape" mc:Ignorable="w14 wp14">
+  <w:p>
+    <w:pPr>
+      <w:pStyle w:val="Footer"/>
+      <w:jc w:val="right"/>
+    </w:pPr>
+    <w:r>
+      <w:rPr>
+        <w:rFonts w:ascii="Thonburi" w:hAnsi="Thonburi"/>
+        <w:b w:val="0"/>
+        <w:i w:val="0"/>
+        <w:color w:val="94A3B8"/>
+        <w:sz w:val="15"/>
+        <w:rFonts w:ascii="Thonburi" w:hAnsi="Thonburi" w:cs="Thonburi"/>
+      </w:rPr>
+      <w:t>โจทย์: Smart PO &amp; Invoice Auditor | สื่อการสอน Vibe Coding</w:t>
+    </w:r>
+  </w:p>
+</w:ftr>
+</file>
+
+<file path=word/header1.xml><?xml version="1.0" encoding="utf-8"?>
+<w:hdr xmlns:m="http://schemas.openxmlformats.org/officeDocument/2006/math" xmlns:mc="http://schemas.openxmlformats.org/markup-compatibility/2006" xmlns:mo="http://schemas.microsoft.com/office/mac/office/2008/main" xmlns:mv="urn:schemas-microsoft-com:mac:vml" xmlns:o="urn:schemas-microsoft-com:office:office" xmlns:r="http://schemas.openxmlformats.org/officeDocument/2006/relationships" xmlns:v="urn:schemas-microsoft-com:vml" xmlns:w10="urn:schemas-microsoft-com:office:word" xmlns:w14="http://schemas.microsoft.com/office/word/2010/wordml" xmlns:w="http://schemas.openxmlformats.org/wordprocessingml/2006/main" xmlns:wne="http://schemas.microsoft.com/office/word/2006/wordml" xmlns:wp14="http://schemas.microsoft.com/office/word/2010/wordprocessingDrawing" xmlns:wp="http://schemas.openxmlformats.org/drawingml/2006/wordprocessingDrawing" xmlns:wpc="http://schemas.microsoft.com/office/word/2010/wordprocessingCanvas" xmlns:wpg="http://schemas.microsoft.com/office/word/2010/wordprocessingGroup" xmlns:wpi="http://schemas.microsoft.com/office/word/2010/wordprocessingInk" xmlns:wps="http://schemas.microsoft.com/office/word/2010/wordprocessingShape" mc:Ignorable="w14 wp14">
+  <w:p>
+    <w:pPr>
+      <w:pStyle w:val="Header"/>
+      <w:jc w:val="right"/>
+    </w:pPr>
+    <w:r>
+      <w:rPr>
+        <w:rFonts w:ascii="Thonburi" w:hAnsi="Thonburi"/>
+        <w:b w:val="0"/>
+        <w:i w:val="0"/>
+        <w:color w:val="94A3B8"/>
+        <w:sz w:val="15"/>
+        <w:rFonts w:ascii="Thonburi" w:hAnsi="Thonburi" w:cs="Thonburi"/>
+      </w:rPr>
+      <w:t>โจทย์: Smart PO &amp; Invoice Auditor | สื่อการสอน Vibe Coding</w:t>
+    </w:r>
+  </w:p>
+</w:hdr>
 </file>
 
 <file path=word/numbering.xml><?xml version="1.0" encoding="utf-8"?>
@@ -1755,7 +5939,7 @@
     <w:rPr>
       <w:rFonts w:ascii="Thonburi" w:hAnsi="Thonburi"/>
       <w:color w:val="1F2937"/>
-      <w:sz w:val="19"/>
+      <w:sz w:val="17"/>
     </w:rPr>
   </w:style>
   <w:style w:type="paragraph" w:styleId="Header">
